--- a/templates/CHA PL.docx
+++ b/templates/CHA PL.docx
@@ -70,12 +70,12 @@
         <w:gridCol w:w="990"/>
         <w:gridCol w:w="89"/>
         <w:gridCol w:w="451"/>
-        <w:gridCol w:w="287"/>
-        <w:gridCol w:w="1333"/>
+        <w:gridCol w:w="286"/>
+        <w:gridCol w:w="1334"/>
         <w:gridCol w:w="540"/>
         <w:gridCol w:w="449"/>
-        <w:gridCol w:w="900"/>
-        <w:gridCol w:w="1048"/>
+        <w:gridCol w:w="719"/>
+        <w:gridCol w:w="1229"/>
         <w:gridCol w:w="392"/>
         <w:gridCol w:w="720"/>
         <w:gridCol w:w="1260"/>
@@ -86,7 +86,7 @@
         </w:trPr>
         <w:tc>
           <w:tcPr>
-            <w:tcW w:w="3527" w:type="dxa"/>
+            <w:tcW w:w="3526" w:type="dxa"/>
             <w:gridSpan w:val="6"/>
             <w:vMerge w:val="restart"/>
             <w:tcBorders>
@@ -205,7 +205,7 @@
         </w:tc>
         <w:tc>
           <w:tcPr>
-            <w:tcW w:w="2322" w:type="dxa"/>
+            <w:tcW w:w="2323" w:type="dxa"/>
             <w:gridSpan w:val="3"/>
             <w:tcBorders>
               <w:top w:val="single" w:sz="4" w:space="0" w:color="000000"/>
@@ -383,7 +383,7 @@
         </w:trPr>
         <w:tc>
           <w:tcPr>
-            <w:tcW w:w="3527" w:type="dxa"/>
+            <w:tcW w:w="3526" w:type="dxa"/>
             <w:gridSpan w:val="6"/>
             <w:vMerge w:val="continue"/>
             <w:tcBorders>
@@ -411,7 +411,7 @@
         </w:tc>
         <w:tc>
           <w:tcPr>
-            <w:tcW w:w="4270" w:type="dxa"/>
+            <w:tcW w:w="4271" w:type="dxa"/>
             <w:gridSpan w:val="5"/>
             <w:tcBorders>
               <w:top w:val="single" w:sz="4" w:space="0" w:color="000000"/>
@@ -1251,17 +1251,7 @@
                 <w:sz w:val="18"/>
                 <w:szCs w:val="18"/>
               </w:rPr>
-              <w:t>PORT OF DISCHARG</w:t>
-            </w:r>
-            <w:r>
-              <w:rPr>
-                <w:rFonts w:cs="Arial" w:ascii="Arial" w:hAnsi="Arial"/>
-                <w:b/>
-                <w:bCs/>
-                <w:sz w:val="18"/>
-                <w:szCs w:val="18"/>
-              </w:rPr>
-              <w:t>E</w:t>
+              <w:t>PORT OF DISCHARGE</w:t>
             </w:r>
           </w:p>
           <w:p>
@@ -1393,7 +1383,12 @@
               </w:rPr>
             </w:pPr>
             <w:r>
-              <w:rPr/>
+              <w:rPr>
+                <w:rFonts w:cs="Arial" w:ascii="Arial" w:hAnsi="Arial"/>
+                <w:b/>
+                <w:sz w:val="18"/>
+                <w:szCs w:val="18"/>
+              </w:rPr>
             </w:r>
           </w:p>
         </w:tc>
@@ -1595,7 +1590,12 @@
               </w:rPr>
             </w:pPr>
             <w:r>
-              <w:rPr/>
+              <w:rPr>
+                <w:rFonts w:cs="Arial" w:ascii="Arial" w:hAnsi="Arial"/>
+                <w:sz w:val="18"/>
+                <w:szCs w:val="18"/>
+                <w:lang w:eastAsia="en-GB"/>
+              </w:rPr>
             </w:r>
           </w:p>
         </w:tc>
@@ -1945,7 +1945,11 @@
               </w:rPr>
             </w:pPr>
             <w:r>
-              <w:rPr/>
+              <w:rPr>
+                <w:rFonts w:cs="Arial" w:ascii="Arial" w:hAnsi="Arial"/>
+                <w:sz w:val="18"/>
+                <w:szCs w:val="22"/>
+              </w:rPr>
             </w:r>
           </w:p>
         </w:tc>
@@ -1987,16 +1991,6 @@
                 <w:sz w:val="22"/>
               </w:rPr>
               <w:t>Certifying that goods are packed in export standard.</w:t>
-            </w:r>
-            <w:r>
-              <w:rPr>
-                <w:rFonts w:cs="Arial" w:ascii="Arial" w:hAnsi="Arial"/>
-                <w:b/>
-                <w:bCs/>
-                <w:sz w:val="22"/>
-                <w:szCs w:val="22"/>
-              </w:rPr>
-              <w:t xml:space="preserve"> </w:t>
             </w:r>
           </w:p>
         </w:tc>
@@ -2023,7 +2017,12 @@
               </w:rPr>
             </w:pPr>
             <w:r>
-              <w:rPr/>
+              <w:rPr>
+                <w:rFonts w:cs="Arial" w:ascii="Arial" w:hAnsi="Arial"/>
+                <w:b/>
+                <w:sz w:val="20"/>
+                <w:szCs w:val="20"/>
+              </w:rPr>
             </w:r>
           </w:p>
         </w:tc>
@@ -2097,7 +2096,7 @@
         </w:tc>
         <w:tc>
           <w:tcPr>
-            <w:tcW w:w="1889" w:type="dxa"/>
+            <w:tcW w:w="1708" w:type="dxa"/>
             <w:gridSpan w:val="3"/>
             <w:vMerge w:val="restart"/>
             <w:tcBorders>
@@ -2141,7 +2140,7 @@
         </w:tc>
         <w:tc>
           <w:tcPr>
-            <w:tcW w:w="3420" w:type="dxa"/>
+            <w:tcW w:w="3601" w:type="dxa"/>
             <w:gridSpan w:val="4"/>
             <w:vMerge w:val="restart"/>
             <w:tcBorders>
@@ -2167,7 +2166,25 @@
                 <w:sz w:val="22"/>
                 <w:szCs w:val="22"/>
               </w:rPr>
-              <w:t>For {{ exporter.company_name }}</w:t>
+              <w:t>F</w:t>
+            </w:r>
+            <w:r>
+              <w:rPr>
+                <w:rFonts w:cs="Arial" w:ascii="Arial" w:hAnsi="Arial"/>
+                <w:b/>
+                <w:sz w:val="22"/>
+                <w:szCs w:val="22"/>
+              </w:rPr>
+              <w:t>OR</w:t>
+            </w:r>
+            <w:r>
+              <w:rPr>
+                <w:rFonts w:cs="Arial" w:ascii="Arial" w:hAnsi="Arial"/>
+                <w:b/>
+                <w:sz w:val="22"/>
+                <w:szCs w:val="22"/>
+              </w:rPr>
+              <w:t xml:space="preserve"> {{ exporter.company_name }}</w:t>
             </w:r>
           </w:p>
           <w:p>
@@ -2266,7 +2283,12 @@
               </w:rPr>
             </w:pPr>
             <w:r>
-              <w:rPr/>
+              <w:rPr>
+                <w:rFonts w:cs="Arial" w:ascii="Arial" w:hAnsi="Arial"/>
+                <w:b/>
+                <w:sz w:val="20"/>
+                <w:szCs w:val="20"/>
+              </w:rPr>
             </w:r>
           </w:p>
         </w:tc>
@@ -2342,7 +2364,7 @@
         </w:tc>
         <w:tc>
           <w:tcPr>
-            <w:tcW w:w="1889" w:type="dxa"/>
+            <w:tcW w:w="1708" w:type="dxa"/>
             <w:gridSpan w:val="3"/>
             <w:vMerge w:val="continue"/>
             <w:tcBorders>
@@ -2369,7 +2391,7 @@
         </w:tc>
         <w:tc>
           <w:tcPr>
-            <w:tcW w:w="3420" w:type="dxa"/>
+            <w:tcW w:w="3601" w:type="dxa"/>
             <w:gridSpan w:val="4"/>
             <w:vMerge w:val="continue"/>
             <w:tcBorders>
@@ -2418,7 +2440,12 @@
               </w:rPr>
             </w:pPr>
             <w:r>
-              <w:rPr/>
+              <w:rPr>
+                <w:rFonts w:cs="Arial" w:ascii="Arial" w:hAnsi="Arial"/>
+                <w:b/>
+                <w:sz w:val="20"/>
+                <w:szCs w:val="20"/>
+              </w:rPr>
             </w:r>
           </w:p>
         </w:tc>
@@ -2494,7 +2521,7 @@
         </w:tc>
         <w:tc>
           <w:tcPr>
-            <w:tcW w:w="1889" w:type="dxa"/>
+            <w:tcW w:w="1708" w:type="dxa"/>
             <w:gridSpan w:val="3"/>
             <w:tcBorders>
               <w:left w:val="single" w:sz="4" w:space="0" w:color="000000"/>
@@ -2520,7 +2547,7 @@
         </w:tc>
         <w:tc>
           <w:tcPr>
-            <w:tcW w:w="3420" w:type="dxa"/>
+            <w:tcW w:w="3601" w:type="dxa"/>
             <w:gridSpan w:val="4"/>
             <w:vMerge w:val="continue"/>
             <w:tcBorders>
@@ -2577,7 +2604,7 @@
         </w:tc>
         <w:tc>
           <w:tcPr>
-            <w:tcW w:w="6739" w:type="dxa"/>
+            <w:tcW w:w="6558" w:type="dxa"/>
             <w:gridSpan w:val="9"/>
             <w:tcBorders>
               <w:left w:val="single" w:sz="4" w:space="0" w:color="000000"/>
@@ -2625,7 +2652,7 @@
         </w:tc>
         <w:tc>
           <w:tcPr>
-            <w:tcW w:w="3420" w:type="dxa"/>
+            <w:tcW w:w="3601" w:type="dxa"/>
             <w:gridSpan w:val="4"/>
             <w:vMerge w:val="continue"/>
             <w:tcBorders>
@@ -2921,7 +2948,7 @@
     <w:hyperlink r:id="rId1">
       <w:r>
         <w:rPr>
-          <w:rStyle w:val="ListLabel334"/>
+          <w:rStyle w:val="ListLabel1"/>
           <w:rFonts w:eastAsia="Times New Roman" w:cs="Times New Roman" w:ascii="Times New Roman" w:hAnsi="Times New Roman"/>
           <w:lang w:eastAsia="en-GB"/>
         </w:rPr>
@@ -3010,7 +3037,7 @@
     <w:hyperlink r:id="rId1">
       <w:r>
         <w:rPr>
-          <w:rStyle w:val="ListLabel334"/>
+          <w:rStyle w:val="ListLabel1"/>
           <w:rFonts w:eastAsia="Times New Roman" w:cs="Times New Roman" w:ascii="Times New Roman" w:hAnsi="Times New Roman"/>
           <w:lang w:eastAsia="en-GB"/>
         </w:rPr>
@@ -3163,7 +3190,7 @@
   <w:docDefaults>
     <w:rPrDefault>
       <w:rPr>
-        <w:rFonts w:ascii="Calibri" w:hAnsi="Calibri" w:eastAsia="Calibri" w:cs="Mangal" w:asciiTheme="minorHAnsi" w:cstheme="minorBidi" w:eastAsiaTheme="minorHAnsi" w:hAnsiTheme="minorHAnsi"/>
+        <w:rFonts w:ascii="Calibri" w:hAnsi="Calibri" w:eastAsia="Calibri" w:cs="" w:asciiTheme="minorHAnsi" w:cstheme="minorBidi" w:eastAsiaTheme="minorHAnsi" w:hAnsiTheme="minorHAnsi"/>
         <w:sz w:val="24"/>
         <w:szCs w:val="24"/>
         <w:lang w:val="en-IN" w:eastAsia="en-US" w:bidi="ar-SA"/>
@@ -3559,6 +3586,7 @@
     <w:rsid w:val="00531b87"/>
     <w:pPr>
       <w:widowControl/>
+      <w:suppressAutoHyphens w:val="true"/>
       <w:bidi w:val="0"/>
       <w:spacing w:before="0" w:after="0"/>
       <w:jc w:val="left"/>
@@ -3788,7 +3816,7 @@
       </w:tabs>
     </w:pPr>
     <w:rPr>
-      <w:rFonts w:ascii="Calibri" w:hAnsi="Calibri" w:eastAsia="Calibri" w:cs="Mangal" w:asciiTheme="minorHAnsi" w:cstheme="minorBidi" w:eastAsiaTheme="minorHAnsi" w:hAnsiTheme="minorHAnsi"/>
+      <w:rFonts w:ascii="Calibri" w:hAnsi="Calibri" w:eastAsia="Calibri" w:cs="" w:asciiTheme="minorHAnsi" w:cstheme="minorBidi" w:eastAsiaTheme="minorHAnsi" w:hAnsiTheme="minorHAnsi"/>
     </w:rPr>
   </w:style>
   <w:style w:type="paragraph" w:styleId="Footer">
@@ -3806,7 +3834,7 @@
       </w:tabs>
     </w:pPr>
     <w:rPr>
-      <w:rFonts w:ascii="Calibri" w:hAnsi="Calibri" w:eastAsia="Calibri" w:cs="Mangal" w:asciiTheme="minorHAnsi" w:cstheme="minorBidi" w:eastAsiaTheme="minorHAnsi" w:hAnsiTheme="minorHAnsi"/>
+      <w:rFonts w:ascii="Calibri" w:hAnsi="Calibri" w:eastAsia="Calibri" w:cs="" w:asciiTheme="minorHAnsi" w:cstheme="minorBidi" w:eastAsiaTheme="minorHAnsi" w:hAnsiTheme="minorHAnsi"/>
     </w:rPr>
   </w:style>
   <w:style w:type="paragraph" w:styleId="TableParagraph" w:customStyle="1">
@@ -3911,6 +3939,7 @@
     <w:rsid w:val="00fc7678"/>
     <w:pPr>
       <w:widowControl/>
+      <w:suppressAutoHyphens w:val="true"/>
       <w:bidi w:val="0"/>
       <w:spacing w:before="0" w:after="0"/>
       <w:jc w:val="left"/>

--- a/templates/CHA PL.docx
+++ b/templates/CHA PL.docx
@@ -9,7 +9,6 @@
         <w:keepLines w:val="false"/>
         <w:pageBreakBefore w:val="false"/>
         <w:widowControl/>
-        <w:pBdr/>
         <w:shd w:val="clear" w:fill="auto"/>
         <w:tabs>
           <w:tab w:val="clear" w:pos="720"/>
@@ -68,7 +67,6 @@
         <w:keepLines w:val="false"/>
         <w:pageBreakBefore w:val="false"/>
         <w:widowControl/>
-        <w:pBdr/>
         <w:shd w:val="clear" w:fill="auto"/>
         <w:tabs>
           <w:tab w:val="clear" w:pos="720"/>
@@ -124,7 +122,7 @@
     <w:tbl>
       <w:tblPr>
         <w:tblStyle w:val="Table1"/>
-        <w:tblW w:w="10169" w:type="dxa"/>
+        <w:tblW w:w="10171" w:type="dxa"/>
         <w:jc w:val="left"/>
         <w:tblInd w:w="-10" w:type="dxa"/>
         <w:tblLayout w:type="fixed"/>
@@ -138,18 +136,18 @@
       </w:tblPr>
       <w:tblGrid>
         <w:gridCol w:w="1710"/>
-        <w:gridCol w:w="989"/>
-        <w:gridCol w:w="90"/>
-        <w:gridCol w:w="450"/>
-        <w:gridCol w:w="287"/>
-        <w:gridCol w:w="1333"/>
+        <w:gridCol w:w="1079"/>
+        <w:gridCol w:w="101"/>
+        <w:gridCol w:w="348"/>
+        <w:gridCol w:w="18"/>
+        <w:gridCol w:w="1602"/>
         <w:gridCol w:w="540"/>
-        <w:gridCol w:w="450"/>
-        <w:gridCol w:w="900"/>
-        <w:gridCol w:w="1047"/>
-        <w:gridCol w:w="393"/>
-        <w:gridCol w:w="720"/>
-        <w:gridCol w:w="1260"/>
+        <w:gridCol w:w="840"/>
+        <w:gridCol w:w="511"/>
+        <w:gridCol w:w="1046"/>
+        <w:gridCol w:w="235"/>
+        <w:gridCol w:w="805"/>
+        <w:gridCol w:w="1336"/>
       </w:tblGrid>
       <w:tr>
         <w:trPr>
@@ -157,7 +155,7 @@
         </w:trPr>
         <w:tc>
           <w:tcPr>
-            <w:tcW w:w="3526" w:type="dxa"/>
+            <w:tcW w:w="3256" w:type="dxa"/>
             <w:gridSpan w:val="5"/>
             <w:vMerge w:val="restart"/>
             <w:tcBorders>
@@ -172,7 +170,6 @@
               <w:keepNext w:val="false"/>
               <w:keepLines w:val="false"/>
               <w:widowControl/>
-              <w:pBdr/>
               <w:shd w:val="clear" w:fill="auto"/>
               <w:spacing w:lineRule="auto" w:line="240" w:before="0" w:after="0"/>
               <w:ind w:hanging="0" w:left="65" w:right="0"/>
@@ -212,7 +209,6 @@
               <w:keepNext w:val="false"/>
               <w:keepLines w:val="false"/>
               <w:widowControl/>
-              <w:pBdr/>
               <w:shd w:val="clear" w:fill="auto"/>
               <w:spacing w:lineRule="auto" w:line="252" w:before="23" w:after="0"/>
               <w:ind w:hanging="0" w:left="52" w:right="18"/>
@@ -252,7 +248,6 @@
               <w:keepNext w:val="false"/>
               <w:keepLines w:val="false"/>
               <w:widowControl/>
-              <w:pBdr/>
               <w:shd w:val="clear" w:fill="auto"/>
               <w:spacing w:lineRule="auto" w:line="252" w:before="23" w:after="0"/>
               <w:ind w:hanging="0" w:left="52" w:right="18"/>
@@ -292,9 +287,8 @@
               <w:keepNext w:val="false"/>
               <w:keepLines w:val="false"/>
               <w:widowControl/>
-              <w:pBdr/>
-              <w:shd w:val="clear" w:fill="auto"/>
-              <w:spacing w:lineRule="auto" w:line="244" w:before="2" w:after="0"/>
+              <w:shd w:val="clear" w:fill="auto"/>
+              <w:spacing w:lineRule="auto" w:line="242" w:before="2" w:after="0"/>
               <w:ind w:hanging="0" w:left="52" w:right="18"/>
               <w:jc w:val="left"/>
               <w:rPr>
@@ -329,7 +323,7 @@
         </w:tc>
         <w:tc>
           <w:tcPr>
-            <w:tcW w:w="2323" w:type="dxa"/>
+            <w:tcW w:w="2982" w:type="dxa"/>
             <w:gridSpan w:val="3"/>
             <w:tcBorders>
               <w:top w:val="single" w:sz="4" w:space="0" w:color="000000"/>
@@ -344,7 +338,6 @@
               <w:keepNext w:val="false"/>
               <w:keepLines w:val="false"/>
               <w:widowControl/>
-              <w:pBdr/>
               <w:shd w:val="clear" w:fill="auto"/>
               <w:spacing w:lineRule="auto" w:line="240" w:before="60" w:after="0"/>
               <w:ind w:hanging="0" w:left="59" w:right="0"/>
@@ -384,7 +377,6 @@
               <w:keepNext w:val="false"/>
               <w:keepLines w:val="false"/>
               <w:widowControl/>
-              <w:pBdr/>
               <w:shd w:val="clear" w:fill="auto"/>
               <w:spacing w:lineRule="auto" w:line="240" w:before="60" w:after="0"/>
               <w:ind w:hanging="0" w:left="59" w:right="0"/>
@@ -424,7 +416,6 @@
               <w:keepNext w:val="false"/>
               <w:keepLines w:val="false"/>
               <w:widowControl/>
-              <w:pBdr/>
               <w:shd w:val="clear" w:fill="auto"/>
               <w:spacing w:lineRule="auto" w:line="240" w:before="60" w:after="0"/>
               <w:ind w:hanging="0" w:left="59" w:right="0"/>
@@ -461,7 +452,7 @@
         </w:tc>
         <w:tc>
           <w:tcPr>
-            <w:tcW w:w="4320" w:type="dxa"/>
+            <w:tcW w:w="3933" w:type="dxa"/>
             <w:gridSpan w:val="5"/>
             <w:tcBorders>
               <w:top w:val="single" w:sz="4" w:space="0" w:color="000000"/>
@@ -476,7 +467,6 @@
               <w:keepNext w:val="false"/>
               <w:keepLines w:val="false"/>
               <w:widowControl/>
-              <w:pBdr/>
               <w:shd w:val="clear" w:fill="auto"/>
               <w:spacing w:lineRule="auto" w:line="240" w:before="60" w:after="0"/>
               <w:ind w:hanging="0" w:left="59" w:right="0"/>
@@ -516,7 +506,6 @@
               <w:keepNext w:val="false"/>
               <w:keepLines w:val="false"/>
               <w:widowControl/>
-              <w:pBdr/>
               <w:shd w:val="clear" w:fill="auto"/>
               <w:spacing w:lineRule="auto" w:line="240" w:before="92" w:after="0"/>
               <w:ind w:hanging="0" w:left="68" w:right="1460"/>
@@ -556,7 +545,6 @@
               <w:keepNext w:val="false"/>
               <w:keepLines w:val="false"/>
               <w:widowControl/>
-              <w:pBdr/>
               <w:shd w:val="clear" w:fill="auto"/>
               <w:spacing w:lineRule="auto" w:line="240" w:before="92" w:after="0"/>
               <w:ind w:hanging="0" w:left="68" w:right="1460"/>
@@ -596,7 +584,6 @@
               <w:keepNext w:val="false"/>
               <w:keepLines w:val="false"/>
               <w:widowControl/>
-              <w:pBdr/>
               <w:shd w:val="clear" w:fill="auto"/>
               <w:spacing w:lineRule="auto" w:line="240" w:before="92" w:after="0"/>
               <w:ind w:hanging="0" w:left="68" w:right="174"/>
@@ -638,7 +625,7 @@
         </w:trPr>
         <w:tc>
           <w:tcPr>
-            <w:tcW w:w="3526" w:type="dxa"/>
+            <w:tcW w:w="3256" w:type="dxa"/>
             <w:gridSpan w:val="5"/>
             <w:vMerge w:val="continue"/>
             <w:tcBorders>
@@ -653,7 +640,6 @@
               <w:keepNext w:val="false"/>
               <w:keepLines w:val="false"/>
               <w:widowControl w:val="false"/>
-              <w:pBdr/>
               <w:shd w:val="clear" w:fill="auto"/>
               <w:spacing w:lineRule="auto" w:line="276" w:before="0" w:after="0"/>
               <w:ind w:hanging="0" w:left="0" w:right="0"/>
@@ -704,7 +690,7 @@
         </w:tc>
         <w:tc>
           <w:tcPr>
-            <w:tcW w:w="4270" w:type="dxa"/>
+            <w:tcW w:w="4539" w:type="dxa"/>
             <w:gridSpan w:val="5"/>
             <w:tcBorders>
               <w:top w:val="single" w:sz="4" w:space="0" w:color="000000"/>
@@ -718,7 +704,6 @@
               <w:keepNext w:val="false"/>
               <w:keepLines w:val="false"/>
               <w:widowControl/>
-              <w:pBdr/>
               <w:shd w:val="clear" w:fill="auto"/>
               <w:spacing w:lineRule="auto" w:line="240" w:before="57" w:after="0"/>
               <w:ind w:hanging="0" w:left="66" w:right="0"/>
@@ -758,7 +743,6 @@
               <w:keepNext w:val="false"/>
               <w:keepLines w:val="false"/>
               <w:widowControl/>
-              <w:pBdr/>
               <w:shd w:val="clear" w:fill="auto"/>
               <w:spacing w:lineRule="auto" w:line="240" w:before="0" w:after="0"/>
               <w:ind w:hanging="0" w:left="0" w:right="0"/>
@@ -795,7 +779,7 @@
         </w:tc>
         <w:tc>
           <w:tcPr>
-            <w:tcW w:w="2373" w:type="dxa"/>
+            <w:tcW w:w="2376" w:type="dxa"/>
             <w:gridSpan w:val="3"/>
             <w:tcBorders>
               <w:top w:val="single" w:sz="4" w:space="0" w:color="000000"/>
@@ -809,7 +793,6 @@
               <w:keepNext w:val="false"/>
               <w:keepLines w:val="false"/>
               <w:widowControl/>
-              <w:pBdr/>
               <w:shd w:val="clear" w:fill="auto"/>
               <w:spacing w:lineRule="auto" w:line="240" w:before="57" w:after="0"/>
               <w:ind w:hanging="0" w:left="24" w:right="0"/>
@@ -849,7 +832,6 @@
               <w:keepNext w:val="false"/>
               <w:keepLines w:val="false"/>
               <w:widowControl/>
-              <w:pBdr/>
               <w:shd w:val="clear" w:fill="auto"/>
               <w:spacing w:lineRule="auto" w:line="240" w:before="57" w:after="0"/>
               <w:ind w:hanging="0" w:left="24" w:right="0"/>
@@ -887,11 +869,11 @@
       </w:tr>
       <w:tr>
         <w:trPr>
-          <w:trHeight w:val="930" w:hRule="atLeast"/>
+          <w:trHeight w:val="784" w:hRule="atLeast"/>
         </w:trPr>
         <w:tc>
           <w:tcPr>
-            <w:tcW w:w="10169" w:type="dxa"/>
+            <w:tcW w:w="10171" w:type="dxa"/>
             <w:gridSpan w:val="13"/>
             <w:tcBorders>
               <w:top w:val="single" w:sz="4" w:space="0" w:color="000000"/>
@@ -906,7 +888,6 @@
               <w:keepNext w:val="false"/>
               <w:keepLines w:val="false"/>
               <w:widowControl/>
-              <w:pBdr/>
               <w:shd w:val="clear" w:fill="auto"/>
               <w:spacing w:lineRule="auto" w:line="240" w:before="30" w:after="0"/>
               <w:ind w:firstLine="5" w:left="60" w:right="0"/>
@@ -946,7 +927,6 @@
               <w:keepNext w:val="false"/>
               <w:keepLines w:val="false"/>
               <w:widowControl/>
-              <w:pBdr/>
               <w:shd w:val="clear" w:fill="auto"/>
               <w:spacing w:lineRule="auto" w:line="240" w:before="0" w:after="0"/>
               <w:ind w:hanging="0" w:left="90" w:right="0"/>
@@ -986,7 +966,6 @@
               <w:keepNext w:val="false"/>
               <w:keepLines w:val="false"/>
               <w:widowControl/>
-              <w:pBdr/>
               <w:shd w:val="clear" w:fill="auto"/>
               <w:spacing w:lineRule="auto" w:line="240" w:before="0" w:after="0"/>
               <w:ind w:hanging="0" w:left="90" w:right="0"/>
@@ -1024,11 +1003,281 @@
       </w:tr>
       <w:tr>
         <w:trPr>
-          <w:trHeight w:val="709" w:hRule="atLeast"/>
+          <w:trHeight w:val="849" w:hRule="atLeast"/>
         </w:trPr>
         <w:tc>
           <w:tcPr>
             <w:tcW w:w="2789" w:type="dxa"/>
+            <w:gridSpan w:val="2"/>
+            <w:tcBorders>
+              <w:top w:val="single" w:sz="4" w:space="0" w:color="000000"/>
+              <w:left w:val="single" w:sz="4" w:space="0" w:color="000000"/>
+              <w:bottom w:val="single" w:sz="4" w:space="0" w:color="000000"/>
+              <w:right w:val="single" w:sz="4" w:space="0" w:color="000000"/>
+            </w:tcBorders>
+          </w:tcPr>
+          <w:p>
+            <w:pPr>
+              <w:pStyle w:val="normal1"/>
+              <w:keepNext w:val="false"/>
+              <w:keepLines w:val="false"/>
+              <w:widowControl/>
+              <w:shd w:val="clear" w:fill="auto"/>
+              <w:spacing w:lineRule="auto" w:line="240" w:before="24" w:after="0"/>
+              <w:ind w:hanging="0" w:left="152" w:right="94"/>
+              <w:jc w:val="center"/>
+              <w:rPr>
+                <w:rFonts w:ascii="Arial" w:hAnsi="Arial"/>
+                <w:sz w:val="20"/>
+                <w:szCs w:val="20"/>
+              </w:rPr>
+            </w:pPr>
+            <w:r>
+              <w:rPr>
+                <w:rFonts w:eastAsia="Arial" w:cs="Arial" w:ascii="Arial" w:hAnsi="Arial"/>
+                <w:b/>
+                <w:bCs/>
+                <w:i w:val="false"/>
+                <w:iCs w:val="false"/>
+                <w:caps w:val="false"/>
+                <w:smallCaps w:val="false"/>
+                <w:strike w:val="false"/>
+                <w:dstrike w:val="false"/>
+                <w:color w:val="000000"/>
+                <w:position w:val="0"/>
+                <w:sz w:val="20"/>
+                <w:sz w:val="20"/>
+                <w:szCs w:val="20"/>
+                <w:u w:val="none"/>
+                <w:shd w:fill="auto" w:val="clear"/>
+                <w:vertAlign w:val="baseline"/>
+              </w:rPr>
+              <w:t>PRE-CARRIEGE BY:</w:t>
+            </w:r>
+          </w:p>
+          <w:p>
+            <w:pPr>
+              <w:pStyle w:val="normal1"/>
+              <w:keepNext w:val="false"/>
+              <w:keepLines w:val="false"/>
+              <w:widowControl/>
+              <w:shd w:val="clear" w:fill="auto"/>
+              <w:spacing w:lineRule="auto" w:line="240" w:before="20" w:after="0"/>
+              <w:ind w:hanging="0" w:left="152" w:right="92"/>
+              <w:jc w:val="center"/>
+              <w:rPr>
+                <w:rFonts w:ascii="Arial" w:hAnsi="Arial"/>
+                <w:sz w:val="20"/>
+                <w:szCs w:val="20"/>
+              </w:rPr>
+            </w:pPr>
+            <w:r>
+              <w:rPr>
+                <w:rFonts w:eastAsia="Arial" w:cs="Arial" w:ascii="Arial" w:hAnsi="Arial"/>
+                <w:b w:val="false"/>
+                <w:bCs w:val="false"/>
+                <w:i w:val="false"/>
+                <w:iCs w:val="false"/>
+                <w:caps w:val="false"/>
+                <w:smallCaps w:val="false"/>
+                <w:strike w:val="false"/>
+                <w:dstrike w:val="false"/>
+                <w:color w:val="000000"/>
+                <w:position w:val="0"/>
+                <w:sz w:val="20"/>
+                <w:sz w:val="20"/>
+                <w:szCs w:val="20"/>
+                <w:u w:val="none"/>
+                <w:shd w:fill="auto" w:val="clear"/>
+                <w:vertAlign w:val="baseline"/>
+              </w:rPr>
+              <w:t>{{ pre_carriage_by }}</w:t>
+            </w:r>
+          </w:p>
+        </w:tc>
+        <w:tc>
+          <w:tcPr>
+            <w:tcW w:w="3449" w:type="dxa"/>
+            <w:gridSpan w:val="6"/>
+            <w:tcBorders>
+              <w:top w:val="single" w:sz="4" w:space="0" w:color="000000"/>
+              <w:left w:val="single" w:sz="4" w:space="0" w:color="000000"/>
+              <w:bottom w:val="single" w:sz="4" w:space="0" w:color="000000"/>
+              <w:right w:val="single" w:sz="4" w:space="0" w:color="000000"/>
+            </w:tcBorders>
+          </w:tcPr>
+          <w:p>
+            <w:pPr>
+              <w:pStyle w:val="normal1"/>
+              <w:keepNext w:val="false"/>
+              <w:keepLines w:val="false"/>
+              <w:widowControl/>
+              <w:shd w:val="clear" w:fill="auto"/>
+              <w:spacing w:lineRule="auto" w:line="259" w:before="24" w:after="0"/>
+              <w:ind w:hanging="515" w:left="1094" w:right="517"/>
+              <w:jc w:val="center"/>
+              <w:rPr>
+                <w:rFonts w:ascii="Arial" w:hAnsi="Arial"/>
+                <w:sz w:val="20"/>
+                <w:szCs w:val="20"/>
+              </w:rPr>
+            </w:pPr>
+            <w:r>
+              <w:rPr>
+                <w:rFonts w:eastAsia="Arial" w:cs="Arial" w:ascii="Arial" w:hAnsi="Arial"/>
+                <w:b/>
+                <w:bCs/>
+                <w:i w:val="false"/>
+                <w:iCs w:val="false"/>
+                <w:caps w:val="false"/>
+                <w:smallCaps w:val="false"/>
+                <w:strike w:val="false"/>
+                <w:dstrike w:val="false"/>
+                <w:color w:val="000000"/>
+                <w:position w:val="0"/>
+                <w:sz w:val="20"/>
+                <w:sz w:val="20"/>
+                <w:szCs w:val="20"/>
+                <w:u w:val="none"/>
+                <w:shd w:fill="auto" w:val="clear"/>
+                <w:vertAlign w:val="baseline"/>
+              </w:rPr>
+              <w:t>PLACE OF RECEIPT</w:t>
+            </w:r>
+          </w:p>
+          <w:p>
+            <w:pPr>
+              <w:pStyle w:val="normal1"/>
+              <w:keepNext w:val="false"/>
+              <w:keepLines w:val="false"/>
+              <w:widowControl/>
+              <w:shd w:val="clear" w:fill="auto"/>
+              <w:spacing w:lineRule="auto" w:line="259" w:before="24" w:after="0"/>
+              <w:ind w:hanging="515" w:left="1094" w:right="517"/>
+              <w:jc w:val="center"/>
+              <w:rPr>
+                <w:rFonts w:ascii="Arial" w:hAnsi="Arial"/>
+                <w:sz w:val="20"/>
+                <w:szCs w:val="20"/>
+              </w:rPr>
+            </w:pPr>
+            <w:r>
+              <w:rPr>
+                <w:rFonts w:eastAsia="Arial" w:cs="Arial" w:ascii="Arial" w:hAnsi="Arial"/>
+                <w:b/>
+                <w:bCs/>
+                <w:i w:val="false"/>
+                <w:iCs w:val="false"/>
+                <w:caps w:val="false"/>
+                <w:smallCaps w:val="false"/>
+                <w:strike w:val="false"/>
+                <w:dstrike w:val="false"/>
+                <w:color w:val="000000"/>
+                <w:position w:val="0"/>
+                <w:sz w:val="20"/>
+                <w:sz w:val="20"/>
+                <w:szCs w:val="20"/>
+                <w:u w:val="none"/>
+                <w:shd w:fill="auto" w:val="clear"/>
+                <w:vertAlign w:val="baseline"/>
+              </w:rPr>
+              <w:t xml:space="preserve">BY  PRE-CARRIER </w:t>
+            </w:r>
+          </w:p>
+        </w:tc>
+        <w:tc>
+          <w:tcPr>
+            <w:tcW w:w="1557" w:type="dxa"/>
+            <w:gridSpan w:val="2"/>
+            <w:tcBorders>
+              <w:top w:val="single" w:sz="4" w:space="0" w:color="000000"/>
+              <w:left w:val="single" w:sz="4" w:space="0" w:color="000000"/>
+              <w:bottom w:val="single" w:sz="4" w:space="0" w:color="000000"/>
+              <w:right w:val="single" w:sz="4" w:space="0" w:color="000000"/>
+            </w:tcBorders>
+          </w:tcPr>
+          <w:p>
+            <w:pPr>
+              <w:pStyle w:val="normal1"/>
+              <w:keepNext w:val="false"/>
+              <w:keepLines w:val="false"/>
+              <w:widowControl/>
+              <w:shd w:val="clear" w:fill="auto"/>
+              <w:spacing w:lineRule="auto" w:line="240" w:before="24" w:after="0"/>
+              <w:ind w:hanging="0" w:left="81" w:right="0"/>
+              <w:jc w:val="center"/>
+              <w:rPr>
+                <w:rFonts w:ascii="Arial" w:hAnsi="Arial"/>
+                <w:sz w:val="20"/>
+                <w:szCs w:val="20"/>
+              </w:rPr>
+            </w:pPr>
+            <w:r>
+              <w:rPr>
+                <w:rFonts w:eastAsia="Arial" w:cs="Arial" w:ascii="Arial" w:hAnsi="Arial"/>
+                <w:b/>
+                <w:bCs/>
+                <w:i w:val="false"/>
+                <w:iCs w:val="false"/>
+                <w:caps w:val="false"/>
+                <w:smallCaps w:val="false"/>
+                <w:strike w:val="false"/>
+                <w:dstrike w:val="false"/>
+                <w:color w:val="000000"/>
+                <w:position w:val="0"/>
+                <w:sz w:val="20"/>
+                <w:sz w:val="20"/>
+                <w:szCs w:val="20"/>
+                <w:u w:val="none"/>
+                <w:shd w:fill="auto" w:val="clear"/>
+                <w:vertAlign w:val="baseline"/>
+              </w:rPr>
+              <w:t>COUNTRY OF ORIGIN</w:t>
+            </w:r>
+          </w:p>
+          <w:p>
+            <w:pPr>
+              <w:pStyle w:val="normal1"/>
+              <w:keepNext w:val="false"/>
+              <w:keepLines w:val="false"/>
+              <w:widowControl/>
+              <w:shd w:val="clear" w:fill="auto"/>
+              <w:spacing w:lineRule="auto" w:line="228" w:before="19" w:after="0"/>
+              <w:ind w:hanging="0" w:left="345" w:right="180"/>
+              <w:jc w:val="center"/>
+              <w:rPr>
+                <w:rFonts w:ascii="Arial" w:hAnsi="Arial"/>
+                <w:sz w:val="20"/>
+                <w:szCs w:val="20"/>
+              </w:rPr>
+            </w:pPr>
+            <w:r>
+              <w:rPr>
+                <w:rFonts w:eastAsia="Arial" w:cs="Arial" w:ascii="Arial" w:hAnsi="Arial"/>
+                <w:b w:val="false"/>
+                <w:bCs w:val="false"/>
+                <w:i w:val="false"/>
+                <w:iCs w:val="false"/>
+                <w:caps w:val="false"/>
+                <w:smallCaps w:val="false"/>
+                <w:strike w:val="false"/>
+                <w:dstrike w:val="false"/>
+                <w:color w:val="000000"/>
+                <w:position w:val="0"/>
+                <w:sz w:val="20"/>
+                <w:sz w:val="20"/>
+                <w:szCs w:val="20"/>
+                <w:u w:val="none"/>
+                <w:shd w:fill="auto" w:val="clear"/>
+                <w:vertAlign w:val="baseline"/>
+              </w:rPr>
+              <w:t>{{ country_of_origin }}</w:t>
+            </w:r>
+          </w:p>
+        </w:tc>
+        <w:tc>
+          <w:tcPr>
+            <w:tcW w:w="2376" w:type="dxa"/>
             <w:gridSpan w:val="3"/>
             <w:tcBorders>
               <w:top w:val="single" w:sz="4" w:space="0" w:color="000000"/>
@@ -1043,283 +1292,6 @@
               <w:keepNext w:val="false"/>
               <w:keepLines w:val="false"/>
               <w:widowControl/>
-              <w:pBdr/>
-              <w:shd w:val="clear" w:fill="auto"/>
-              <w:spacing w:lineRule="auto" w:line="240" w:before="24" w:after="0"/>
-              <w:ind w:hanging="0" w:left="152" w:right="94"/>
-              <w:jc w:val="center"/>
-              <w:rPr>
-                <w:rFonts w:ascii="Arial" w:hAnsi="Arial"/>
-                <w:sz w:val="20"/>
-                <w:szCs w:val="20"/>
-              </w:rPr>
-            </w:pPr>
-            <w:r>
-              <w:rPr>
-                <w:rFonts w:eastAsia="Arial" w:cs="Arial" w:ascii="Arial" w:hAnsi="Arial"/>
-                <w:b/>
-                <w:bCs/>
-                <w:i w:val="false"/>
-                <w:iCs w:val="false"/>
-                <w:caps w:val="false"/>
-                <w:smallCaps w:val="false"/>
-                <w:strike w:val="false"/>
-                <w:dstrike w:val="false"/>
-                <w:color w:val="000000"/>
-                <w:position w:val="0"/>
-                <w:sz w:val="20"/>
-                <w:sz w:val="20"/>
-                <w:szCs w:val="20"/>
-                <w:u w:val="none"/>
-                <w:shd w:fill="auto" w:val="clear"/>
-                <w:vertAlign w:val="baseline"/>
-              </w:rPr>
-              <w:t>PRE-CARRIEGE BY:</w:t>
-            </w:r>
-          </w:p>
-          <w:p>
-            <w:pPr>
-              <w:pStyle w:val="normal1"/>
-              <w:keepNext w:val="false"/>
-              <w:keepLines w:val="false"/>
-              <w:widowControl/>
-              <w:pBdr/>
-              <w:shd w:val="clear" w:fill="auto"/>
-              <w:spacing w:lineRule="auto" w:line="240" w:before="20" w:after="0"/>
-              <w:ind w:hanging="0" w:left="152" w:right="92"/>
-              <w:jc w:val="center"/>
-              <w:rPr>
-                <w:rFonts w:ascii="Arial" w:hAnsi="Arial"/>
-                <w:sz w:val="20"/>
-                <w:szCs w:val="20"/>
-              </w:rPr>
-            </w:pPr>
-            <w:r>
-              <w:rPr>
-                <w:rFonts w:eastAsia="Arial" w:cs="Arial" w:ascii="Arial" w:hAnsi="Arial"/>
-                <w:b w:val="false"/>
-                <w:bCs w:val="false"/>
-                <w:i w:val="false"/>
-                <w:iCs w:val="false"/>
-                <w:caps w:val="false"/>
-                <w:smallCaps w:val="false"/>
-                <w:strike w:val="false"/>
-                <w:dstrike w:val="false"/>
-                <w:color w:val="000000"/>
-                <w:position w:val="0"/>
-                <w:sz w:val="20"/>
-                <w:sz w:val="20"/>
-                <w:szCs w:val="20"/>
-                <w:u w:val="none"/>
-                <w:shd w:fill="auto" w:val="clear"/>
-                <w:vertAlign w:val="baseline"/>
-              </w:rPr>
-              <w:t>{{ pre_carriage_by }}</w:t>
-            </w:r>
-          </w:p>
-        </w:tc>
-        <w:tc>
-          <w:tcPr>
-            <w:tcW w:w="3060" w:type="dxa"/>
-            <w:gridSpan w:val="5"/>
-            <w:tcBorders>
-              <w:top w:val="single" w:sz="4" w:space="0" w:color="000000"/>
-              <w:left w:val="single" w:sz="4" w:space="0" w:color="000000"/>
-              <w:bottom w:val="single" w:sz="4" w:space="0" w:color="000000"/>
-              <w:right w:val="single" w:sz="4" w:space="0" w:color="000000"/>
-            </w:tcBorders>
-          </w:tcPr>
-          <w:p>
-            <w:pPr>
-              <w:pStyle w:val="normal1"/>
-              <w:keepNext w:val="false"/>
-              <w:keepLines w:val="false"/>
-              <w:widowControl/>
-              <w:pBdr/>
-              <w:shd w:val="clear" w:fill="auto"/>
-              <w:spacing w:lineRule="auto" w:line="259" w:before="24" w:after="0"/>
-              <w:ind w:hanging="515" w:left="1094" w:right="517"/>
-              <w:jc w:val="center"/>
-              <w:rPr>
-                <w:rFonts w:ascii="Arial" w:hAnsi="Arial"/>
-                <w:sz w:val="20"/>
-                <w:szCs w:val="20"/>
-              </w:rPr>
-            </w:pPr>
-            <w:r>
-              <w:rPr>
-                <w:rFonts w:eastAsia="Arial" w:cs="Arial" w:ascii="Arial" w:hAnsi="Arial"/>
-                <w:b/>
-                <w:bCs/>
-                <w:i w:val="false"/>
-                <w:iCs w:val="false"/>
-                <w:caps w:val="false"/>
-                <w:smallCaps w:val="false"/>
-                <w:strike w:val="false"/>
-                <w:dstrike w:val="false"/>
-                <w:color w:val="000000"/>
-                <w:position w:val="0"/>
-                <w:sz w:val="20"/>
-                <w:sz w:val="20"/>
-                <w:szCs w:val="20"/>
-                <w:u w:val="none"/>
-                <w:shd w:fill="auto" w:val="clear"/>
-                <w:vertAlign w:val="baseline"/>
-              </w:rPr>
-              <w:t>PLACE OF RECEIPT</w:t>
-            </w:r>
-          </w:p>
-          <w:p>
-            <w:pPr>
-              <w:pStyle w:val="normal1"/>
-              <w:keepNext w:val="false"/>
-              <w:keepLines w:val="false"/>
-              <w:widowControl/>
-              <w:pBdr/>
-              <w:shd w:val="clear" w:fill="auto"/>
-              <w:spacing w:lineRule="auto" w:line="259" w:before="24" w:after="0"/>
-              <w:ind w:hanging="515" w:left="1094" w:right="517"/>
-              <w:jc w:val="center"/>
-              <w:rPr>
-                <w:rFonts w:ascii="Arial" w:hAnsi="Arial"/>
-                <w:sz w:val="20"/>
-                <w:szCs w:val="20"/>
-              </w:rPr>
-            </w:pPr>
-            <w:r>
-              <w:rPr>
-                <w:rFonts w:eastAsia="Arial" w:cs="Arial" w:ascii="Arial" w:hAnsi="Arial"/>
-                <w:b/>
-                <w:bCs/>
-                <w:i w:val="false"/>
-                <w:iCs w:val="false"/>
-                <w:caps w:val="false"/>
-                <w:smallCaps w:val="false"/>
-                <w:strike w:val="false"/>
-                <w:dstrike w:val="false"/>
-                <w:color w:val="000000"/>
-                <w:position w:val="0"/>
-                <w:sz w:val="20"/>
-                <w:sz w:val="20"/>
-                <w:szCs w:val="20"/>
-                <w:u w:val="none"/>
-                <w:shd w:fill="auto" w:val="clear"/>
-                <w:vertAlign w:val="baseline"/>
-              </w:rPr>
-              <w:t>{{ place_of_receipt }}</w:t>
-            </w:r>
-          </w:p>
-        </w:tc>
-        <w:tc>
-          <w:tcPr>
-            <w:tcW w:w="1947" w:type="dxa"/>
-            <w:gridSpan w:val="2"/>
-            <w:tcBorders>
-              <w:top w:val="single" w:sz="4" w:space="0" w:color="000000"/>
-              <w:left w:val="single" w:sz="4" w:space="0" w:color="000000"/>
-              <w:bottom w:val="single" w:sz="4" w:space="0" w:color="000000"/>
-              <w:right w:val="single" w:sz="4" w:space="0" w:color="000000"/>
-            </w:tcBorders>
-          </w:tcPr>
-          <w:p>
-            <w:pPr>
-              <w:pStyle w:val="normal1"/>
-              <w:keepNext w:val="false"/>
-              <w:keepLines w:val="false"/>
-              <w:widowControl/>
-              <w:pBdr/>
-              <w:shd w:val="clear" w:fill="auto"/>
-              <w:spacing w:lineRule="auto" w:line="240" w:before="24" w:after="0"/>
-              <w:ind w:hanging="0" w:left="81" w:right="0"/>
-              <w:jc w:val="center"/>
-              <w:rPr>
-                <w:rFonts w:ascii="Arial" w:hAnsi="Arial"/>
-                <w:sz w:val="20"/>
-                <w:szCs w:val="20"/>
-              </w:rPr>
-            </w:pPr>
-            <w:r>
-              <w:rPr>
-                <w:rFonts w:eastAsia="Arial" w:cs="Arial" w:ascii="Arial" w:hAnsi="Arial"/>
-                <w:b/>
-                <w:bCs/>
-                <w:i w:val="false"/>
-                <w:iCs w:val="false"/>
-                <w:caps w:val="false"/>
-                <w:smallCaps w:val="false"/>
-                <w:strike w:val="false"/>
-                <w:dstrike w:val="false"/>
-                <w:color w:val="000000"/>
-                <w:position w:val="0"/>
-                <w:sz w:val="20"/>
-                <w:sz w:val="20"/>
-                <w:szCs w:val="20"/>
-                <w:u w:val="none"/>
-                <w:shd w:fill="auto" w:val="clear"/>
-                <w:vertAlign w:val="baseline"/>
-              </w:rPr>
-              <w:t>COUNTRY OF ORIGIN</w:t>
-            </w:r>
-          </w:p>
-          <w:p>
-            <w:pPr>
-              <w:pStyle w:val="normal1"/>
-              <w:keepNext w:val="false"/>
-              <w:keepLines w:val="false"/>
-              <w:widowControl/>
-              <w:pBdr/>
-              <w:shd w:val="clear" w:fill="auto"/>
-              <w:spacing w:lineRule="auto" w:line="230" w:before="19" w:after="0"/>
-              <w:ind w:hanging="0" w:left="345" w:right="180"/>
-              <w:jc w:val="center"/>
-              <w:rPr>
-                <w:rFonts w:ascii="Arial" w:hAnsi="Arial"/>
-                <w:sz w:val="20"/>
-                <w:szCs w:val="20"/>
-              </w:rPr>
-            </w:pPr>
-            <w:r>
-              <w:rPr>
-                <w:rFonts w:eastAsia="Arial" w:cs="Arial" w:ascii="Arial" w:hAnsi="Arial"/>
-                <w:b w:val="false"/>
-                <w:bCs w:val="false"/>
-                <w:i w:val="false"/>
-                <w:iCs w:val="false"/>
-                <w:caps w:val="false"/>
-                <w:smallCaps w:val="false"/>
-                <w:strike w:val="false"/>
-                <w:dstrike w:val="false"/>
-                <w:color w:val="000000"/>
-                <w:position w:val="0"/>
-                <w:sz w:val="20"/>
-                <w:sz w:val="20"/>
-                <w:szCs w:val="20"/>
-                <w:u w:val="none"/>
-                <w:shd w:fill="auto" w:val="clear"/>
-                <w:vertAlign w:val="baseline"/>
-              </w:rPr>
-              <w:t>{{ country_of_origin }}</w:t>
-            </w:r>
-          </w:p>
-        </w:tc>
-        <w:tc>
-          <w:tcPr>
-            <w:tcW w:w="2373" w:type="dxa"/>
-            <w:gridSpan w:val="3"/>
-            <w:tcBorders>
-              <w:top w:val="single" w:sz="4" w:space="0" w:color="000000"/>
-              <w:left w:val="single" w:sz="4" w:space="0" w:color="000000"/>
-              <w:bottom w:val="single" w:sz="4" w:space="0" w:color="000000"/>
-              <w:right w:val="single" w:sz="4" w:space="0" w:color="000000"/>
-            </w:tcBorders>
-          </w:tcPr>
-          <w:p>
-            <w:pPr>
-              <w:pStyle w:val="normal1"/>
-              <w:keepNext w:val="false"/>
-              <w:keepLines w:val="false"/>
-              <w:widowControl/>
-              <w:pBdr/>
               <w:shd w:val="clear" w:fill="auto"/>
               <w:spacing w:lineRule="auto" w:line="240" w:before="24" w:after="0"/>
               <w:ind w:hanging="0" w:left="0" w:right="16"/>
@@ -1359,9 +1331,8 @@
               <w:keepNext w:val="false"/>
               <w:keepLines w:val="false"/>
               <w:widowControl/>
-              <w:pBdr/>
-              <w:shd w:val="clear" w:fill="auto"/>
-              <w:spacing w:lineRule="auto" w:line="230" w:before="19" w:after="0"/>
+              <w:shd w:val="clear" w:fill="auto"/>
+              <w:spacing w:lineRule="auto" w:line="228" w:before="19" w:after="0"/>
               <w:ind w:hanging="0" w:left="265" w:right="180"/>
               <w:jc w:val="center"/>
               <w:rPr>
@@ -1402,7 +1373,7 @@
         <w:tc>
           <w:tcPr>
             <w:tcW w:w="2789" w:type="dxa"/>
-            <w:gridSpan w:val="3"/>
+            <w:gridSpan w:val="2"/>
             <w:tcBorders>
               <w:top w:val="single" w:sz="4" w:space="0" w:color="000000"/>
               <w:left w:val="single" w:sz="4" w:space="0" w:color="000000"/>
@@ -1415,7 +1386,6 @@
               <w:keepNext w:val="false"/>
               <w:keepLines w:val="false"/>
               <w:widowControl/>
-              <w:pBdr/>
               <w:shd w:val="clear" w:fill="auto"/>
               <w:spacing w:lineRule="auto" w:line="240" w:before="21" w:after="0"/>
               <w:ind w:hanging="0" w:left="367" w:right="0"/>
@@ -1452,8 +1422,8 @@
         </w:tc>
         <w:tc>
           <w:tcPr>
-            <w:tcW w:w="2610" w:type="dxa"/>
-            <w:gridSpan w:val="4"/>
+            <w:tcW w:w="2609" w:type="dxa"/>
+            <w:gridSpan w:val="5"/>
             <w:tcBorders>
               <w:top w:val="single" w:sz="4" w:space="0" w:color="000000"/>
               <w:left w:val="single" w:sz="4" w:space="0" w:color="000000"/>
@@ -1466,7 +1436,6 @@
               <w:keepNext w:val="false"/>
               <w:keepLines w:val="false"/>
               <w:widowControl/>
-              <w:pBdr/>
               <w:shd w:val="clear" w:fill="auto"/>
               <w:spacing w:lineRule="auto" w:line="240" w:before="21" w:after="0"/>
               <w:ind w:firstLine="15" w:left="-15" w:right="0"/>
@@ -1503,7 +1472,7 @@
         </w:tc>
         <w:tc>
           <w:tcPr>
-            <w:tcW w:w="4770" w:type="dxa"/>
+            <w:tcW w:w="4773" w:type="dxa"/>
             <w:gridSpan w:val="6"/>
             <w:vMerge w:val="restart"/>
             <w:tcBorders>
@@ -1519,7 +1488,6 @@
               <w:keepNext w:val="false"/>
               <w:keepLines w:val="false"/>
               <w:widowControl/>
-              <w:pBdr/>
               <w:shd w:val="clear" w:fill="auto"/>
               <w:spacing w:lineRule="auto" w:line="240" w:before="0" w:after="0"/>
               <w:ind w:hanging="0" w:left="0" w:right="0"/>
@@ -1559,7 +1527,6 @@
               <w:keepNext w:val="false"/>
               <w:keepLines w:val="false"/>
               <w:widowControl/>
-              <w:pBdr/>
               <w:shd w:val="clear" w:fill="auto"/>
               <w:spacing w:lineRule="auto" w:line="240" w:before="0" w:after="0"/>
               <w:ind w:hanging="0" w:left="0" w:right="0"/>
@@ -1602,7 +1569,7 @@
         <w:tc>
           <w:tcPr>
             <w:tcW w:w="2789" w:type="dxa"/>
-            <w:gridSpan w:val="3"/>
+            <w:gridSpan w:val="2"/>
             <w:tcBorders>
               <w:left w:val="single" w:sz="4" w:space="0" w:color="000000"/>
               <w:bottom w:val="single" w:sz="4" w:space="0" w:color="000000"/>
@@ -1615,7 +1582,6 @@
               <w:keepNext w:val="false"/>
               <w:keepLines w:val="false"/>
               <w:widowControl/>
-              <w:pBdr/>
               <w:shd w:val="clear" w:fill="auto"/>
               <w:spacing w:lineRule="auto" w:line="240" w:before="0" w:after="0"/>
               <w:ind w:hanging="0" w:left="0" w:right="0"/>
@@ -1666,8 +1632,8 @@
         </w:tc>
         <w:tc>
           <w:tcPr>
-            <w:tcW w:w="2610" w:type="dxa"/>
-            <w:gridSpan w:val="4"/>
+            <w:tcW w:w="2609" w:type="dxa"/>
+            <w:gridSpan w:val="5"/>
             <w:tcBorders>
               <w:left w:val="single" w:sz="4" w:space="0" w:color="000000"/>
               <w:bottom w:val="single" w:sz="4" w:space="0" w:color="000000"/>
@@ -1680,9 +1646,8 @@
               <w:keepNext w:val="false"/>
               <w:keepLines w:val="false"/>
               <w:widowControl/>
-              <w:pBdr/>
-              <w:shd w:val="clear" w:fill="auto"/>
-              <w:spacing w:lineRule="auto" w:line="230" w:before="3" w:after="0"/>
+              <w:shd w:val="clear" w:fill="auto"/>
+              <w:spacing w:lineRule="auto" w:line="228" w:before="3" w:after="0"/>
               <w:ind w:hanging="0" w:left="-15" w:right="0"/>
               <w:jc w:val="center"/>
               <w:rPr>
@@ -1717,7 +1682,7 @@
         </w:tc>
         <w:tc>
           <w:tcPr>
-            <w:tcW w:w="4770" w:type="dxa"/>
+            <w:tcW w:w="4773" w:type="dxa"/>
             <w:gridSpan w:val="6"/>
             <w:vMerge w:val="continue"/>
             <w:tcBorders>
@@ -1733,7 +1698,6 @@
               <w:keepNext w:val="false"/>
               <w:keepLines w:val="false"/>
               <w:widowControl w:val="false"/>
-              <w:pBdr/>
               <w:shd w:val="clear" w:fill="auto"/>
               <w:spacing w:lineRule="auto" w:line="276" w:before="0" w:after="0"/>
               <w:ind w:hanging="0" w:left="0" w:right="0"/>
@@ -1790,7 +1754,7 @@
         <w:tc>
           <w:tcPr>
             <w:tcW w:w="2789" w:type="dxa"/>
-            <w:gridSpan w:val="3"/>
+            <w:gridSpan w:val="2"/>
             <w:tcBorders>
               <w:left w:val="single" w:sz="4" w:space="0" w:color="000000"/>
               <w:bottom w:val="single" w:sz="4" w:space="0" w:color="000000"/>
@@ -1826,7 +1790,6 @@
               <w:keepNext w:val="false"/>
               <w:keepLines w:val="false"/>
               <w:widowControl/>
-              <w:pBdr/>
               <w:shd w:val="clear" w:fill="auto"/>
               <w:spacing w:lineRule="auto" w:line="240" w:before="21" w:after="0"/>
               <w:ind w:hanging="0" w:left="182" w:right="0"/>
@@ -1863,8 +1826,8 @@
         </w:tc>
         <w:tc>
           <w:tcPr>
-            <w:tcW w:w="2610" w:type="dxa"/>
-            <w:gridSpan w:val="4"/>
+            <w:tcW w:w="2609" w:type="dxa"/>
+            <w:gridSpan w:val="5"/>
             <w:tcBorders>
               <w:left w:val="single" w:sz="4" w:space="0" w:color="000000"/>
               <w:bottom w:val="single" w:sz="4" w:space="0" w:color="000000"/>
@@ -1900,7 +1863,6 @@
               <w:keepNext w:val="false"/>
               <w:keepLines w:val="false"/>
               <w:widowControl/>
-              <w:pBdr/>
               <w:shd w:val="clear" w:fill="auto"/>
               <w:spacing w:lineRule="auto" w:line="240" w:before="21" w:after="0"/>
               <w:ind w:hanging="90" w:left="75" w:right="0"/>
@@ -1937,7 +1899,7 @@
         </w:tc>
         <w:tc>
           <w:tcPr>
-            <w:tcW w:w="4770" w:type="dxa"/>
+            <w:tcW w:w="4773" w:type="dxa"/>
             <w:gridSpan w:val="6"/>
             <w:vMerge w:val="continue"/>
             <w:tcBorders>
@@ -1953,7 +1915,6 @@
               <w:keepNext w:val="false"/>
               <w:keepLines w:val="false"/>
               <w:widowControl w:val="false"/>
-              <w:pBdr/>
               <w:shd w:val="clear" w:fill="auto"/>
               <w:spacing w:lineRule="auto" w:line="276" w:before="0" w:after="0"/>
               <w:ind w:hanging="0" w:left="0" w:right="0"/>
@@ -2024,7 +1985,6 @@
               <w:keepNext w:val="false"/>
               <w:keepLines w:val="false"/>
               <w:widowControl/>
-              <w:pBdr/>
               <w:shd w:val="clear" w:fill="auto"/>
               <w:spacing w:lineRule="auto" w:line="240" w:before="0" w:after="0"/>
               <w:ind w:hanging="0" w:left="136" w:right="112"/>
@@ -2061,7 +2021,8 @@
         </w:tc>
         <w:tc>
           <w:tcPr>
-            <w:tcW w:w="989" w:type="dxa"/>
+            <w:tcW w:w="1180" w:type="dxa"/>
+            <w:gridSpan w:val="2"/>
             <w:tcBorders>
               <w:top w:val="single" w:sz="4" w:space="0" w:color="000000"/>
               <w:left w:val="single" w:sz="4" w:space="0" w:color="000000"/>
@@ -2076,7 +2037,6 @@
               <w:keepNext w:val="false"/>
               <w:keepLines w:val="false"/>
               <w:widowControl/>
-              <w:pBdr/>
               <w:shd w:val="clear" w:fill="auto"/>
               <w:spacing w:lineRule="auto" w:line="240" w:before="2" w:after="0"/>
               <w:ind w:firstLine="1" w:left="0" w:right="0"/>
@@ -2113,8 +2073,8 @@
         </w:tc>
         <w:tc>
           <w:tcPr>
-            <w:tcW w:w="5490" w:type="dxa"/>
-            <w:gridSpan w:val="9"/>
+            <w:tcW w:w="5140" w:type="dxa"/>
+            <w:gridSpan w:val="8"/>
             <w:tcBorders>
               <w:top w:val="single" w:sz="4" w:space="0" w:color="000000"/>
               <w:left w:val="single" w:sz="4" w:space="0" w:color="000000"/>
@@ -2129,7 +2089,6 @@
               <w:keepNext w:val="false"/>
               <w:keepLines w:val="false"/>
               <w:widowControl/>
-              <w:pBdr/>
               <w:shd w:val="clear" w:fill="auto"/>
               <w:spacing w:lineRule="auto" w:line="240" w:before="2" w:after="0"/>
               <w:ind w:hanging="3" w:left="246" w:right="221"/>
@@ -2166,7 +2125,7 @@
         </w:tc>
         <w:tc>
           <w:tcPr>
-            <w:tcW w:w="720" w:type="dxa"/>
+            <w:tcW w:w="805" w:type="dxa"/>
             <w:tcBorders>
               <w:top w:val="single" w:sz="4" w:space="0" w:color="000000"/>
               <w:left w:val="single" w:sz="4" w:space="0" w:color="000000"/>
@@ -2181,7 +2140,6 @@
               <w:keepNext w:val="false"/>
               <w:keepLines w:val="false"/>
               <w:widowControl/>
-              <w:pBdr/>
               <w:shd w:val="clear" w:fill="auto"/>
               <w:spacing w:lineRule="auto" w:line="264" w:before="163" w:after="0"/>
               <w:ind w:hanging="0" w:left="0" w:right="77"/>
@@ -2218,7 +2176,7 @@
         </w:tc>
         <w:tc>
           <w:tcPr>
-            <w:tcW w:w="1260" w:type="dxa"/>
+            <w:tcW w:w="1336" w:type="dxa"/>
             <w:tcBorders>
               <w:top w:val="single" w:sz="4" w:space="0" w:color="000000"/>
               <w:left w:val="single" w:sz="4" w:space="0" w:color="000000"/>
@@ -2233,9 +2191,8 @@
               <w:keepNext w:val="false"/>
               <w:keepLines w:val="false"/>
               <w:widowControl/>
-              <w:pBdr/>
-              <w:shd w:val="clear" w:fill="auto"/>
-              <w:spacing w:lineRule="auto" w:line="273" w:before="0" w:after="0"/>
+              <w:shd w:val="clear" w:fill="auto"/>
+              <w:spacing w:lineRule="auto" w:line="271" w:before="0" w:after="0"/>
               <w:ind w:hanging="0" w:left="99" w:right="0"/>
               <w:jc w:val="center"/>
               <w:rPr>
@@ -2300,7 +2257,7 @@
                 <w:sz w:val="20"/>
                 <w:szCs w:val="20"/>
               </w:rPr>
-              <w:t>{{ "%02d" % packages[0].sr_start }} TO {{ total_quantity }}</w:t>
+              <w:t>{{ "%02d" % packages[0].sr_start }} TO {{ "%02d" % total_quantity }}</w:t>
             </w:r>
           </w:p>
           <w:p>
@@ -2386,7 +2343,8 @@
         </w:tc>
         <w:tc>
           <w:tcPr>
-            <w:tcW w:w="989" w:type="dxa"/>
+            <w:tcW w:w="1180" w:type="dxa"/>
+            <w:gridSpan w:val="2"/>
             <w:tcBorders>
               <w:top w:val="single" w:sz="4" w:space="0" w:color="000000"/>
               <w:left w:val="single" w:sz="4" w:space="0" w:color="000000"/>
@@ -2418,8 +2376,8 @@
         </w:tc>
         <w:tc>
           <w:tcPr>
-            <w:tcW w:w="5490" w:type="dxa"/>
-            <w:gridSpan w:val="9"/>
+            <w:tcW w:w="5140" w:type="dxa"/>
+            <w:gridSpan w:val="8"/>
             <w:tcBorders>
               <w:top w:val="single" w:sz="4" w:space="0" w:color="000000"/>
               <w:left w:val="single" w:sz="4" w:space="0" w:color="000000"/>
@@ -2433,7 +2391,6 @@
               <w:keepNext w:val="false"/>
               <w:keepLines w:val="false"/>
               <w:widowControl/>
-              <w:pBdr/>
               <w:shd w:val="clear" w:fill="auto"/>
               <w:spacing w:lineRule="auto" w:line="240" w:before="0" w:after="0"/>
               <w:ind w:hanging="0" w:left="91" w:right="90"/>
@@ -2472,7 +2429,7 @@
         </w:tc>
         <w:tc>
           <w:tcPr>
-            <w:tcW w:w="720" w:type="dxa"/>
+            <w:tcW w:w="805" w:type="dxa"/>
             <w:tcBorders>
               <w:top w:val="single" w:sz="4" w:space="0" w:color="000000"/>
               <w:left w:val="single" w:sz="4" w:space="0" w:color="000000"/>
@@ -2503,7 +2460,7 @@
         </w:tc>
         <w:tc>
           <w:tcPr>
-            <w:tcW w:w="1260" w:type="dxa"/>
+            <w:tcW w:w="1336" w:type="dxa"/>
             <w:tcBorders>
               <w:top w:val="single" w:sz="4" w:space="0" w:color="000000"/>
               <w:left w:val="single" w:sz="4" w:space="0" w:color="000000"/>
@@ -2557,7 +2514,7 @@
         </w:trPr>
         <w:tc>
           <w:tcPr>
-            <w:tcW w:w="10169" w:type="dxa"/>
+            <w:tcW w:w="10171" w:type="dxa"/>
             <w:gridSpan w:val="13"/>
             <w:tcBorders>
               <w:top w:val="single" w:sz="4" w:space="0" w:color="000000"/>
@@ -2573,7 +2530,6 @@
               <w:keepNext w:val="false"/>
               <w:keepLines w:val="false"/>
               <w:widowControl/>
-              <w:pBdr/>
               <w:shd w:val="clear" w:fill="auto"/>
               <w:tabs>
                 <w:tab w:val="clear" w:pos="720"/>
@@ -2633,7 +2589,7 @@
         </w:trPr>
         <w:tc>
           <w:tcPr>
-            <w:tcW w:w="10169" w:type="dxa"/>
+            <w:tcW w:w="10171" w:type="dxa"/>
             <w:gridSpan w:val="13"/>
             <w:tcBorders>
               <w:top w:val="single" w:sz="4" w:space="0" w:color="000000"/>
@@ -2649,7 +2605,6 @@
               <w:keepNext w:val="false"/>
               <w:keepLines w:val="false"/>
               <w:widowControl/>
-              <w:pBdr/>
               <w:shd w:val="clear" w:fill="auto"/>
               <w:tabs>
                 <w:tab w:val="clear" w:pos="720"/>
@@ -2717,7 +2672,7 @@
         </w:trPr>
         <w:tc>
           <w:tcPr>
-            <w:tcW w:w="3239" w:type="dxa"/>
+            <w:tcW w:w="3238" w:type="dxa"/>
             <w:gridSpan w:val="4"/>
             <w:tcBorders>
               <w:left w:val="single" w:sz="4" w:space="0" w:color="000000"/>
@@ -2731,7 +2686,6 @@
               <w:keepNext w:val="false"/>
               <w:keepLines w:val="false"/>
               <w:widowControl/>
-              <w:pBdr/>
               <w:shd w:val="clear" w:fill="auto"/>
               <w:spacing w:lineRule="auto" w:line="264" w:before="0" w:after="0"/>
               <w:ind w:hanging="770" w:left="935" w:right="0"/>
@@ -2796,7 +2750,6 @@
               <w:keepNext w:val="false"/>
               <w:keepLines w:val="false"/>
               <w:widowControl/>
-              <w:pBdr/>
               <w:shd w:val="clear" w:fill="auto"/>
               <w:spacing w:lineRule="auto" w:line="264" w:before="0" w:after="0"/>
               <w:ind w:hanging="770" w:left="935" w:right="0"/>
@@ -2833,7 +2786,7 @@
         </w:tc>
         <w:tc>
           <w:tcPr>
-            <w:tcW w:w="1890" w:type="dxa"/>
+            <w:tcW w:w="1891" w:type="dxa"/>
             <w:gridSpan w:val="3"/>
             <w:vMerge w:val="restart"/>
             <w:tcBorders>
@@ -2846,7 +2799,6 @@
               <w:keepNext w:val="false"/>
               <w:keepLines w:val="false"/>
               <w:widowControl/>
-              <w:pBdr/>
               <w:shd w:val="clear" w:fill="auto"/>
               <w:spacing w:lineRule="auto" w:line="240" w:before="0" w:after="0"/>
               <w:ind w:hanging="0" w:left="0" w:right="0"/>
@@ -2897,7 +2849,7 @@
         </w:tc>
         <w:tc>
           <w:tcPr>
-            <w:tcW w:w="3420" w:type="dxa"/>
+            <w:tcW w:w="3422" w:type="dxa"/>
             <w:gridSpan w:val="4"/>
             <w:vMerge w:val="restart"/>
             <w:tcBorders>
@@ -2911,7 +2863,6 @@
               <w:keepNext w:val="false"/>
               <w:keepLines w:val="false"/>
               <w:widowControl/>
-              <w:pBdr/>
               <w:shd w:val="clear" w:fill="auto"/>
               <w:spacing w:lineRule="auto" w:line="240" w:before="16" w:after="0"/>
               <w:ind w:hanging="0" w:left="40" w:right="0"/>
@@ -2965,7 +2916,6 @@
               <w:keepNext w:val="false"/>
               <w:keepLines w:val="false"/>
               <w:widowControl/>
-              <w:pBdr/>
               <w:shd w:val="clear" w:fill="auto"/>
               <w:spacing w:lineRule="auto" w:line="240" w:before="16" w:after="0"/>
               <w:ind w:hanging="0" w:left="40" w:right="0"/>
@@ -3005,7 +2955,6 @@
               <w:keepNext w:val="false"/>
               <w:keepLines w:val="false"/>
               <w:widowControl/>
-              <w:pBdr/>
               <w:shd w:val="clear" w:fill="auto"/>
               <w:spacing w:lineRule="auto" w:line="240" w:before="0" w:after="0"/>
               <w:ind w:hanging="0" w:left="0" w:right="0"/>
@@ -3017,11 +2966,7 @@
               </w:rPr>
             </w:pPr>
             <w:r>
-              <w:rPr>
-                <w:rFonts w:ascii="Arial" w:hAnsi="Arial"/>
-                <w:sz w:val="20"/>
-                <w:szCs w:val="20"/>
-              </w:rPr>
+              <w:rPr/>
               <w:drawing>
                 <wp:inline distT="0" distB="0" distL="0" distR="0">
                   <wp:extent cx="2178050" cy="868680"/>
@@ -3068,7 +3013,6 @@
               <w:keepNext w:val="false"/>
               <w:keepLines w:val="false"/>
               <w:widowControl/>
-              <w:pBdr/>
               <w:shd w:val="clear" w:fill="auto"/>
               <w:spacing w:lineRule="auto" w:line="240" w:before="0" w:after="0"/>
               <w:ind w:hanging="0" w:left="0" w:right="0"/>
@@ -3097,7 +3041,6 @@
               <w:keepNext w:val="false"/>
               <w:keepLines w:val="false"/>
               <w:widowControl/>
-              <w:pBdr/>
               <w:shd w:val="clear" w:fill="auto"/>
               <w:spacing w:lineRule="auto" w:line="240" w:before="0" w:after="0"/>
               <w:ind w:hanging="0" w:left="0" w:right="0"/>
@@ -3139,7 +3082,7 @@
         </w:trPr>
         <w:tc>
           <w:tcPr>
-            <w:tcW w:w="3239" w:type="dxa"/>
+            <w:tcW w:w="3238" w:type="dxa"/>
             <w:gridSpan w:val="4"/>
             <w:tcBorders>
               <w:top w:val="single" w:sz="4" w:space="0" w:color="000000"/>
@@ -3154,7 +3097,6 @@
               <w:keepNext w:val="false"/>
               <w:keepLines w:val="false"/>
               <w:widowControl/>
-              <w:pBdr/>
               <w:shd w:val="clear" w:fill="auto"/>
               <w:spacing w:lineRule="auto" w:line="264" w:before="0" w:after="0"/>
               <w:ind w:hanging="770" w:left="935" w:right="0"/>
@@ -3206,7 +3148,6 @@
               <w:keepNext w:val="false"/>
               <w:keepLines w:val="false"/>
               <w:widowControl/>
-              <w:pBdr/>
               <w:shd w:val="clear" w:fill="auto"/>
               <w:spacing w:lineRule="auto" w:line="264" w:before="0" w:after="0"/>
               <w:ind w:hanging="770" w:left="935" w:right="0"/>
@@ -3243,7 +3184,7 @@
         </w:tc>
         <w:tc>
           <w:tcPr>
-            <w:tcW w:w="1890" w:type="dxa"/>
+            <w:tcW w:w="1891" w:type="dxa"/>
             <w:gridSpan w:val="3"/>
             <w:vMerge w:val="continue"/>
             <w:tcBorders>
@@ -3256,7 +3197,6 @@
               <w:keepNext w:val="false"/>
               <w:keepLines w:val="false"/>
               <w:widowControl w:val="false"/>
-              <w:pBdr/>
               <w:shd w:val="clear" w:fill="auto"/>
               <w:spacing w:lineRule="auto" w:line="276" w:before="0" w:after="0"/>
               <w:ind w:hanging="0" w:left="0" w:right="0"/>
@@ -3307,7 +3247,7 @@
         </w:tc>
         <w:tc>
           <w:tcPr>
-            <w:tcW w:w="3420" w:type="dxa"/>
+            <w:tcW w:w="3422" w:type="dxa"/>
             <w:gridSpan w:val="4"/>
             <w:vMerge w:val="continue"/>
             <w:tcBorders>
@@ -3321,7 +3261,6 @@
               <w:keepNext w:val="false"/>
               <w:keepLines w:val="false"/>
               <w:widowControl w:val="false"/>
-              <w:pBdr/>
               <w:shd w:val="clear" w:fill="auto"/>
               <w:spacing w:lineRule="auto" w:line="276" w:before="0" w:after="0"/>
               <w:ind w:hanging="0" w:left="0" w:right="0"/>
@@ -3377,7 +3316,7 @@
         </w:trPr>
         <w:tc>
           <w:tcPr>
-            <w:tcW w:w="3239" w:type="dxa"/>
+            <w:tcW w:w="3238" w:type="dxa"/>
             <w:gridSpan w:val="4"/>
             <w:tcBorders>
               <w:top w:val="single" w:sz="4" w:space="0" w:color="000000"/>
@@ -3392,7 +3331,6 @@
               <w:keepNext w:val="false"/>
               <w:keepLines w:val="false"/>
               <w:widowControl/>
-              <w:pBdr/>
               <w:shd w:val="clear" w:fill="auto"/>
               <w:spacing w:lineRule="auto" w:line="264" w:before="0" w:after="0"/>
               <w:ind w:hanging="381" w:left="546" w:right="0"/>
@@ -3444,7 +3382,6 @@
               <w:keepNext w:val="false"/>
               <w:keepLines w:val="false"/>
               <w:widowControl/>
-              <w:pBdr/>
               <w:shd w:val="clear" w:fill="auto"/>
               <w:spacing w:lineRule="auto" w:line="264" w:before="0" w:after="0"/>
               <w:ind w:hanging="770" w:left="935" w:right="0"/>
@@ -3481,7 +3418,7 @@
         </w:tc>
         <w:tc>
           <w:tcPr>
-            <w:tcW w:w="1890" w:type="dxa"/>
+            <w:tcW w:w="1891" w:type="dxa"/>
             <w:gridSpan w:val="3"/>
             <w:tcBorders>
               <w:left w:val="single" w:sz="4" w:space="0" w:color="000000"/>
@@ -3507,7 +3444,7 @@
         </w:tc>
         <w:tc>
           <w:tcPr>
-            <w:tcW w:w="3420" w:type="dxa"/>
+            <w:tcW w:w="3422" w:type="dxa"/>
             <w:gridSpan w:val="4"/>
             <w:vMerge w:val="continue"/>
             <w:tcBorders>
@@ -3521,7 +3458,6 @@
               <w:keepNext w:val="false"/>
               <w:keepLines w:val="false"/>
               <w:widowControl w:val="false"/>
-              <w:pBdr/>
               <w:shd w:val="clear" w:fill="auto"/>
               <w:spacing w:lineRule="auto" w:line="276" w:before="0" w:after="0"/>
               <w:ind w:hanging="0" w:left="0" w:right="0"/>
@@ -3548,7 +3484,7 @@
         </w:trPr>
         <w:tc>
           <w:tcPr>
-            <w:tcW w:w="3239" w:type="dxa"/>
+            <w:tcW w:w="3238" w:type="dxa"/>
             <w:gridSpan w:val="4"/>
             <w:tcBorders>
               <w:top w:val="single" w:sz="4" w:space="0" w:color="000000"/>
@@ -3564,7 +3500,6 @@
               <w:keepNext w:val="false"/>
               <w:keepLines w:val="false"/>
               <w:widowControl/>
-              <w:pBdr/>
               <w:shd w:val="clear" w:fill="auto"/>
               <w:spacing w:lineRule="auto" w:line="264" w:before="0" w:after="0"/>
               <w:ind w:hanging="770" w:left="935" w:right="0"/>
@@ -3617,7 +3552,6 @@
               <w:keepNext w:val="false"/>
               <w:keepLines w:val="false"/>
               <w:widowControl/>
-              <w:pBdr/>
               <w:shd w:val="clear" w:fill="auto"/>
               <w:spacing w:lineRule="auto" w:line="264" w:before="0" w:after="0"/>
               <w:ind w:hanging="770" w:left="935" w:right="0"/>
@@ -3654,7 +3588,7 @@
         </w:tc>
         <w:tc>
           <w:tcPr>
-            <w:tcW w:w="1890" w:type="dxa"/>
+            <w:tcW w:w="1891" w:type="dxa"/>
             <w:gridSpan w:val="3"/>
             <w:tcBorders>
               <w:left w:val="single" w:sz="4" w:space="0" w:color="000000"/>
@@ -3681,7 +3615,7 @@
         </w:tc>
         <w:tc>
           <w:tcPr>
-            <w:tcW w:w="3420" w:type="dxa"/>
+            <w:tcW w:w="3422" w:type="dxa"/>
             <w:gridSpan w:val="4"/>
             <w:vMerge w:val="continue"/>
             <w:tcBorders>
@@ -3695,7 +3629,6 @@
               <w:keepNext w:val="false"/>
               <w:keepLines w:val="false"/>
               <w:widowControl w:val="false"/>
-              <w:pBdr/>
               <w:shd w:val="clear" w:fill="auto"/>
               <w:spacing w:lineRule="auto" w:line="276" w:before="0" w:after="0"/>
               <w:ind w:hanging="0" w:left="0" w:right="0"/>
@@ -3749,7 +3682,7 @@
         </w:tc>
         <w:tc>
           <w:tcPr>
-            <w:tcW w:w="3420" w:type="dxa"/>
+            <w:tcW w:w="3422" w:type="dxa"/>
             <w:gridSpan w:val="4"/>
             <w:vMerge w:val="continue"/>
             <w:tcBorders>
@@ -3763,7 +3696,6 @@
               <w:keepNext w:val="false"/>
               <w:keepLines w:val="false"/>
               <w:widowControl w:val="false"/>
-              <w:pBdr/>
               <w:shd w:val="clear" w:fill="auto"/>
               <w:spacing w:lineRule="auto" w:line="276" w:before="0" w:after="0"/>
               <w:ind w:hanging="0" w:left="0" w:right="0"/>
@@ -3792,7 +3724,6 @@
         <w:keepLines w:val="false"/>
         <w:pageBreakBefore w:val="false"/>
         <w:widowControl/>
-        <w:pBdr/>
         <w:shd w:val="clear" w:fill="auto"/>
         <w:tabs>
           <w:tab w:val="clear" w:pos="720"/>
@@ -3851,7 +3782,6 @@
         <w:keepLines w:val="false"/>
         <w:pageBreakBefore w:val="false"/>
         <w:widowControl/>
-        <w:pBdr/>
         <w:shd w:val="clear" w:fill="auto"/>
         <w:tabs>
           <w:tab w:val="clear" w:pos="720"/>
@@ -3910,7 +3840,6 @@
         <w:keepLines w:val="false"/>
         <w:pageBreakBefore w:val="false"/>
         <w:widowControl/>
-        <w:pBdr/>
         <w:shd w:val="clear" w:fill="auto"/>
         <w:tabs>
           <w:tab w:val="clear" w:pos="720"/>
@@ -3969,7 +3898,6 @@
         <w:keepLines w:val="false"/>
         <w:pageBreakBefore w:val="false"/>
         <w:widowControl/>
-        <w:pBdr/>
         <w:shd w:val="clear" w:fill="auto"/>
         <w:tabs>
           <w:tab w:val="clear" w:pos="720"/>
@@ -4028,7 +3956,6 @@
         <w:keepLines w:val="false"/>
         <w:pageBreakBefore w:val="false"/>
         <w:widowControl/>
-        <w:pBdr/>
         <w:shd w:val="clear" w:fill="auto"/>
         <w:tabs>
           <w:tab w:val="clear" w:pos="720"/>
@@ -4087,7 +4014,6 @@
         <w:keepLines w:val="false"/>
         <w:pageBreakBefore w:val="false"/>
         <w:widowControl/>
-        <w:pBdr/>
         <w:shd w:val="clear" w:fill="auto"/>
         <w:spacing w:lineRule="auto" w:line="240" w:before="0" w:after="0"/>
         <w:ind w:hanging="0" w:left="0" w:right="0"/>
@@ -4215,7 +4141,6 @@
       <w:keepLines w:val="false"/>
       <w:pageBreakBefore w:val="false"/>
       <w:widowControl/>
-      <w:pBdr/>
       <w:shd w:val="clear" w:fill="auto"/>
       <w:tabs>
         <w:tab w:val="clear" w:pos="720"/>
@@ -4390,7 +4315,6 @@
       <w:keepLines w:val="false"/>
       <w:pageBreakBefore w:val="false"/>
       <w:widowControl/>
-      <w:pBdr/>
       <w:shd w:val="clear" w:fill="auto"/>
       <w:tabs>
         <w:tab w:val="clear" w:pos="720"/>
@@ -4542,7 +4466,6 @@
       <w:keepLines w:val="false"/>
       <w:pageBreakBefore w:val="false"/>
       <w:widowControl/>
-      <w:pBdr/>
       <w:shd w:val="clear" w:fill="auto"/>
       <w:tabs>
         <w:tab w:val="clear" w:pos="720"/>
@@ -4626,7 +4549,6 @@
       <w:keepLines w:val="false"/>
       <w:pageBreakBefore w:val="false"/>
       <w:widowControl/>
-      <w:pBdr/>
       <w:shd w:val="clear" w:fill="auto"/>
       <w:tabs>
         <w:tab w:val="clear" w:pos="720"/>
@@ -4723,6 +4645,7 @@
     <w:qFormat/>
     <w:pPr>
       <w:widowControl/>
+      <w:suppressAutoHyphens w:val="true"/>
       <w:bidi w:val="0"/>
       <w:spacing w:before="0" w:after="0"/>
       <w:jc w:val="left"/>
@@ -5021,6 +4944,7 @@
     <w:qFormat/>
     <w:pPr>
       <w:widowControl/>
+      <w:suppressAutoHyphens w:val="true"/>
       <w:bidi w:val="0"/>
       <w:spacing w:before="0" w:after="0"/>
       <w:jc w:val="left"/>
@@ -5176,6 +5100,7 @@
     <w:rsid w:val="00fc7678"/>
     <w:pPr>
       <w:widowControl/>
+      <w:suppressAutoHyphens w:val="true"/>
       <w:bidi w:val="0"/>
       <w:spacing w:before="0" w:after="0"/>
       <w:jc w:val="left"/>

--- a/templates/CHA PL.docx
+++ b/templates/CHA PL.docx
@@ -1091,7 +1091,7 @@
                 <w:shd w:fill="auto" w:val="clear"/>
                 <w:vertAlign w:val="baseline"/>
               </w:rPr>
-              <w:t>{{ pre_carriage_by }}</w:t>
+              <w:t>{{ mode_of_transport }}</w:t>
             </w:r>
           </w:p>
         </w:tc>

--- a/templates/CHA PL.docx
+++ b/templates/CHA PL.docx
@@ -135,19 +135,19 @@
         <w:tblLook w:val="0000"/>
       </w:tblPr>
       <w:tblGrid>
-        <w:gridCol w:w="1710"/>
+        <w:gridCol w:w="1708"/>
         <w:gridCol w:w="1079"/>
         <w:gridCol w:w="101"/>
-        <w:gridCol w:w="348"/>
-        <w:gridCol w:w="18"/>
+        <w:gridCol w:w="350"/>
+        <w:gridCol w:w="16"/>
         <w:gridCol w:w="1602"/>
         <w:gridCol w:w="540"/>
-        <w:gridCol w:w="840"/>
-        <w:gridCol w:w="511"/>
-        <w:gridCol w:w="1046"/>
-        <w:gridCol w:w="235"/>
-        <w:gridCol w:w="805"/>
-        <w:gridCol w:w="1336"/>
+        <w:gridCol w:w="658"/>
+        <w:gridCol w:w="695"/>
+        <w:gridCol w:w="1007"/>
+        <w:gridCol w:w="39"/>
+        <w:gridCol w:w="857"/>
+        <w:gridCol w:w="1519"/>
       </w:tblGrid>
       <w:tr>
         <w:trPr>
@@ -155,7 +155,7 @@
         </w:trPr>
         <w:tc>
           <w:tcPr>
-            <w:tcW w:w="3256" w:type="dxa"/>
+            <w:tcW w:w="3254" w:type="dxa"/>
             <w:gridSpan w:val="5"/>
             <w:vMerge w:val="restart"/>
             <w:tcBorders>
@@ -176,8 +176,8 @@
               <w:jc w:val="left"/>
               <w:rPr>
                 <w:rFonts w:ascii="Arial" w:hAnsi="Arial"/>
-                <w:sz w:val="20"/>
-                <w:szCs w:val="20"/>
+                <w:sz w:val="22"/>
+                <w:szCs w:val="22"/>
               </w:rPr>
             </w:pPr>
             <w:r>
@@ -193,9 +193,9 @@
                 <w:dstrike w:val="false"/>
                 <w:color w:val="000000"/>
                 <w:position w:val="0"/>
-                <w:sz w:val="20"/>
-                <w:sz w:val="20"/>
-                <w:szCs w:val="20"/>
+                <w:sz w:val="22"/>
+                <w:sz w:val="22"/>
+                <w:szCs w:val="22"/>
                 <w:u w:val="none"/>
                 <w:shd w:fill="auto" w:val="clear"/>
                 <w:vertAlign w:val="baseline"/>
@@ -215,8 +215,8 @@
               <w:jc w:val="left"/>
               <w:rPr>
                 <w:rFonts w:ascii="Arial" w:hAnsi="Arial"/>
-                <w:sz w:val="20"/>
-                <w:szCs w:val="20"/>
+                <w:sz w:val="22"/>
+                <w:szCs w:val="22"/>
               </w:rPr>
             </w:pPr>
             <w:r>
@@ -232,9 +232,9 @@
                 <w:dstrike w:val="false"/>
                 <w:color w:val="000000"/>
                 <w:position w:val="0"/>
-                <w:sz w:val="20"/>
-                <w:sz w:val="20"/>
-                <w:szCs w:val="20"/>
+                <w:sz w:val="22"/>
+                <w:sz w:val="22"/>
+                <w:szCs w:val="22"/>
                 <w:u w:val="none"/>
                 <w:shd w:fill="auto" w:val="clear"/>
                 <w:vertAlign w:val="baseline"/>
@@ -254,8 +254,8 @@
               <w:jc w:val="left"/>
               <w:rPr>
                 <w:rFonts w:ascii="Arial" w:hAnsi="Arial"/>
-                <w:sz w:val="20"/>
-                <w:szCs w:val="20"/>
+                <w:sz w:val="22"/>
+                <w:szCs w:val="22"/>
               </w:rPr>
             </w:pPr>
             <w:r>
@@ -271,9 +271,9 @@
                 <w:dstrike w:val="false"/>
                 <w:color w:val="000000"/>
                 <w:position w:val="0"/>
-                <w:sz w:val="20"/>
-                <w:sz w:val="20"/>
-                <w:szCs w:val="20"/>
+                <w:sz w:val="22"/>
+                <w:sz w:val="22"/>
+                <w:szCs w:val="22"/>
                 <w:u w:val="none"/>
                 <w:shd w:fill="auto" w:val="clear"/>
                 <w:vertAlign w:val="baseline"/>
@@ -288,13 +288,13 @@
               <w:keepLines w:val="false"/>
               <w:widowControl/>
               <w:shd w:val="clear" w:fill="auto"/>
-              <w:spacing w:lineRule="auto" w:line="242" w:before="2" w:after="0"/>
+              <w:spacing w:lineRule="auto" w:line="240" w:before="2" w:after="0"/>
               <w:ind w:hanging="0" w:left="52" w:right="18"/>
               <w:jc w:val="left"/>
               <w:rPr>
                 <w:rFonts w:ascii="Arial" w:hAnsi="Arial"/>
-                <w:sz w:val="20"/>
-                <w:szCs w:val="20"/>
+                <w:sz w:val="22"/>
+                <w:szCs w:val="22"/>
               </w:rPr>
             </w:pPr>
             <w:r>
@@ -310,9 +310,9 @@
                 <w:dstrike w:val="false"/>
                 <w:color w:val="000000"/>
                 <w:position w:val="0"/>
-                <w:sz w:val="20"/>
-                <w:sz w:val="20"/>
-                <w:szCs w:val="20"/>
+                <w:sz w:val="22"/>
+                <w:sz w:val="22"/>
+                <w:szCs w:val="22"/>
                 <w:u w:val="none"/>
                 <w:shd w:fill="auto" w:val="clear"/>
                 <w:vertAlign w:val="baseline"/>
@@ -323,7 +323,7 @@
         </w:tc>
         <w:tc>
           <w:tcPr>
-            <w:tcW w:w="2982" w:type="dxa"/>
+            <w:tcW w:w="2800" w:type="dxa"/>
             <w:gridSpan w:val="3"/>
             <w:tcBorders>
               <w:top w:val="single" w:sz="4" w:space="0" w:color="000000"/>
@@ -341,11 +341,11 @@
               <w:shd w:val="clear" w:fill="auto"/>
               <w:spacing w:lineRule="auto" w:line="240" w:before="60" w:after="0"/>
               <w:ind w:hanging="0" w:left="59" w:right="0"/>
-              <w:jc w:val="left"/>
-              <w:rPr>
-                <w:rFonts w:ascii="Arial" w:hAnsi="Arial"/>
-                <w:sz w:val="20"/>
-                <w:szCs w:val="20"/>
+              <w:jc w:val="center"/>
+              <w:rPr>
+                <w:rFonts w:ascii="Arial" w:hAnsi="Arial"/>
+                <w:sz w:val="22"/>
+                <w:szCs w:val="22"/>
               </w:rPr>
             </w:pPr>
             <w:r>
@@ -361,9 +361,9 @@
                 <w:dstrike w:val="false"/>
                 <w:color w:val="000000"/>
                 <w:position w:val="0"/>
-                <w:sz w:val="20"/>
-                <w:sz w:val="20"/>
-                <w:szCs w:val="20"/>
+                <w:sz w:val="22"/>
+                <w:sz w:val="22"/>
+                <w:szCs w:val="22"/>
                 <w:u w:val="none"/>
                 <w:shd w:fill="auto" w:val="clear"/>
                 <w:vertAlign w:val="baseline"/>
@@ -383,8 +383,8 @@
               <w:jc w:val="center"/>
               <w:rPr>
                 <w:rFonts w:ascii="Arial" w:hAnsi="Arial"/>
-                <w:sz w:val="20"/>
-                <w:szCs w:val="20"/>
+                <w:sz w:val="22"/>
+                <w:szCs w:val="22"/>
               </w:rPr>
             </w:pPr>
             <w:r>
@@ -400,9 +400,9 @@
                 <w:dstrike w:val="false"/>
                 <w:color w:val="000000"/>
                 <w:position w:val="0"/>
-                <w:sz w:val="20"/>
-                <w:sz w:val="20"/>
-                <w:szCs w:val="20"/>
+                <w:sz w:val="22"/>
+                <w:sz w:val="22"/>
+                <w:szCs w:val="22"/>
                 <w:u w:val="none"/>
                 <w:shd w:fill="auto" w:val="clear"/>
                 <w:vertAlign w:val="baseline"/>
@@ -422,8 +422,8 @@
               <w:jc w:val="center"/>
               <w:rPr>
                 <w:rFonts w:ascii="Arial" w:hAnsi="Arial"/>
-                <w:sz w:val="20"/>
-                <w:szCs w:val="20"/>
+                <w:sz w:val="22"/>
+                <w:szCs w:val="22"/>
               </w:rPr>
             </w:pPr>
             <w:r>
@@ -439,9 +439,9 @@
                 <w:dstrike w:val="false"/>
                 <w:color w:val="000000"/>
                 <w:position w:val="0"/>
-                <w:sz w:val="20"/>
-                <w:sz w:val="20"/>
-                <w:szCs w:val="20"/>
+                <w:sz w:val="22"/>
+                <w:sz w:val="22"/>
+                <w:szCs w:val="22"/>
                 <w:u w:val="none"/>
                 <w:shd w:fill="auto" w:val="clear"/>
                 <w:vertAlign w:val="baseline"/>
@@ -452,7 +452,7 @@
         </w:tc>
         <w:tc>
           <w:tcPr>
-            <w:tcW w:w="3933" w:type="dxa"/>
+            <w:tcW w:w="4117" w:type="dxa"/>
             <w:gridSpan w:val="5"/>
             <w:tcBorders>
               <w:top w:val="single" w:sz="4" w:space="0" w:color="000000"/>
@@ -473,8 +473,8 @@
               <w:jc w:val="left"/>
               <w:rPr>
                 <w:rFonts w:ascii="Arial" w:hAnsi="Arial"/>
-                <w:sz w:val="20"/>
-                <w:szCs w:val="20"/>
+                <w:sz w:val="22"/>
+                <w:szCs w:val="22"/>
               </w:rPr>
             </w:pPr>
             <w:r>
@@ -490,9 +490,9 @@
                 <w:dstrike w:val="false"/>
                 <w:color w:val="000000"/>
                 <w:position w:val="0"/>
-                <w:sz w:val="20"/>
-                <w:sz w:val="20"/>
-                <w:szCs w:val="20"/>
+                <w:sz w:val="22"/>
+                <w:sz w:val="22"/>
+                <w:szCs w:val="22"/>
                 <w:u w:val="none"/>
                 <w:shd w:fill="auto" w:val="clear"/>
                 <w:vertAlign w:val="baseline"/>
@@ -512,8 +512,8 @@
               <w:jc w:val="left"/>
               <w:rPr>
                 <w:rFonts w:ascii="Arial" w:hAnsi="Arial"/>
-                <w:sz w:val="20"/>
-                <w:szCs w:val="20"/>
+                <w:sz w:val="22"/>
+                <w:szCs w:val="22"/>
               </w:rPr>
             </w:pPr>
             <w:r>
@@ -529,9 +529,9 @@
                 <w:dstrike w:val="false"/>
                 <w:color w:val="000000"/>
                 <w:position w:val="0"/>
-                <w:sz w:val="20"/>
-                <w:sz w:val="20"/>
-                <w:szCs w:val="20"/>
+                <w:sz w:val="22"/>
+                <w:sz w:val="22"/>
+                <w:szCs w:val="22"/>
                 <w:u w:val="none"/>
                 <w:shd w:fill="auto" w:val="clear"/>
                 <w:vertAlign w:val="baseline"/>
@@ -551,8 +551,8 @@
               <w:jc w:val="left"/>
               <w:rPr>
                 <w:rFonts w:ascii="Arial" w:hAnsi="Arial"/>
-                <w:sz w:val="20"/>
-                <w:szCs w:val="20"/>
+                <w:sz w:val="22"/>
+                <w:szCs w:val="22"/>
               </w:rPr>
             </w:pPr>
             <w:r>
@@ -568,9 +568,9 @@
                 <w:dstrike w:val="false"/>
                 <w:color w:val="000000"/>
                 <w:position w:val="0"/>
-                <w:sz w:val="20"/>
-                <w:sz w:val="20"/>
-                <w:szCs w:val="20"/>
+                <w:sz w:val="22"/>
+                <w:sz w:val="22"/>
+                <w:szCs w:val="22"/>
                 <w:u w:val="none"/>
                 <w:shd w:fill="auto" w:val="clear"/>
                 <w:vertAlign w:val="baseline"/>
@@ -590,8 +590,8 @@
               <w:jc w:val="left"/>
               <w:rPr>
                 <w:rFonts w:ascii="Arial" w:hAnsi="Arial"/>
-                <w:sz w:val="20"/>
-                <w:szCs w:val="20"/>
+                <w:sz w:val="22"/>
+                <w:szCs w:val="22"/>
               </w:rPr>
             </w:pPr>
             <w:r>
@@ -607,9 +607,9 @@
                 <w:dstrike w:val="false"/>
                 <w:color w:val="000000"/>
                 <w:position w:val="0"/>
-                <w:sz w:val="20"/>
-                <w:sz w:val="20"/>
-                <w:szCs w:val="20"/>
+                <w:sz w:val="22"/>
+                <w:sz w:val="22"/>
+                <w:szCs w:val="22"/>
                 <w:u w:val="none"/>
                 <w:shd w:fill="auto" w:val="clear"/>
                 <w:vertAlign w:val="baseline"/>
@@ -625,7 +625,7 @@
         </w:trPr>
         <w:tc>
           <w:tcPr>
-            <w:tcW w:w="3256" w:type="dxa"/>
+            <w:tcW w:w="3254" w:type="dxa"/>
             <w:gridSpan w:val="5"/>
             <w:vMerge w:val="continue"/>
             <w:tcBorders>
@@ -657,9 +657,9 @@
                 <w:dstrike w:val="false"/>
                 <w:color w:val="000000"/>
                 <w:position w:val="0"/>
-                <w:sz w:val="20"/>
-                <w:sz w:val="20"/>
-                <w:szCs w:val="20"/>
+                <w:sz w:val="22"/>
+                <w:sz w:val="22"/>
+                <w:szCs w:val="22"/>
                 <w:u w:val="none"/>
                 <w:shd w:fill="auto" w:val="clear"/>
                 <w:vertAlign w:val="baseline"/>
@@ -678,9 +678,9 @@
                 <w:dstrike w:val="false"/>
                 <w:color w:val="000000"/>
                 <w:position w:val="0"/>
-                <w:sz w:val="20"/>
-                <w:sz w:val="20"/>
-                <w:szCs w:val="20"/>
+                <w:sz w:val="22"/>
+                <w:sz w:val="22"/>
+                <w:szCs w:val="22"/>
                 <w:u w:val="none"/>
                 <w:shd w:fill="auto" w:val="clear"/>
                 <w:vertAlign w:val="baseline"/>
@@ -690,8 +690,8 @@
         </w:tc>
         <w:tc>
           <w:tcPr>
-            <w:tcW w:w="4539" w:type="dxa"/>
-            <w:gridSpan w:val="5"/>
+            <w:tcW w:w="4541" w:type="dxa"/>
+            <w:gridSpan w:val="6"/>
             <w:tcBorders>
               <w:top w:val="single" w:sz="4" w:space="0" w:color="000000"/>
               <w:left w:val="single" w:sz="4" w:space="0" w:color="000000"/>
@@ -707,11 +707,11 @@
               <w:shd w:val="clear" w:fill="auto"/>
               <w:spacing w:lineRule="auto" w:line="240" w:before="57" w:after="0"/>
               <w:ind w:hanging="0" w:left="66" w:right="0"/>
-              <w:jc w:val="left"/>
-              <w:rPr>
-                <w:rFonts w:ascii="Arial" w:hAnsi="Arial"/>
-                <w:sz w:val="20"/>
-                <w:szCs w:val="20"/>
+              <w:jc w:val="center"/>
+              <w:rPr>
+                <w:rFonts w:ascii="Arial" w:hAnsi="Arial"/>
+                <w:sz w:val="22"/>
+                <w:szCs w:val="22"/>
               </w:rPr>
             </w:pPr>
             <w:r>
@@ -727,9 +727,9 @@
                 <w:dstrike w:val="false"/>
                 <w:color w:val="000000"/>
                 <w:position w:val="0"/>
-                <w:sz w:val="20"/>
-                <w:sz w:val="20"/>
-                <w:szCs w:val="20"/>
+                <w:sz w:val="22"/>
+                <w:sz w:val="22"/>
+                <w:szCs w:val="22"/>
                 <w:u w:val="none"/>
                 <w:shd w:fill="auto" w:val="clear"/>
                 <w:vertAlign w:val="baseline"/>
@@ -746,11 +746,11 @@
               <w:shd w:val="clear" w:fill="auto"/>
               <w:spacing w:lineRule="auto" w:line="240" w:before="0" w:after="0"/>
               <w:ind w:hanging="0" w:left="0" w:right="0"/>
-              <w:jc w:val="left"/>
-              <w:rPr>
-                <w:rFonts w:ascii="Arial" w:hAnsi="Arial"/>
-                <w:sz w:val="20"/>
-                <w:szCs w:val="20"/>
+              <w:jc w:val="center"/>
+              <w:rPr>
+                <w:rFonts w:ascii="Arial" w:hAnsi="Arial"/>
+                <w:sz w:val="22"/>
+                <w:szCs w:val="22"/>
               </w:rPr>
             </w:pPr>
             <w:r>
@@ -766,9 +766,9 @@
                 <w:dstrike w:val="false"/>
                 <w:color w:val="000000"/>
                 <w:position w:val="0"/>
-                <w:sz w:val="20"/>
-                <w:sz w:val="20"/>
-                <w:szCs w:val="20"/>
+                <w:sz w:val="22"/>
+                <w:sz w:val="22"/>
+                <w:szCs w:val="22"/>
                 <w:u w:val="none"/>
                 <w:shd w:fill="auto" w:val="clear"/>
                 <w:vertAlign w:val="baseline"/>
@@ -780,7 +780,7 @@
         <w:tc>
           <w:tcPr>
             <w:tcW w:w="2376" w:type="dxa"/>
-            <w:gridSpan w:val="3"/>
+            <w:gridSpan w:val="2"/>
             <w:tcBorders>
               <w:top w:val="single" w:sz="4" w:space="0" w:color="000000"/>
               <w:left w:val="single" w:sz="4" w:space="0" w:color="000000"/>
@@ -796,11 +796,11 @@
               <w:shd w:val="clear" w:fill="auto"/>
               <w:spacing w:lineRule="auto" w:line="240" w:before="57" w:after="0"/>
               <w:ind w:hanging="0" w:left="24" w:right="0"/>
-              <w:jc w:val="left"/>
-              <w:rPr>
-                <w:rFonts w:ascii="Arial" w:hAnsi="Arial"/>
-                <w:sz w:val="20"/>
-                <w:szCs w:val="20"/>
+              <w:jc w:val="center"/>
+              <w:rPr>
+                <w:rFonts w:ascii="Arial" w:hAnsi="Arial"/>
+                <w:sz w:val="22"/>
+                <w:szCs w:val="22"/>
               </w:rPr>
             </w:pPr>
             <w:r>
@@ -816,9 +816,9 @@
                 <w:dstrike w:val="false"/>
                 <w:color w:val="000000"/>
                 <w:position w:val="0"/>
-                <w:sz w:val="20"/>
-                <w:sz w:val="20"/>
-                <w:szCs w:val="20"/>
+                <w:sz w:val="22"/>
+                <w:sz w:val="22"/>
+                <w:szCs w:val="22"/>
                 <w:u w:val="none"/>
                 <w:shd w:fill="auto" w:val="clear"/>
                 <w:vertAlign w:val="baseline"/>
@@ -835,11 +835,11 @@
               <w:shd w:val="clear" w:fill="auto"/>
               <w:spacing w:lineRule="auto" w:line="240" w:before="57" w:after="0"/>
               <w:ind w:hanging="0" w:left="24" w:right="0"/>
-              <w:jc w:val="left"/>
-              <w:rPr>
-                <w:rFonts w:ascii="Arial" w:hAnsi="Arial"/>
-                <w:sz w:val="20"/>
-                <w:szCs w:val="20"/>
+              <w:jc w:val="center"/>
+              <w:rPr>
+                <w:rFonts w:ascii="Arial" w:hAnsi="Arial"/>
+                <w:sz w:val="22"/>
+                <w:szCs w:val="22"/>
               </w:rPr>
             </w:pPr>
             <w:r>
@@ -855,9 +855,9 @@
                 <w:dstrike w:val="false"/>
                 <w:color w:val="000000"/>
                 <w:position w:val="0"/>
-                <w:sz w:val="20"/>
-                <w:sz w:val="20"/>
-                <w:szCs w:val="20"/>
+                <w:sz w:val="22"/>
+                <w:sz w:val="22"/>
+                <w:szCs w:val="22"/>
                 <w:u w:val="none"/>
                 <w:shd w:fill="auto" w:val="clear"/>
                 <w:vertAlign w:val="baseline"/>
@@ -894,8 +894,8 @@
               <w:jc w:val="left"/>
               <w:rPr>
                 <w:rFonts w:ascii="Arial" w:hAnsi="Arial"/>
-                <w:sz w:val="20"/>
-                <w:szCs w:val="20"/>
+                <w:sz w:val="22"/>
+                <w:szCs w:val="22"/>
               </w:rPr>
             </w:pPr>
             <w:r>
@@ -911,9 +911,9 @@
                 <w:dstrike w:val="false"/>
                 <w:color w:val="000000"/>
                 <w:position w:val="0"/>
-                <w:sz w:val="20"/>
-                <w:sz w:val="20"/>
-                <w:szCs w:val="20"/>
+                <w:sz w:val="22"/>
+                <w:sz w:val="22"/>
+                <w:szCs w:val="22"/>
                 <w:u w:val="none"/>
                 <w:shd w:fill="auto" w:val="clear"/>
                 <w:vertAlign w:val="baseline"/>
@@ -933,8 +933,8 @@
               <w:jc w:val="left"/>
               <w:rPr>
                 <w:rFonts w:ascii="Arial" w:hAnsi="Arial"/>
-                <w:sz w:val="20"/>
-                <w:szCs w:val="20"/>
+                <w:sz w:val="22"/>
+                <w:szCs w:val="22"/>
               </w:rPr>
             </w:pPr>
             <w:r>
@@ -950,9 +950,9 @@
                 <w:dstrike w:val="false"/>
                 <w:color w:val="000000"/>
                 <w:position w:val="0"/>
-                <w:sz w:val="20"/>
-                <w:sz w:val="20"/>
-                <w:szCs w:val="20"/>
+                <w:sz w:val="22"/>
+                <w:sz w:val="22"/>
+                <w:szCs w:val="22"/>
                 <w:u w:val="none"/>
                 <w:shd w:fill="auto" w:val="clear"/>
                 <w:vertAlign w:val="baseline"/>
@@ -972,8 +972,8 @@
               <w:jc w:val="left"/>
               <w:rPr>
                 <w:rFonts w:ascii="Arial" w:hAnsi="Arial"/>
-                <w:sz w:val="20"/>
-                <w:szCs w:val="20"/>
+                <w:sz w:val="22"/>
+                <w:szCs w:val="22"/>
               </w:rPr>
             </w:pPr>
             <w:r>
@@ -989,9 +989,9 @@
                 <w:dstrike w:val="false"/>
                 <w:color w:val="000000"/>
                 <w:position w:val="0"/>
-                <w:sz w:val="20"/>
-                <w:sz w:val="20"/>
-                <w:szCs w:val="20"/>
+                <w:sz w:val="22"/>
+                <w:sz w:val="22"/>
+                <w:szCs w:val="22"/>
                 <w:u w:val="none"/>
                 <w:shd w:fill="auto" w:val="clear"/>
                 <w:vertAlign w:val="baseline"/>
@@ -1007,7 +1007,7 @@
         </w:trPr>
         <w:tc>
           <w:tcPr>
-            <w:tcW w:w="2789" w:type="dxa"/>
+            <w:tcW w:w="2787" w:type="dxa"/>
             <w:gridSpan w:val="2"/>
             <w:tcBorders>
               <w:top w:val="single" w:sz="4" w:space="0" w:color="000000"/>
@@ -1028,8 +1028,8 @@
               <w:jc w:val="center"/>
               <w:rPr>
                 <w:rFonts w:ascii="Arial" w:hAnsi="Arial"/>
-                <w:sz w:val="20"/>
-                <w:szCs w:val="20"/>
+                <w:sz w:val="22"/>
+                <w:szCs w:val="22"/>
               </w:rPr>
             </w:pPr>
             <w:r>
@@ -1045,9 +1045,9 @@
                 <w:dstrike w:val="false"/>
                 <w:color w:val="000000"/>
                 <w:position w:val="0"/>
-                <w:sz w:val="20"/>
-                <w:sz w:val="20"/>
-                <w:szCs w:val="20"/>
+                <w:sz w:val="22"/>
+                <w:sz w:val="22"/>
+                <w:szCs w:val="22"/>
                 <w:u w:val="none"/>
                 <w:shd w:fill="auto" w:val="clear"/>
                 <w:vertAlign w:val="baseline"/>
@@ -1067,8 +1067,8 @@
               <w:jc w:val="center"/>
               <w:rPr>
                 <w:rFonts w:ascii="Arial" w:hAnsi="Arial"/>
-                <w:sz w:val="20"/>
-                <w:szCs w:val="20"/>
+                <w:sz w:val="22"/>
+                <w:szCs w:val="22"/>
               </w:rPr>
             </w:pPr>
             <w:r>
@@ -1084,9 +1084,9 @@
                 <w:dstrike w:val="false"/>
                 <w:color w:val="000000"/>
                 <w:position w:val="0"/>
-                <w:sz w:val="20"/>
-                <w:sz w:val="20"/>
-                <w:szCs w:val="20"/>
+                <w:sz w:val="22"/>
+                <w:sz w:val="22"/>
+                <w:szCs w:val="22"/>
                 <w:u w:val="none"/>
                 <w:shd w:fill="auto" w:val="clear"/>
                 <w:vertAlign w:val="baseline"/>
@@ -1097,7 +1097,7 @@
         </w:tc>
         <w:tc>
           <w:tcPr>
-            <w:tcW w:w="3449" w:type="dxa"/>
+            <w:tcW w:w="3267" w:type="dxa"/>
             <w:gridSpan w:val="6"/>
             <w:tcBorders>
               <w:top w:val="single" w:sz="4" w:space="0" w:color="000000"/>
@@ -1118,8 +1118,8 @@
               <w:jc w:val="center"/>
               <w:rPr>
                 <w:rFonts w:ascii="Arial" w:hAnsi="Arial"/>
-                <w:sz w:val="20"/>
-                <w:szCs w:val="20"/>
+                <w:sz w:val="22"/>
+                <w:szCs w:val="22"/>
               </w:rPr>
             </w:pPr>
             <w:r>
@@ -1135,9 +1135,9 @@
                 <w:dstrike w:val="false"/>
                 <w:color w:val="000000"/>
                 <w:position w:val="0"/>
-                <w:sz w:val="20"/>
-                <w:sz w:val="20"/>
-                <w:szCs w:val="20"/>
+                <w:sz w:val="22"/>
+                <w:sz w:val="22"/>
+                <w:szCs w:val="22"/>
                 <w:u w:val="none"/>
                 <w:shd w:fill="auto" w:val="clear"/>
                 <w:vertAlign w:val="baseline"/>
@@ -1157,8 +1157,8 @@
               <w:jc w:val="center"/>
               <w:rPr>
                 <w:rFonts w:ascii="Arial" w:hAnsi="Arial"/>
-                <w:sz w:val="20"/>
-                <w:szCs w:val="20"/>
+                <w:sz w:val="22"/>
+                <w:szCs w:val="22"/>
               </w:rPr>
             </w:pPr>
             <w:r>
@@ -1174,20 +1174,110 @@
                 <w:dstrike w:val="false"/>
                 <w:color w:val="000000"/>
                 <w:position w:val="0"/>
-                <w:sz w:val="20"/>
-                <w:sz w:val="20"/>
-                <w:szCs w:val="20"/>
-                <w:u w:val="none"/>
-                <w:shd w:fill="auto" w:val="clear"/>
-                <w:vertAlign w:val="baseline"/>
-              </w:rPr>
-              <w:t xml:space="preserve">BY  PRE-CARRIER </w:t>
+                <w:sz w:val="22"/>
+                <w:sz w:val="22"/>
+                <w:szCs w:val="22"/>
+                <w:u w:val="none"/>
+                <w:shd w:fill="auto" w:val="clear"/>
+                <w:vertAlign w:val="baseline"/>
+              </w:rPr>
+              <w:t>BY  PRE-CARRIER</w:t>
             </w:r>
           </w:p>
         </w:tc>
         <w:tc>
           <w:tcPr>
-            <w:tcW w:w="1557" w:type="dxa"/>
+            <w:tcW w:w="1741" w:type="dxa"/>
+            <w:gridSpan w:val="3"/>
+            <w:tcBorders>
+              <w:top w:val="single" w:sz="4" w:space="0" w:color="000000"/>
+              <w:left w:val="single" w:sz="4" w:space="0" w:color="000000"/>
+              <w:bottom w:val="single" w:sz="4" w:space="0" w:color="000000"/>
+              <w:right w:val="single" w:sz="4" w:space="0" w:color="000000"/>
+            </w:tcBorders>
+          </w:tcPr>
+          <w:p>
+            <w:pPr>
+              <w:pStyle w:val="normal1"/>
+              <w:keepNext w:val="false"/>
+              <w:keepLines w:val="false"/>
+              <w:widowControl/>
+              <w:shd w:val="clear" w:fill="auto"/>
+              <w:spacing w:lineRule="auto" w:line="240" w:before="24" w:after="0"/>
+              <w:ind w:hanging="0" w:left="81" w:right="0"/>
+              <w:jc w:val="center"/>
+              <w:rPr>
+                <w:rFonts w:ascii="Arial" w:hAnsi="Arial"/>
+                <w:sz w:val="22"/>
+                <w:szCs w:val="22"/>
+              </w:rPr>
+            </w:pPr>
+            <w:r>
+              <w:rPr>
+                <w:rFonts w:eastAsia="Arial" w:cs="Arial" w:ascii="Arial" w:hAnsi="Arial"/>
+                <w:b/>
+                <w:bCs/>
+                <w:i w:val="false"/>
+                <w:iCs w:val="false"/>
+                <w:caps w:val="false"/>
+                <w:smallCaps w:val="false"/>
+                <w:strike w:val="false"/>
+                <w:dstrike w:val="false"/>
+                <w:color w:val="000000"/>
+                <w:position w:val="0"/>
+                <w:sz w:val="22"/>
+                <w:sz w:val="22"/>
+                <w:szCs w:val="22"/>
+                <w:u w:val="none"/>
+                <w:shd w:fill="auto" w:val="clear"/>
+                <w:vertAlign w:val="baseline"/>
+              </w:rPr>
+              <w:t>COUNTRY OF ORIGIN</w:t>
+            </w:r>
+          </w:p>
+          <w:p>
+            <w:pPr>
+              <w:pStyle w:val="normal1"/>
+              <w:keepNext w:val="false"/>
+              <w:keepLines w:val="false"/>
+              <w:widowControl/>
+              <w:shd w:val="clear" w:fill="auto"/>
+              <w:spacing w:lineRule="auto" w:line="228" w:before="19" w:after="0"/>
+              <w:ind w:hanging="0" w:left="345" w:right="180"/>
+              <w:jc w:val="center"/>
+              <w:rPr>
+                <w:rFonts w:ascii="Arial" w:hAnsi="Arial"/>
+                <w:sz w:val="22"/>
+                <w:szCs w:val="22"/>
+              </w:rPr>
+            </w:pPr>
+            <w:r>
+              <w:rPr>
+                <w:rFonts w:eastAsia="Arial" w:cs="Arial" w:ascii="Arial" w:hAnsi="Arial"/>
+                <w:b w:val="false"/>
+                <w:bCs w:val="false"/>
+                <w:i w:val="false"/>
+                <w:iCs w:val="false"/>
+                <w:caps w:val="false"/>
+                <w:smallCaps w:val="false"/>
+                <w:strike w:val="false"/>
+                <w:dstrike w:val="false"/>
+                <w:color w:val="000000"/>
+                <w:position w:val="0"/>
+                <w:sz w:val="22"/>
+                <w:sz w:val="22"/>
+                <w:szCs w:val="22"/>
+                <w:u w:val="none"/>
+                <w:shd w:fill="auto" w:val="clear"/>
+                <w:vertAlign w:val="baseline"/>
+              </w:rPr>
+              <w:t>{{ country_of_origin }}</w:t>
+            </w:r>
+          </w:p>
+        </w:tc>
+        <w:tc>
+          <w:tcPr>
+            <w:tcW w:w="2376" w:type="dxa"/>
             <w:gridSpan w:val="2"/>
             <w:tcBorders>
               <w:top w:val="single" w:sz="4" w:space="0" w:color="000000"/>
@@ -1204,12 +1294,12 @@
               <w:widowControl/>
               <w:shd w:val="clear" w:fill="auto"/>
               <w:spacing w:lineRule="auto" w:line="240" w:before="24" w:after="0"/>
-              <w:ind w:hanging="0" w:left="81" w:right="0"/>
+              <w:ind w:hanging="0" w:left="0" w:right="16"/>
               <w:jc w:val="center"/>
               <w:rPr>
                 <w:rFonts w:ascii="Arial" w:hAnsi="Arial"/>
-                <w:sz w:val="20"/>
-                <w:szCs w:val="20"/>
+                <w:sz w:val="22"/>
+                <w:szCs w:val="22"/>
               </w:rPr>
             </w:pPr>
             <w:r>
@@ -1225,99 +1315,9 @@
                 <w:dstrike w:val="false"/>
                 <w:color w:val="000000"/>
                 <w:position w:val="0"/>
-                <w:sz w:val="20"/>
-                <w:sz w:val="20"/>
-                <w:szCs w:val="20"/>
-                <w:u w:val="none"/>
-                <w:shd w:fill="auto" w:val="clear"/>
-                <w:vertAlign w:val="baseline"/>
-              </w:rPr>
-              <w:t>COUNTRY OF ORIGIN</w:t>
-            </w:r>
-          </w:p>
-          <w:p>
-            <w:pPr>
-              <w:pStyle w:val="normal1"/>
-              <w:keepNext w:val="false"/>
-              <w:keepLines w:val="false"/>
-              <w:widowControl/>
-              <w:shd w:val="clear" w:fill="auto"/>
-              <w:spacing w:lineRule="auto" w:line="228" w:before="19" w:after="0"/>
-              <w:ind w:hanging="0" w:left="345" w:right="180"/>
-              <w:jc w:val="center"/>
-              <w:rPr>
-                <w:rFonts w:ascii="Arial" w:hAnsi="Arial"/>
-                <w:sz w:val="20"/>
-                <w:szCs w:val="20"/>
-              </w:rPr>
-            </w:pPr>
-            <w:r>
-              <w:rPr>
-                <w:rFonts w:eastAsia="Arial" w:cs="Arial" w:ascii="Arial" w:hAnsi="Arial"/>
-                <w:b w:val="false"/>
-                <w:bCs w:val="false"/>
-                <w:i w:val="false"/>
-                <w:iCs w:val="false"/>
-                <w:caps w:val="false"/>
-                <w:smallCaps w:val="false"/>
-                <w:strike w:val="false"/>
-                <w:dstrike w:val="false"/>
-                <w:color w:val="000000"/>
-                <w:position w:val="0"/>
-                <w:sz w:val="20"/>
-                <w:sz w:val="20"/>
-                <w:szCs w:val="20"/>
-                <w:u w:val="none"/>
-                <w:shd w:fill="auto" w:val="clear"/>
-                <w:vertAlign w:val="baseline"/>
-              </w:rPr>
-              <w:t>{{ country_of_origin }}</w:t>
-            </w:r>
-          </w:p>
-        </w:tc>
-        <w:tc>
-          <w:tcPr>
-            <w:tcW w:w="2376" w:type="dxa"/>
-            <w:gridSpan w:val="3"/>
-            <w:tcBorders>
-              <w:top w:val="single" w:sz="4" w:space="0" w:color="000000"/>
-              <w:left w:val="single" w:sz="4" w:space="0" w:color="000000"/>
-              <w:bottom w:val="single" w:sz="4" w:space="0" w:color="000000"/>
-              <w:right w:val="single" w:sz="4" w:space="0" w:color="000000"/>
-            </w:tcBorders>
-          </w:tcPr>
-          <w:p>
-            <w:pPr>
-              <w:pStyle w:val="normal1"/>
-              <w:keepNext w:val="false"/>
-              <w:keepLines w:val="false"/>
-              <w:widowControl/>
-              <w:shd w:val="clear" w:fill="auto"/>
-              <w:spacing w:lineRule="auto" w:line="240" w:before="24" w:after="0"/>
-              <w:ind w:hanging="0" w:left="0" w:right="16"/>
-              <w:jc w:val="center"/>
-              <w:rPr>
-                <w:rFonts w:ascii="Arial" w:hAnsi="Arial"/>
-                <w:sz w:val="20"/>
-                <w:szCs w:val="20"/>
-              </w:rPr>
-            </w:pPr>
-            <w:r>
-              <w:rPr>
-                <w:rFonts w:eastAsia="Arial" w:cs="Arial" w:ascii="Arial" w:hAnsi="Arial"/>
-                <w:b/>
-                <w:bCs/>
-                <w:i w:val="false"/>
-                <w:iCs w:val="false"/>
-                <w:caps w:val="false"/>
-                <w:smallCaps w:val="false"/>
-                <w:strike w:val="false"/>
-                <w:dstrike w:val="false"/>
-                <w:color w:val="000000"/>
-                <w:position w:val="0"/>
-                <w:sz w:val="20"/>
-                <w:sz w:val="20"/>
-                <w:szCs w:val="20"/>
+                <w:sz w:val="22"/>
+                <w:sz w:val="22"/>
+                <w:szCs w:val="22"/>
                 <w:u w:val="none"/>
                 <w:shd w:fill="auto" w:val="clear"/>
                 <w:vertAlign w:val="baseline"/>
@@ -1337,8 +1337,8 @@
               <w:jc w:val="center"/>
               <w:rPr>
                 <w:rFonts w:ascii="Arial" w:hAnsi="Arial"/>
-                <w:sz w:val="20"/>
-                <w:szCs w:val="20"/>
+                <w:sz w:val="22"/>
+                <w:szCs w:val="22"/>
               </w:rPr>
             </w:pPr>
             <w:r>
@@ -1354,9 +1354,9 @@
                 <w:dstrike w:val="false"/>
                 <w:color w:val="000000"/>
                 <w:position w:val="0"/>
-                <w:sz w:val="20"/>
-                <w:sz w:val="20"/>
-                <w:szCs w:val="20"/>
+                <w:sz w:val="22"/>
+                <w:sz w:val="22"/>
+                <w:szCs w:val="22"/>
                 <w:u w:val="none"/>
                 <w:shd w:fill="auto" w:val="clear"/>
                 <w:vertAlign w:val="baseline"/>
@@ -1372,7 +1372,7 @@
         </w:trPr>
         <w:tc>
           <w:tcPr>
-            <w:tcW w:w="2789" w:type="dxa"/>
+            <w:tcW w:w="2787" w:type="dxa"/>
             <w:gridSpan w:val="2"/>
             <w:tcBorders>
               <w:top w:val="single" w:sz="4" w:space="0" w:color="000000"/>
@@ -1389,11 +1389,11 @@
               <w:shd w:val="clear" w:fill="auto"/>
               <w:spacing w:lineRule="auto" w:line="240" w:before="21" w:after="0"/>
               <w:ind w:hanging="0" w:left="367" w:right="0"/>
-              <w:jc w:val="left"/>
-              <w:rPr>
-                <w:rFonts w:ascii="Arial" w:hAnsi="Arial"/>
-                <w:sz w:val="20"/>
-                <w:szCs w:val="20"/>
+              <w:jc w:val="center"/>
+              <w:rPr>
+                <w:rFonts w:ascii="Arial" w:hAnsi="Arial"/>
+                <w:sz w:val="22"/>
+                <w:szCs w:val="22"/>
               </w:rPr>
             </w:pPr>
             <w:r>
@@ -1409,9 +1409,9 @@
                 <w:dstrike w:val="false"/>
                 <w:color w:val="000000"/>
                 <w:position w:val="0"/>
-                <w:sz w:val="20"/>
-                <w:sz w:val="20"/>
-                <w:szCs w:val="20"/>
+                <w:sz w:val="22"/>
+                <w:sz w:val="22"/>
+                <w:szCs w:val="22"/>
                 <w:u w:val="none"/>
                 <w:shd w:fill="auto" w:val="clear"/>
                 <w:vertAlign w:val="baseline"/>
@@ -1442,8 +1442,8 @@
               <w:jc w:val="center"/>
               <w:rPr>
                 <w:rFonts w:ascii="Arial" w:hAnsi="Arial"/>
-                <w:sz w:val="20"/>
-                <w:szCs w:val="20"/>
+                <w:sz w:val="22"/>
+                <w:szCs w:val="22"/>
               </w:rPr>
             </w:pPr>
             <w:r>
@@ -1459,9 +1459,9 @@
                 <w:dstrike w:val="false"/>
                 <w:color w:val="000000"/>
                 <w:position w:val="0"/>
-                <w:sz w:val="20"/>
-                <w:sz w:val="20"/>
-                <w:szCs w:val="20"/>
+                <w:sz w:val="22"/>
+                <w:sz w:val="22"/>
+                <w:szCs w:val="22"/>
                 <w:u w:val="none"/>
                 <w:shd w:fill="auto" w:val="clear"/>
                 <w:vertAlign w:val="baseline"/>
@@ -1472,7 +1472,7 @@
         </w:tc>
         <w:tc>
           <w:tcPr>
-            <w:tcW w:w="4773" w:type="dxa"/>
+            <w:tcW w:w="4775" w:type="dxa"/>
             <w:gridSpan w:val="6"/>
             <w:vMerge w:val="restart"/>
             <w:tcBorders>
@@ -1494,8 +1494,8 @@
               <w:jc w:val="center"/>
               <w:rPr>
                 <w:rFonts w:ascii="Arial" w:hAnsi="Arial"/>
-                <w:sz w:val="20"/>
-                <w:szCs w:val="20"/>
+                <w:sz w:val="22"/>
+                <w:szCs w:val="22"/>
               </w:rPr>
             </w:pPr>
             <w:r>
@@ -1511,9 +1511,9 @@
                 <w:dstrike w:val="false"/>
                 <w:color w:val="000000"/>
                 <w:position w:val="0"/>
-                <w:sz w:val="20"/>
-                <w:sz w:val="20"/>
-                <w:szCs w:val="20"/>
+                <w:sz w:val="22"/>
+                <w:sz w:val="22"/>
+                <w:szCs w:val="22"/>
                 <w:u w:val="none"/>
                 <w:shd w:fill="auto" w:val="clear"/>
                 <w:vertAlign w:val="baseline"/>
@@ -1533,8 +1533,8 @@
               <w:jc w:val="center"/>
               <w:rPr>
                 <w:rFonts w:ascii="Arial" w:hAnsi="Arial"/>
-                <w:sz w:val="20"/>
-                <w:szCs w:val="20"/>
+                <w:sz w:val="22"/>
+                <w:szCs w:val="22"/>
               </w:rPr>
             </w:pPr>
             <w:r>
@@ -1550,9 +1550,9 @@
                 <w:dstrike w:val="false"/>
                 <w:color w:val="000000"/>
                 <w:position w:val="0"/>
-                <w:sz w:val="20"/>
-                <w:sz w:val="20"/>
-                <w:szCs w:val="20"/>
+                <w:sz w:val="22"/>
+                <w:sz w:val="22"/>
+                <w:szCs w:val="22"/>
                 <w:u w:val="none"/>
                 <w:shd w:fill="auto" w:val="clear"/>
                 <w:vertAlign w:val="baseline"/>
@@ -1568,7 +1568,7 @@
         </w:trPr>
         <w:tc>
           <w:tcPr>
-            <w:tcW w:w="2789" w:type="dxa"/>
+            <w:tcW w:w="2787" w:type="dxa"/>
             <w:gridSpan w:val="2"/>
             <w:tcBorders>
               <w:left w:val="single" w:sz="4" w:space="0" w:color="000000"/>
@@ -1585,7 +1585,7 @@
               <w:shd w:val="clear" w:fill="auto"/>
               <w:spacing w:lineRule="auto" w:line="240" w:before="0" w:after="0"/>
               <w:ind w:hanging="0" w:left="0" w:right="0"/>
-              <w:jc w:val="left"/>
+              <w:jc w:val="center"/>
               <w:rPr>
                 <w:rFonts w:ascii="Arial" w:hAnsi="Arial" w:eastAsia="Arial" w:cs="Arial"/>
                 <w:b w:val="false"/>
@@ -1599,9 +1599,9 @@
                 <w:dstrike w:val="false"/>
                 <w:color w:val="000000"/>
                 <w:position w:val="0"/>
-                <w:sz w:val="20"/>
-                <w:sz w:val="20"/>
-                <w:szCs w:val="20"/>
+                <w:sz w:val="22"/>
+                <w:sz w:val="22"/>
+                <w:szCs w:val="22"/>
                 <w:u w:val="none"/>
                 <w:shd w:fill="auto" w:val="clear"/>
                 <w:vertAlign w:val="baseline"/>
@@ -1620,9 +1620,9 @@
                 <w:dstrike w:val="false"/>
                 <w:color w:val="000000"/>
                 <w:position w:val="0"/>
-                <w:sz w:val="20"/>
-                <w:sz w:val="20"/>
-                <w:szCs w:val="20"/>
+                <w:sz w:val="22"/>
+                <w:sz w:val="22"/>
+                <w:szCs w:val="22"/>
                 <w:u w:val="none"/>
                 <w:shd w:fill="auto" w:val="clear"/>
                 <w:vertAlign w:val="baseline"/>
@@ -1652,8 +1652,8 @@
               <w:jc w:val="center"/>
               <w:rPr>
                 <w:rFonts w:ascii="Arial" w:hAnsi="Arial"/>
-                <w:sz w:val="20"/>
-                <w:szCs w:val="20"/>
+                <w:sz w:val="22"/>
+                <w:szCs w:val="22"/>
               </w:rPr>
             </w:pPr>
             <w:r>
@@ -1669,9 +1669,9 @@
                 <w:dstrike w:val="false"/>
                 <w:color w:val="000000"/>
                 <w:position w:val="0"/>
-                <w:sz w:val="20"/>
-                <w:sz w:val="20"/>
-                <w:szCs w:val="20"/>
+                <w:sz w:val="22"/>
+                <w:sz w:val="22"/>
+                <w:szCs w:val="22"/>
                 <w:u w:val="none"/>
                 <w:shd w:fill="auto" w:val="clear"/>
                 <w:vertAlign w:val="baseline"/>
@@ -1682,7 +1682,7 @@
         </w:tc>
         <w:tc>
           <w:tcPr>
-            <w:tcW w:w="4773" w:type="dxa"/>
+            <w:tcW w:w="4775" w:type="dxa"/>
             <w:gridSpan w:val="6"/>
             <w:vMerge w:val="continue"/>
             <w:tcBorders>
@@ -1701,7 +1701,7 @@
               <w:shd w:val="clear" w:fill="auto"/>
               <w:spacing w:lineRule="auto" w:line="276" w:before="0" w:after="0"/>
               <w:ind w:hanging="0" w:left="0" w:right="0"/>
-              <w:jc w:val="left"/>
+              <w:jc w:val="center"/>
               <w:rPr>
                 <w:rFonts w:ascii="Arial" w:hAnsi="Arial" w:eastAsia="Arial" w:cs="Arial"/>
                 <w:b w:val="false"/>
@@ -1715,9 +1715,9 @@
                 <w:dstrike w:val="false"/>
                 <w:color w:val="000000"/>
                 <w:position w:val="0"/>
-                <w:sz w:val="20"/>
-                <w:sz w:val="20"/>
-                <w:szCs w:val="20"/>
+                <w:sz w:val="22"/>
+                <w:sz w:val="22"/>
+                <w:szCs w:val="22"/>
                 <w:u w:val="none"/>
                 <w:shd w:fill="auto" w:val="clear"/>
                 <w:vertAlign w:val="baseline"/>
@@ -1736,9 +1736,9 @@
                 <w:dstrike w:val="false"/>
                 <w:color w:val="000000"/>
                 <w:position w:val="0"/>
-                <w:sz w:val="20"/>
-                <w:sz w:val="20"/>
-                <w:szCs w:val="20"/>
+                <w:sz w:val="22"/>
+                <w:sz w:val="22"/>
+                <w:szCs w:val="22"/>
                 <w:u w:val="none"/>
                 <w:shd w:fill="auto" w:val="clear"/>
                 <w:vertAlign w:val="baseline"/>
@@ -1753,7 +1753,7 @@
         </w:trPr>
         <w:tc>
           <w:tcPr>
-            <w:tcW w:w="2789" w:type="dxa"/>
+            <w:tcW w:w="2787" w:type="dxa"/>
             <w:gridSpan w:val="2"/>
             <w:tcBorders>
               <w:left w:val="single" w:sz="4" w:space="0" w:color="000000"/>
@@ -1769,8 +1769,8 @@
               <w:jc w:val="center"/>
               <w:rPr>
                 <w:rFonts w:ascii="Arial" w:hAnsi="Arial"/>
-                <w:sz w:val="20"/>
-                <w:szCs w:val="20"/>
+                <w:sz w:val="22"/>
+                <w:szCs w:val="22"/>
               </w:rPr>
             </w:pPr>
             <w:r>
@@ -1778,8 +1778,8 @@
                 <w:rFonts w:eastAsia="Arial" w:cs="Arial" w:ascii="Arial" w:hAnsi="Arial"/>
                 <w:b/>
                 <w:bCs/>
-                <w:sz w:val="20"/>
-                <w:szCs w:val="20"/>
+                <w:sz w:val="22"/>
+                <w:szCs w:val="22"/>
               </w:rPr>
               <w:t>PORT OF DISCHARGE</w:t>
             </w:r>
@@ -1796,8 +1796,8 @@
               <w:jc w:val="center"/>
               <w:rPr>
                 <w:rFonts w:ascii="Arial" w:hAnsi="Arial"/>
-                <w:sz w:val="20"/>
-                <w:szCs w:val="20"/>
+                <w:sz w:val="22"/>
+                <w:szCs w:val="22"/>
               </w:rPr>
             </w:pPr>
             <w:r>
@@ -1813,9 +1813,9 @@
                 <w:dstrike w:val="false"/>
                 <w:color w:val="000000"/>
                 <w:position w:val="0"/>
-                <w:sz w:val="20"/>
-                <w:sz w:val="20"/>
-                <w:szCs w:val="20"/>
+                <w:sz w:val="22"/>
+                <w:sz w:val="22"/>
+                <w:szCs w:val="22"/>
                 <w:u w:val="none"/>
                 <w:shd w:fill="auto" w:val="clear"/>
                 <w:vertAlign w:val="baseline"/>
@@ -1842,8 +1842,8 @@
               <w:jc w:val="center"/>
               <w:rPr>
                 <w:rFonts w:ascii="Arial" w:hAnsi="Arial"/>
-                <w:sz w:val="20"/>
-                <w:szCs w:val="20"/>
+                <w:sz w:val="22"/>
+                <w:szCs w:val="22"/>
               </w:rPr>
             </w:pPr>
             <w:r>
@@ -1851,8 +1851,8 @@
                 <w:rFonts w:eastAsia="Arial" w:cs="Arial" w:ascii="Arial" w:hAnsi="Arial"/>
                 <w:b/>
                 <w:bCs/>
-                <w:sz w:val="20"/>
-                <w:szCs w:val="20"/>
+                <w:sz w:val="22"/>
+                <w:szCs w:val="22"/>
               </w:rPr>
               <w:t>FINAL DESTINATION</w:t>
             </w:r>
@@ -1869,8 +1869,8 @@
               <w:jc w:val="center"/>
               <w:rPr>
                 <w:rFonts w:ascii="Arial" w:hAnsi="Arial"/>
-                <w:sz w:val="20"/>
-                <w:szCs w:val="20"/>
+                <w:sz w:val="22"/>
+                <w:szCs w:val="22"/>
               </w:rPr>
             </w:pPr>
             <w:r>
@@ -1886,9 +1886,9 @@
                 <w:dstrike w:val="false"/>
                 <w:color w:val="000000"/>
                 <w:position w:val="0"/>
-                <w:sz w:val="20"/>
-                <w:sz w:val="20"/>
-                <w:szCs w:val="20"/>
+                <w:sz w:val="22"/>
+                <w:sz w:val="22"/>
+                <w:szCs w:val="22"/>
                 <w:u w:val="none"/>
                 <w:shd w:fill="auto" w:val="clear"/>
                 <w:vertAlign w:val="baseline"/>
@@ -1899,7 +1899,7 @@
         </w:tc>
         <w:tc>
           <w:tcPr>
-            <w:tcW w:w="4773" w:type="dxa"/>
+            <w:tcW w:w="4775" w:type="dxa"/>
             <w:gridSpan w:val="6"/>
             <w:vMerge w:val="continue"/>
             <w:tcBorders>
@@ -1918,7 +1918,7 @@
               <w:shd w:val="clear" w:fill="auto"/>
               <w:spacing w:lineRule="auto" w:line="276" w:before="0" w:after="0"/>
               <w:ind w:hanging="0" w:left="0" w:right="0"/>
-              <w:jc w:val="left"/>
+              <w:jc w:val="center"/>
               <w:rPr>
                 <w:rFonts w:ascii="Arial" w:hAnsi="Arial" w:eastAsia="Arial" w:cs="Arial"/>
                 <w:b w:val="false"/>
@@ -1932,9 +1932,9 @@
                 <w:dstrike w:val="false"/>
                 <w:color w:val="000000"/>
                 <w:position w:val="0"/>
-                <w:sz w:val="20"/>
-                <w:sz w:val="20"/>
-                <w:szCs w:val="20"/>
+                <w:sz w:val="22"/>
+                <w:sz w:val="22"/>
+                <w:szCs w:val="22"/>
                 <w:u w:val="none"/>
                 <w:shd w:fill="auto" w:val="clear"/>
                 <w:vertAlign w:val="baseline"/>
@@ -1953,9 +1953,9 @@
                 <w:dstrike w:val="false"/>
                 <w:color w:val="000000"/>
                 <w:position w:val="0"/>
-                <w:sz w:val="20"/>
-                <w:sz w:val="20"/>
-                <w:szCs w:val="20"/>
+                <w:sz w:val="22"/>
+                <w:sz w:val="22"/>
+                <w:szCs w:val="22"/>
                 <w:u w:val="none"/>
                 <w:shd w:fill="auto" w:val="clear"/>
                 <w:vertAlign w:val="baseline"/>
@@ -1970,7 +1970,7 @@
         </w:trPr>
         <w:tc>
           <w:tcPr>
-            <w:tcW w:w="1710" w:type="dxa"/>
+            <w:tcW w:w="1708" w:type="dxa"/>
             <w:tcBorders>
               <w:top w:val="single" w:sz="4" w:space="0" w:color="000000"/>
               <w:left w:val="single" w:sz="4" w:space="0" w:color="000000"/>
@@ -1991,8 +1991,8 @@
               <w:jc w:val="center"/>
               <w:rPr>
                 <w:rFonts w:ascii="Arial" w:hAnsi="Arial"/>
-                <w:sz w:val="20"/>
-                <w:szCs w:val="20"/>
+                <w:sz w:val="22"/>
+                <w:szCs w:val="22"/>
               </w:rPr>
             </w:pPr>
             <w:r>
@@ -2008,9 +2008,9 @@
                 <w:dstrike w:val="false"/>
                 <w:color w:val="000000"/>
                 <w:position w:val="0"/>
-                <w:sz w:val="20"/>
-                <w:sz w:val="20"/>
-                <w:szCs w:val="20"/>
+                <w:sz w:val="22"/>
+                <w:sz w:val="22"/>
+                <w:szCs w:val="22"/>
                 <w:u w:val="none"/>
                 <w:shd w:fill="auto" w:val="clear"/>
                 <w:vertAlign w:val="baseline"/>
@@ -2043,8 +2043,8 @@
               <w:jc w:val="center"/>
               <w:rPr>
                 <w:rFonts w:ascii="Arial" w:hAnsi="Arial"/>
-                <w:sz w:val="20"/>
-                <w:szCs w:val="20"/>
+                <w:sz w:val="22"/>
+                <w:szCs w:val="22"/>
               </w:rPr>
             </w:pPr>
             <w:r>
@@ -2060,9 +2060,9 @@
                 <w:dstrike w:val="false"/>
                 <w:color w:val="000000"/>
                 <w:position w:val="0"/>
-                <w:sz w:val="20"/>
-                <w:sz w:val="20"/>
-                <w:szCs w:val="20"/>
+                <w:sz w:val="22"/>
+                <w:sz w:val="22"/>
+                <w:szCs w:val="22"/>
                 <w:u w:val="none"/>
                 <w:shd w:fill="auto" w:val="clear"/>
                 <w:vertAlign w:val="baseline"/>
@@ -2073,8 +2073,8 @@
         </w:tc>
         <w:tc>
           <w:tcPr>
-            <w:tcW w:w="5140" w:type="dxa"/>
-            <w:gridSpan w:val="8"/>
+            <w:tcW w:w="4868" w:type="dxa"/>
+            <w:gridSpan w:val="7"/>
             <w:tcBorders>
               <w:top w:val="single" w:sz="4" w:space="0" w:color="000000"/>
               <w:left w:val="single" w:sz="4" w:space="0" w:color="000000"/>
@@ -2095,8 +2095,8 @@
               <w:jc w:val="center"/>
               <w:rPr>
                 <w:rFonts w:ascii="Arial" w:hAnsi="Arial"/>
-                <w:sz w:val="20"/>
-                <w:szCs w:val="20"/>
+                <w:sz w:val="22"/>
+                <w:szCs w:val="22"/>
               </w:rPr>
             </w:pPr>
             <w:r>
@@ -2112,9 +2112,9 @@
                 <w:dstrike w:val="false"/>
                 <w:color w:val="000000"/>
                 <w:position w:val="0"/>
-                <w:sz w:val="20"/>
-                <w:sz w:val="20"/>
-                <w:szCs w:val="20"/>
+                <w:sz w:val="22"/>
+                <w:sz w:val="22"/>
+                <w:szCs w:val="22"/>
                 <w:u w:val="none"/>
                 <w:shd w:fill="auto" w:val="clear"/>
                 <w:vertAlign w:val="baseline"/>
@@ -2125,7 +2125,8 @@
         </w:tc>
         <w:tc>
           <w:tcPr>
-            <w:tcW w:w="805" w:type="dxa"/>
+            <w:tcW w:w="896" w:type="dxa"/>
+            <w:gridSpan w:val="2"/>
             <w:tcBorders>
               <w:top w:val="single" w:sz="4" w:space="0" w:color="000000"/>
               <w:left w:val="single" w:sz="4" w:space="0" w:color="000000"/>
@@ -2146,8 +2147,8 @@
               <w:jc w:val="center"/>
               <w:rPr>
                 <w:rFonts w:ascii="Arial" w:hAnsi="Arial"/>
-                <w:sz w:val="20"/>
-                <w:szCs w:val="20"/>
+                <w:sz w:val="22"/>
+                <w:szCs w:val="22"/>
               </w:rPr>
             </w:pPr>
             <w:r>
@@ -2163,9 +2164,9 @@
                 <w:dstrike w:val="false"/>
                 <w:color w:val="000000"/>
                 <w:position w:val="0"/>
-                <w:sz w:val="20"/>
-                <w:sz w:val="20"/>
-                <w:szCs w:val="20"/>
+                <w:sz w:val="22"/>
+                <w:sz w:val="22"/>
+                <w:szCs w:val="22"/>
                 <w:u w:val="none"/>
                 <w:shd w:fill="auto" w:val="clear"/>
                 <w:vertAlign w:val="baseline"/>
@@ -2176,7 +2177,7 @@
         </w:tc>
         <w:tc>
           <w:tcPr>
-            <w:tcW w:w="1336" w:type="dxa"/>
+            <w:tcW w:w="1519" w:type="dxa"/>
             <w:tcBorders>
               <w:top w:val="single" w:sz="4" w:space="0" w:color="000000"/>
               <w:left w:val="single" w:sz="4" w:space="0" w:color="000000"/>
@@ -2197,8 +2198,8 @@
               <w:jc w:val="center"/>
               <w:rPr>
                 <w:rFonts w:ascii="Arial" w:hAnsi="Arial"/>
-                <w:sz w:val="20"/>
-                <w:szCs w:val="20"/>
+                <w:sz w:val="22"/>
+                <w:szCs w:val="22"/>
               </w:rPr>
             </w:pPr>
             <w:r>
@@ -2214,9 +2215,9 @@
                 <w:dstrike w:val="false"/>
                 <w:color w:val="000000"/>
                 <w:position w:val="0"/>
-                <w:sz w:val="20"/>
-                <w:sz w:val="20"/>
-                <w:szCs w:val="20"/>
+                <w:sz w:val="22"/>
+                <w:sz w:val="22"/>
+                <w:szCs w:val="22"/>
                 <w:u w:val="none"/>
                 <w:shd w:fill="auto" w:val="clear"/>
                 <w:vertAlign w:val="baseline"/>
@@ -2232,7 +2233,7 @@
         </w:trPr>
         <w:tc>
           <w:tcPr>
-            <w:tcW w:w="1710" w:type="dxa"/>
+            <w:tcW w:w="1708" w:type="dxa"/>
             <w:tcBorders>
               <w:top w:val="single" w:sz="4" w:space="0" w:color="000000"/>
               <w:left w:val="single" w:sz="4" w:space="0" w:color="000000"/>
@@ -2247,15 +2248,15 @@
               <w:jc w:val="center"/>
               <w:rPr>
                 <w:rFonts w:ascii="Arial" w:hAnsi="Arial"/>
-                <w:sz w:val="20"/>
-                <w:szCs w:val="20"/>
-              </w:rPr>
-            </w:pPr>
-            <w:r>
-              <w:rPr>
-                <w:rFonts w:eastAsia="Arial" w:cs="Arial" w:ascii="Arial" w:hAnsi="Arial"/>
-                <w:sz w:val="20"/>
-                <w:szCs w:val="20"/>
+                <w:sz w:val="22"/>
+                <w:szCs w:val="22"/>
+              </w:rPr>
+            </w:pPr>
+            <w:r>
+              <w:rPr>
+                <w:rFonts w:eastAsia="Arial" w:cs="Arial" w:ascii="Arial" w:hAnsi="Arial"/>
+                <w:sz w:val="22"/>
+                <w:szCs w:val="22"/>
               </w:rPr>
               <w:t>{{ "%02d" % packages[0].sr_start }} TO {{ "%02d" % total_quantity }}</w:t>
             </w:r>
@@ -2267,15 +2268,15 @@
               <w:jc w:val="center"/>
               <w:rPr>
                 <w:rFonts w:ascii="Arial" w:hAnsi="Arial" w:eastAsia="Arial" w:cs="Arial"/>
-                <w:sz w:val="20"/>
-                <w:szCs w:val="20"/>
-              </w:rPr>
-            </w:pPr>
-            <w:r>
-              <w:rPr>
-                <w:rFonts w:eastAsia="Arial" w:cs="Arial" w:ascii="Arial" w:hAnsi="Arial"/>
-                <w:sz w:val="20"/>
-                <w:szCs w:val="20"/>
+                <w:sz w:val="22"/>
+                <w:szCs w:val="22"/>
+              </w:rPr>
+            </w:pPr>
+            <w:r>
+              <w:rPr>
+                <w:rFonts w:eastAsia="Arial" w:cs="Arial" w:ascii="Arial" w:hAnsi="Arial"/>
+                <w:sz w:val="22"/>
+                <w:szCs w:val="22"/>
               </w:rPr>
             </w:r>
           </w:p>
@@ -2286,15 +2287,15 @@
               <w:jc w:val="center"/>
               <w:rPr>
                 <w:rFonts w:ascii="Arial" w:hAnsi="Arial"/>
-                <w:sz w:val="20"/>
-                <w:szCs w:val="20"/>
-              </w:rPr>
-            </w:pPr>
-            <w:r>
-              <w:rPr>
-                <w:rFonts w:eastAsia="Arial" w:cs="Arial" w:ascii="Arial" w:hAnsi="Arial"/>
-                <w:sz w:val="20"/>
-                <w:szCs w:val="20"/>
+                <w:sz w:val="22"/>
+                <w:szCs w:val="22"/>
+              </w:rPr>
+            </w:pPr>
+            <w:r>
+              <w:rPr>
+                <w:rFonts w:eastAsia="Arial" w:cs="Arial" w:ascii="Arial" w:hAnsi="Arial"/>
+                <w:sz w:val="22"/>
+                <w:szCs w:val="22"/>
               </w:rPr>
               <w:t>Container No:</w:t>
             </w:r>
@@ -2306,15 +2307,15 @@
               <w:jc w:val="center"/>
               <w:rPr>
                 <w:rFonts w:ascii="Arial" w:hAnsi="Arial" w:eastAsia="Arial" w:cs="Arial"/>
-                <w:sz w:val="20"/>
-                <w:szCs w:val="20"/>
-              </w:rPr>
-            </w:pPr>
-            <w:r>
-              <w:rPr>
-                <w:rFonts w:eastAsia="Arial" w:cs="Arial" w:ascii="Arial" w:hAnsi="Arial"/>
-                <w:sz w:val="20"/>
-                <w:szCs w:val="20"/>
+                <w:sz w:val="22"/>
+                <w:szCs w:val="22"/>
+              </w:rPr>
+            </w:pPr>
+            <w:r>
+              <w:rPr>
+                <w:rFonts w:eastAsia="Arial" w:cs="Arial" w:ascii="Arial" w:hAnsi="Arial"/>
+                <w:sz w:val="22"/>
+                <w:szCs w:val="22"/>
               </w:rPr>
             </w:r>
           </w:p>
@@ -2325,15 +2326,15 @@
               <w:jc w:val="center"/>
               <w:rPr>
                 <w:rFonts w:ascii="Arial" w:hAnsi="Arial"/>
-                <w:sz w:val="20"/>
-                <w:szCs w:val="20"/>
-              </w:rPr>
-            </w:pPr>
-            <w:r>
-              <w:rPr>
-                <w:rFonts w:eastAsia="Arial" w:cs="Arial" w:ascii="Arial" w:hAnsi="Arial"/>
-                <w:sz w:val="20"/>
-                <w:szCs w:val="20"/>
+                <w:sz w:val="22"/>
+                <w:szCs w:val="22"/>
+              </w:rPr>
+            </w:pPr>
+            <w:r>
+              <w:rPr>
+                <w:rFonts w:eastAsia="Arial" w:cs="Arial" w:ascii="Arial" w:hAnsi="Arial"/>
+                <w:sz w:val="22"/>
+                <w:szCs w:val="22"/>
               </w:rPr>
               <w:t xml:space="preserve">No of Containers: </w:t>
               <w:br/>
@@ -2358,17 +2359,18 @@
               <w:jc w:val="center"/>
               <w:rPr>
                 <w:rFonts w:ascii="Arial" w:hAnsi="Arial"/>
-                <w:sz w:val="20"/>
-                <w:szCs w:val="20"/>
-              </w:rPr>
-            </w:pPr>
-            <w:r>
-              <w:rPr>
-                <w:rFonts w:eastAsia="Arial" w:cs="Arial" w:ascii="Arial" w:hAnsi="Arial"/>
-                <w:sz w:val="20"/>
-                <w:szCs w:val="20"/>
+                <w:sz w:val="22"/>
+                <w:szCs w:val="22"/>
+              </w:rPr>
+            </w:pPr>
+            <w:r>
+              <w:rPr>
+                <w:rFonts w:eastAsia="Arial" w:cs="Arial" w:ascii="Arial" w:hAnsi="Arial"/>
+                <w:sz w:val="22"/>
+                <w:szCs w:val="22"/>
               </w:rPr>
               <w:t>{% for p in packages %}{{ p.hsn_code }}</w:t>
+              <w:br/>
               <w:br/>
               <w:t>{% endfor %}</w:t>
             </w:r>
@@ -2376,8 +2378,8 @@
         </w:tc>
         <w:tc>
           <w:tcPr>
-            <w:tcW w:w="5140" w:type="dxa"/>
-            <w:gridSpan w:val="8"/>
+            <w:tcW w:w="4868" w:type="dxa"/>
+            <w:gridSpan w:val="7"/>
             <w:tcBorders>
               <w:top w:val="single" w:sz="4" w:space="0" w:color="000000"/>
               <w:left w:val="single" w:sz="4" w:space="0" w:color="000000"/>
@@ -2395,11 +2397,7 @@
               <w:spacing w:lineRule="auto" w:line="240" w:before="0" w:after="0"/>
               <w:ind w:hanging="0" w:left="91" w:right="90"/>
               <w:jc w:val="left"/>
-              <w:rPr>
-                <w:rFonts w:ascii="Arial" w:hAnsi="Arial"/>
-                <w:sz w:val="20"/>
-                <w:szCs w:val="20"/>
-              </w:rPr>
+              <w:rPr/>
             </w:pPr>
             <w:r>
               <w:rPr>
@@ -2414,14 +2412,15 @@
                 <w:dstrike w:val="false"/>
                 <w:color w:val="000000"/>
                 <w:position w:val="0"/>
-                <w:sz w:val="20"/>
-                <w:sz w:val="20"/>
-                <w:szCs w:val="20"/>
+                <w:sz w:val="22"/>
+                <w:sz w:val="22"/>
+                <w:szCs w:val="22"/>
                 <w:u w:val="none"/>
                 <w:shd w:fill="auto" w:val="clear"/>
                 <w:vertAlign w:val="baseline"/>
               </w:rPr>
               <w:t>{% for p in packages %}{{ p.description }}</w:t>
+              <w:br/>
               <w:br/>
               <w:t>{% endfor %}</w:t>
             </w:r>
@@ -2429,7 +2428,8 @@
         </w:tc>
         <w:tc>
           <w:tcPr>
-            <w:tcW w:w="805" w:type="dxa"/>
+            <w:tcW w:w="896" w:type="dxa"/>
+            <w:gridSpan w:val="2"/>
             <w:tcBorders>
               <w:top w:val="single" w:sz="4" w:space="0" w:color="000000"/>
               <w:left w:val="single" w:sz="4" w:space="0" w:color="000000"/>
@@ -2444,15 +2444,15 @@
               <w:jc w:val="center"/>
               <w:rPr>
                 <w:rFonts w:ascii="Arial" w:hAnsi="Arial"/>
-                <w:sz w:val="20"/>
-                <w:szCs w:val="20"/>
-              </w:rPr>
-            </w:pPr>
-            <w:r>
-              <w:rPr>
-                <w:rFonts w:eastAsia="Arial" w:cs="Arial" w:ascii="Arial" w:hAnsi="Arial"/>
-                <w:sz w:val="20"/>
-                <w:szCs w:val="20"/>
+                <w:sz w:val="22"/>
+                <w:szCs w:val="22"/>
+              </w:rPr>
+            </w:pPr>
+            <w:r>
+              <w:rPr>
+                <w:rFonts w:eastAsia="Arial" w:cs="Arial" w:ascii="Arial" w:hAnsi="Arial"/>
+                <w:sz w:val="22"/>
+                <w:szCs w:val="22"/>
               </w:rPr>
               <w:t>{{ total_quantity }}</w:t>
             </w:r>
@@ -2460,7 +2460,7 @@
         </w:tc>
         <w:tc>
           <w:tcPr>
-            <w:tcW w:w="1336" w:type="dxa"/>
+            <w:tcW w:w="1519" w:type="dxa"/>
             <w:tcBorders>
               <w:top w:val="single" w:sz="4" w:space="0" w:color="000000"/>
               <w:left w:val="single" w:sz="4" w:space="0" w:color="000000"/>
@@ -2474,15 +2474,15 @@
               <w:jc w:val="center"/>
               <w:rPr>
                 <w:rFonts w:ascii="Arial" w:hAnsi="Arial"/>
-                <w:sz w:val="20"/>
-                <w:szCs w:val="20"/>
-              </w:rPr>
-            </w:pPr>
-            <w:r>
-              <w:rPr>
-                <w:rFonts w:eastAsia="Arial" w:cs="Arial" w:ascii="Arial" w:hAnsi="Arial"/>
-                <w:sz w:val="20"/>
-                <w:szCs w:val="20"/>
+                <w:sz w:val="22"/>
+                <w:szCs w:val="22"/>
+              </w:rPr>
+            </w:pPr>
+            <w:r>
+              <w:rPr>
+                <w:rFonts w:eastAsia="Arial" w:cs="Arial" w:ascii="Arial" w:hAnsi="Arial"/>
+                <w:sz w:val="22"/>
+                <w:szCs w:val="22"/>
               </w:rPr>
               <w:t>Packing details as below</w:t>
             </w:r>
@@ -2493,15 +2493,15 @@
               <w:jc w:val="center"/>
               <w:rPr>
                 <w:rFonts w:ascii="Arial" w:hAnsi="Arial"/>
-                <w:sz w:val="20"/>
-                <w:szCs w:val="20"/>
-              </w:rPr>
-            </w:pPr>
-            <w:r>
-              <w:rPr>
-                <w:rFonts w:eastAsia="Arial" w:cs="Arial" w:ascii="Arial" w:hAnsi="Arial"/>
-                <w:sz w:val="20"/>
-                <w:szCs w:val="20"/>
+                <w:sz w:val="22"/>
+                <w:szCs w:val="22"/>
+              </w:rPr>
+            </w:pPr>
+            <w:r>
+              <w:rPr>
+                <w:rFonts w:eastAsia="Arial" w:cs="Arial" w:ascii="Arial" w:hAnsi="Arial"/>
+                <w:sz w:val="22"/>
+                <w:szCs w:val="22"/>
               </w:rPr>
               <w:t>(Annexure-I)</w:t>
             </w:r>
@@ -2551,9 +2551,9 @@
                 <w:dstrike w:val="false"/>
                 <w:color w:val="000000"/>
                 <w:position w:val="0"/>
-                <w:sz w:val="20"/>
-                <w:sz w:val="20"/>
-                <w:szCs w:val="20"/>
+                <w:sz w:val="22"/>
+                <w:sz w:val="22"/>
+                <w:szCs w:val="22"/>
                 <w:u w:val="none"/>
                 <w:shd w:fill="auto" w:val="clear"/>
                 <w:vertAlign w:val="baseline"/>
@@ -2572,9 +2572,9 @@
                 <w:dstrike w:val="false"/>
                 <w:color w:val="000000"/>
                 <w:position w:val="0"/>
-                <w:sz w:val="20"/>
-                <w:sz w:val="20"/>
-                <w:szCs w:val="20"/>
+                <w:sz w:val="22"/>
+                <w:sz w:val="22"/>
+                <w:szCs w:val="22"/>
                 <w:u w:val="none"/>
                 <w:shd w:fill="auto" w:val="clear"/>
                 <w:vertAlign w:val="baseline"/>
@@ -2615,8 +2615,8 @@
               <w:jc w:val="left"/>
               <w:rPr>
                 <w:rFonts w:ascii="Arial" w:hAnsi="Arial"/>
-                <w:sz w:val="20"/>
-                <w:szCs w:val="20"/>
+                <w:sz w:val="22"/>
+                <w:szCs w:val="22"/>
               </w:rPr>
             </w:pPr>
             <w:r>
@@ -2632,9 +2632,9 @@
                 <w:dstrike w:val="false"/>
                 <w:color w:val="000000"/>
                 <w:position w:val="0"/>
-                <w:sz w:val="20"/>
-                <w:sz w:val="20"/>
-                <w:szCs w:val="20"/>
+                <w:sz w:val="22"/>
+                <w:sz w:val="22"/>
+                <w:szCs w:val="22"/>
                 <w:u w:val="none"/>
                 <w:shd w:fill="auto" w:val="clear"/>
                 <w:vertAlign w:val="baseline"/>
@@ -2654,9 +2654,9 @@
                 <w:dstrike w:val="false"/>
                 <w:color w:val="000000"/>
                 <w:position w:val="0"/>
-                <w:sz w:val="20"/>
-                <w:sz w:val="20"/>
-                <w:szCs w:val="20"/>
+                <w:sz w:val="22"/>
+                <w:sz w:val="22"/>
+                <w:szCs w:val="22"/>
                 <w:u w:val="none"/>
                 <w:shd w:fill="auto" w:val="clear"/>
                 <w:vertAlign w:val="baseline"/>
@@ -2703,9 +2703,9 @@
                 <w:dstrike w:val="false"/>
                 <w:color w:val="000000"/>
                 <w:position w:val="0"/>
-                <w:sz w:val="20"/>
-                <w:sz w:val="20"/>
-                <w:szCs w:val="20"/>
+                <w:sz w:val="22"/>
+                <w:sz w:val="22"/>
+                <w:szCs w:val="22"/>
                 <w:u w:val="none"/>
                 <w:shd w:fill="auto" w:val="clear"/>
                 <w:vertAlign w:val="baseline"/>
@@ -2724,9 +2724,9 @@
                 <w:dstrike w:val="false"/>
                 <w:color w:val="000000"/>
                 <w:position w:val="0"/>
-                <w:sz w:val="20"/>
-                <w:sz w:val="20"/>
-                <w:szCs w:val="20"/>
+                <w:sz w:val="22"/>
+                <w:sz w:val="22"/>
+                <w:szCs w:val="22"/>
                 <w:u w:val="none"/>
                 <w:shd w:fill="auto" w:val="clear"/>
                 <w:vertAlign w:val="baseline"/>
@@ -2736,7 +2736,7 @@
         </w:tc>
         <w:tc>
           <w:tcPr>
-            <w:tcW w:w="1620" w:type="dxa"/>
+            <w:tcW w:w="1618" w:type="dxa"/>
             <w:gridSpan w:val="2"/>
             <w:tcBorders>
               <w:left w:val="single" w:sz="4" w:space="0" w:color="000000"/>
@@ -2756,8 +2756,8 @@
               <w:jc w:val="center"/>
               <w:rPr>
                 <w:rFonts w:ascii="Arial" w:hAnsi="Arial"/>
-                <w:sz w:val="20"/>
-                <w:szCs w:val="20"/>
+                <w:sz w:val="22"/>
+                <w:szCs w:val="22"/>
               </w:rPr>
             </w:pPr>
             <w:r>
@@ -2773,9 +2773,9 @@
                 <w:dstrike w:val="false"/>
                 <w:color w:val="000000"/>
                 <w:position w:val="0"/>
-                <w:sz w:val="20"/>
-                <w:sz w:val="20"/>
-                <w:szCs w:val="20"/>
+                <w:sz w:val="22"/>
+                <w:sz w:val="22"/>
+                <w:szCs w:val="22"/>
                 <w:u w:val="none"/>
                 <w:shd w:fill="auto" w:val="clear"/>
                 <w:vertAlign w:val="baseline"/>
@@ -2786,7 +2786,7 @@
         </w:tc>
         <w:tc>
           <w:tcPr>
-            <w:tcW w:w="1891" w:type="dxa"/>
+            <w:tcW w:w="1893" w:type="dxa"/>
             <w:gridSpan w:val="3"/>
             <w:vMerge w:val="restart"/>
             <w:tcBorders>
@@ -2816,9 +2816,9 @@
                 <w:dstrike w:val="false"/>
                 <w:color w:val="000000"/>
                 <w:position w:val="0"/>
-                <w:sz w:val="20"/>
-                <w:sz w:val="20"/>
-                <w:szCs w:val="20"/>
+                <w:sz w:val="22"/>
+                <w:sz w:val="22"/>
+                <w:szCs w:val="22"/>
                 <w:u w:val="none"/>
                 <w:shd w:fill="auto" w:val="clear"/>
                 <w:vertAlign w:val="baseline"/>
@@ -2837,9 +2837,9 @@
                 <w:dstrike w:val="false"/>
                 <w:color w:val="000000"/>
                 <w:position w:val="0"/>
-                <w:sz w:val="20"/>
-                <w:sz w:val="20"/>
-                <w:szCs w:val="20"/>
+                <w:sz w:val="22"/>
+                <w:sz w:val="22"/>
+                <w:szCs w:val="22"/>
                 <w:u w:val="none"/>
                 <w:shd w:fill="auto" w:val="clear"/>
                 <w:vertAlign w:val="baseline"/>
@@ -2880,9 +2880,9 @@
                 <w:dstrike w:val="false"/>
                 <w:color w:val="000000"/>
                 <w:position w:val="0"/>
-                <w:sz w:val="20"/>
-                <w:sz w:val="20"/>
-                <w:szCs w:val="20"/>
+                <w:sz w:val="22"/>
+                <w:sz w:val="22"/>
+                <w:szCs w:val="22"/>
                 <w:u w:val="none"/>
                 <w:shd w:fill="auto" w:val="clear"/>
                 <w:vertAlign w:val="baseline"/>
@@ -2901,9 +2901,9 @@
                 <w:dstrike w:val="false"/>
                 <w:color w:val="000000"/>
                 <w:position w:val="0"/>
-                <w:sz w:val="20"/>
-                <w:sz w:val="20"/>
-                <w:szCs w:val="20"/>
+                <w:sz w:val="22"/>
+                <w:sz w:val="22"/>
+                <w:szCs w:val="22"/>
                 <w:u w:val="none"/>
                 <w:shd w:fill="auto" w:val="clear"/>
                 <w:vertAlign w:val="baseline"/>
@@ -2922,8 +2922,8 @@
               <w:jc w:val="left"/>
               <w:rPr>
                 <w:rFonts w:ascii="Arial" w:hAnsi="Arial"/>
-                <w:sz w:val="20"/>
-                <w:szCs w:val="20"/>
+                <w:sz w:val="22"/>
+                <w:szCs w:val="22"/>
               </w:rPr>
             </w:pPr>
             <w:r>
@@ -2939,9 +2939,9 @@
                 <w:dstrike w:val="false"/>
                 <w:color w:val="000000"/>
                 <w:position w:val="0"/>
-                <w:sz w:val="20"/>
-                <w:sz w:val="20"/>
-                <w:szCs w:val="20"/>
+                <w:sz w:val="22"/>
+                <w:sz w:val="22"/>
+                <w:szCs w:val="22"/>
                 <w:u w:val="none"/>
                 <w:shd w:fill="auto" w:val="clear"/>
                 <w:vertAlign w:val="baseline"/>
@@ -2961,8 +2961,8 @@
               <w:jc w:val="left"/>
               <w:rPr>
                 <w:rFonts w:ascii="Arial" w:hAnsi="Arial"/>
-                <w:sz w:val="20"/>
-                <w:szCs w:val="20"/>
+                <w:sz w:val="22"/>
+                <w:szCs w:val="22"/>
               </w:rPr>
             </w:pPr>
             <w:r>
@@ -3021,8 +3021,8 @@
                 <w:rFonts w:ascii="Arial" w:hAnsi="Arial" w:eastAsia="Arial" w:cs="Arial"/>
                 <w:b/>
                 <w:bCs/>
-                <w:sz w:val="20"/>
-                <w:szCs w:val="20"/>
+                <w:sz w:val="22"/>
+                <w:szCs w:val="22"/>
               </w:rPr>
             </w:pPr>
             <w:r>
@@ -3030,8 +3030,8 @@
                 <w:rFonts w:eastAsia="Arial" w:cs="Arial" w:ascii="Arial" w:hAnsi="Arial"/>
                 <w:b/>
                 <w:bCs/>
-                <w:sz w:val="20"/>
-                <w:szCs w:val="20"/>
+                <w:sz w:val="22"/>
+                <w:szCs w:val="22"/>
               </w:rPr>
             </w:r>
           </w:p>
@@ -3047,8 +3047,8 @@
               <w:jc w:val="left"/>
               <w:rPr>
                 <w:rFonts w:ascii="Arial" w:hAnsi="Arial"/>
-                <w:sz w:val="20"/>
-                <w:szCs w:val="20"/>
+                <w:sz w:val="22"/>
+                <w:szCs w:val="22"/>
               </w:rPr>
             </w:pPr>
             <w:r>
@@ -3064,9 +3064,9 @@
                 <w:dstrike w:val="false"/>
                 <w:color w:val="000000"/>
                 <w:position w:val="0"/>
-                <w:sz w:val="20"/>
-                <w:sz w:val="20"/>
-                <w:szCs w:val="20"/>
+                <w:sz w:val="22"/>
+                <w:sz w:val="22"/>
+                <w:szCs w:val="22"/>
                 <w:u w:val="none"/>
                 <w:shd w:fill="auto" w:val="clear"/>
                 <w:vertAlign w:val="baseline"/>
@@ -3103,8 +3103,8 @@
               <w:jc w:val="left"/>
               <w:rPr>
                 <w:rFonts w:ascii="Arial" w:hAnsi="Arial"/>
-                <w:sz w:val="20"/>
-                <w:szCs w:val="20"/>
+                <w:sz w:val="22"/>
+                <w:szCs w:val="22"/>
               </w:rPr>
             </w:pPr>
             <w:r>
@@ -3120,9 +3120,9 @@
                 <w:dstrike w:val="false"/>
                 <w:color w:val="000000"/>
                 <w:position w:val="0"/>
-                <w:sz w:val="20"/>
-                <w:sz w:val="20"/>
-                <w:szCs w:val="20"/>
+                <w:sz w:val="22"/>
+                <w:sz w:val="22"/>
+                <w:szCs w:val="22"/>
                 <w:u w:val="none"/>
                 <w:shd w:fill="auto" w:val="clear"/>
                 <w:vertAlign w:val="baseline"/>
@@ -3133,7 +3133,7 @@
         </w:tc>
         <w:tc>
           <w:tcPr>
-            <w:tcW w:w="1620" w:type="dxa"/>
+            <w:tcW w:w="1618" w:type="dxa"/>
             <w:gridSpan w:val="2"/>
             <w:tcBorders>
               <w:top w:val="single" w:sz="4" w:space="0" w:color="000000"/>
@@ -3154,8 +3154,8 @@
               <w:jc w:val="center"/>
               <w:rPr>
                 <w:rFonts w:ascii="Arial" w:hAnsi="Arial"/>
-                <w:sz w:val="20"/>
-                <w:szCs w:val="20"/>
+                <w:sz w:val="22"/>
+                <w:szCs w:val="22"/>
               </w:rPr>
             </w:pPr>
             <w:r>
@@ -3171,9 +3171,9 @@
                 <w:dstrike w:val="false"/>
                 <w:color w:val="000000"/>
                 <w:position w:val="0"/>
-                <w:sz w:val="20"/>
-                <w:sz w:val="20"/>
-                <w:szCs w:val="20"/>
+                <w:sz w:val="22"/>
+                <w:sz w:val="22"/>
+                <w:szCs w:val="22"/>
                 <w:u w:val="none"/>
                 <w:shd w:fill="auto" w:val="clear"/>
                 <w:vertAlign w:val="baseline"/>
@@ -3184,7 +3184,7 @@
         </w:tc>
         <w:tc>
           <w:tcPr>
-            <w:tcW w:w="1891" w:type="dxa"/>
+            <w:tcW w:w="1893" w:type="dxa"/>
             <w:gridSpan w:val="3"/>
             <w:vMerge w:val="continue"/>
             <w:tcBorders>
@@ -3214,9 +3214,9 @@
                 <w:dstrike w:val="false"/>
                 <w:color w:val="000000"/>
                 <w:position w:val="0"/>
-                <w:sz w:val="20"/>
-                <w:sz w:val="20"/>
-                <w:szCs w:val="20"/>
+                <w:sz w:val="22"/>
+                <w:sz w:val="22"/>
+                <w:szCs w:val="22"/>
                 <w:u w:val="none"/>
                 <w:shd w:fill="auto" w:val="clear"/>
                 <w:vertAlign w:val="baseline"/>
@@ -3235,9 +3235,9 @@
                 <w:dstrike w:val="false"/>
                 <w:color w:val="000000"/>
                 <w:position w:val="0"/>
-                <w:sz w:val="20"/>
-                <w:sz w:val="20"/>
-                <w:szCs w:val="20"/>
+                <w:sz w:val="22"/>
+                <w:sz w:val="22"/>
+                <w:szCs w:val="22"/>
                 <w:u w:val="none"/>
                 <w:shd w:fill="auto" w:val="clear"/>
                 <w:vertAlign w:val="baseline"/>
@@ -3278,9 +3278,9 @@
                 <w:dstrike w:val="false"/>
                 <w:color w:val="000000"/>
                 <w:position w:val="0"/>
-                <w:sz w:val="20"/>
-                <w:sz w:val="20"/>
-                <w:szCs w:val="20"/>
+                <w:sz w:val="22"/>
+                <w:sz w:val="22"/>
+                <w:szCs w:val="22"/>
                 <w:u w:val="none"/>
                 <w:shd w:fill="auto" w:val="clear"/>
                 <w:vertAlign w:val="baseline"/>
@@ -3299,9 +3299,9 @@
                 <w:dstrike w:val="false"/>
                 <w:color w:val="000000"/>
                 <w:position w:val="0"/>
-                <w:sz w:val="20"/>
-                <w:sz w:val="20"/>
-                <w:szCs w:val="20"/>
+                <w:sz w:val="22"/>
+                <w:sz w:val="22"/>
+                <w:szCs w:val="22"/>
                 <w:u w:val="none"/>
                 <w:shd w:fill="auto" w:val="clear"/>
                 <w:vertAlign w:val="baseline"/>
@@ -3337,8 +3337,8 @@
               <w:jc w:val="left"/>
               <w:rPr>
                 <w:rFonts w:ascii="Arial" w:hAnsi="Arial"/>
-                <w:sz w:val="20"/>
-                <w:szCs w:val="20"/>
+                <w:sz w:val="22"/>
+                <w:szCs w:val="22"/>
               </w:rPr>
             </w:pPr>
             <w:r>
@@ -3354,9 +3354,9 @@
                 <w:dstrike w:val="false"/>
                 <w:color w:val="000000"/>
                 <w:position w:val="0"/>
-                <w:sz w:val="20"/>
-                <w:sz w:val="20"/>
-                <w:szCs w:val="20"/>
+                <w:sz w:val="22"/>
+                <w:sz w:val="22"/>
+                <w:szCs w:val="22"/>
                 <w:u w:val="none"/>
                 <w:shd w:fill="auto" w:val="clear"/>
                 <w:vertAlign w:val="baseline"/>
@@ -3367,7 +3367,7 @@
         </w:tc>
         <w:tc>
           <w:tcPr>
-            <w:tcW w:w="1620" w:type="dxa"/>
+            <w:tcW w:w="1618" w:type="dxa"/>
             <w:gridSpan w:val="2"/>
             <w:tcBorders>
               <w:top w:val="single" w:sz="4" w:space="0" w:color="000000"/>
@@ -3388,8 +3388,8 @@
               <w:jc w:val="center"/>
               <w:rPr>
                 <w:rFonts w:ascii="Arial" w:hAnsi="Arial"/>
-                <w:sz w:val="20"/>
-                <w:szCs w:val="20"/>
+                <w:sz w:val="22"/>
+                <w:szCs w:val="22"/>
               </w:rPr>
             </w:pPr>
             <w:r>
@@ -3405,9 +3405,9 @@
                 <w:dstrike w:val="false"/>
                 <w:color w:val="000000"/>
                 <w:position w:val="0"/>
-                <w:sz w:val="20"/>
-                <w:sz w:val="20"/>
-                <w:szCs w:val="20"/>
+                <w:sz w:val="22"/>
+                <w:sz w:val="22"/>
+                <w:szCs w:val="22"/>
                 <w:u w:val="none"/>
                 <w:shd w:fill="auto" w:val="clear"/>
                 <w:vertAlign w:val="baseline"/>
@@ -3418,7 +3418,7 @@
         </w:tc>
         <w:tc>
           <w:tcPr>
-            <w:tcW w:w="1891" w:type="dxa"/>
+            <w:tcW w:w="1893" w:type="dxa"/>
             <w:gridSpan w:val="3"/>
             <w:tcBorders>
               <w:left w:val="single" w:sz="4" w:space="0" w:color="000000"/>
@@ -3429,15 +3429,15 @@
               <w:pStyle w:val="normal1"/>
               <w:rPr>
                 <w:rFonts w:ascii="Arial" w:hAnsi="Arial" w:eastAsia="Arial" w:cs="Arial"/>
-                <w:sz w:val="20"/>
-                <w:szCs w:val="20"/>
-              </w:rPr>
-            </w:pPr>
-            <w:r>
-              <w:rPr>
-                <w:rFonts w:eastAsia="Arial" w:cs="Arial" w:ascii="Arial" w:hAnsi="Arial"/>
-                <w:sz w:val="20"/>
-                <w:szCs w:val="20"/>
+                <w:sz w:val="22"/>
+                <w:szCs w:val="22"/>
+              </w:rPr>
+            </w:pPr>
+            <w:r>
+              <w:rPr>
+                <w:rFonts w:eastAsia="Arial" w:cs="Arial" w:ascii="Arial" w:hAnsi="Arial"/>
+                <w:sz w:val="22"/>
+                <w:szCs w:val="22"/>
               </w:rPr>
             </w:r>
           </w:p>
@@ -3464,15 +3464,15 @@
               <w:jc w:val="left"/>
               <w:rPr>
                 <w:rFonts w:ascii="Arial" w:hAnsi="Arial" w:eastAsia="Arial" w:cs="Arial"/>
-                <w:sz w:val="20"/>
-                <w:szCs w:val="20"/>
-              </w:rPr>
-            </w:pPr>
-            <w:r>
-              <w:rPr>
-                <w:rFonts w:eastAsia="Arial" w:cs="Arial" w:ascii="Arial" w:hAnsi="Arial"/>
-                <w:sz w:val="20"/>
-                <w:szCs w:val="20"/>
+                <w:sz w:val="22"/>
+                <w:szCs w:val="22"/>
+              </w:rPr>
+            </w:pPr>
+            <w:r>
+              <w:rPr>
+                <w:rFonts w:eastAsia="Arial" w:cs="Arial" w:ascii="Arial" w:hAnsi="Arial"/>
+                <w:sz w:val="22"/>
+                <w:szCs w:val="22"/>
               </w:rPr>
             </w:r>
           </w:p>
@@ -3506,8 +3506,8 @@
               <w:jc w:val="left"/>
               <w:rPr>
                 <w:rFonts w:ascii="Arial" w:hAnsi="Arial"/>
-                <w:sz w:val="20"/>
-                <w:szCs w:val="20"/>
+                <w:sz w:val="22"/>
+                <w:szCs w:val="22"/>
               </w:rPr>
             </w:pPr>
             <w:r>
@@ -3523,9 +3523,9 @@
                 <w:dstrike w:val="false"/>
                 <w:color w:val="000000"/>
                 <w:position w:val="0"/>
-                <w:sz w:val="20"/>
-                <w:sz w:val="20"/>
-                <w:szCs w:val="20"/>
+                <w:sz w:val="22"/>
+                <w:sz w:val="22"/>
+                <w:szCs w:val="22"/>
                 <w:u w:val="none"/>
                 <w:shd w:fill="auto" w:val="clear"/>
                 <w:vertAlign w:val="baseline"/>
@@ -3536,7 +3536,7 @@
         </w:tc>
         <w:tc>
           <w:tcPr>
-            <w:tcW w:w="1620" w:type="dxa"/>
+            <w:tcW w:w="1618" w:type="dxa"/>
             <w:gridSpan w:val="2"/>
             <w:tcBorders>
               <w:top w:val="single" w:sz="4" w:space="0" w:color="000000"/>
@@ -3558,8 +3558,8 @@
               <w:jc w:val="center"/>
               <w:rPr>
                 <w:rFonts w:ascii="Arial" w:hAnsi="Arial"/>
-                <w:sz w:val="20"/>
-                <w:szCs w:val="20"/>
+                <w:sz w:val="22"/>
+                <w:szCs w:val="22"/>
               </w:rPr>
             </w:pPr>
             <w:r>
@@ -3575,9 +3575,9 @@
                 <w:dstrike w:val="false"/>
                 <w:color w:val="000000"/>
                 <w:position w:val="0"/>
-                <w:sz w:val="20"/>
-                <w:sz w:val="20"/>
-                <w:szCs w:val="20"/>
+                <w:sz w:val="22"/>
+                <w:sz w:val="22"/>
+                <w:szCs w:val="22"/>
                 <w:u w:val="none"/>
                 <w:shd w:fill="auto" w:val="clear"/>
                 <w:vertAlign w:val="baseline"/>
@@ -3588,7 +3588,7 @@
         </w:tc>
         <w:tc>
           <w:tcPr>
-            <w:tcW w:w="1891" w:type="dxa"/>
+            <w:tcW w:w="1893" w:type="dxa"/>
             <w:gridSpan w:val="3"/>
             <w:tcBorders>
               <w:left w:val="single" w:sz="4" w:space="0" w:color="000000"/>
@@ -3600,15 +3600,15 @@
               <w:pStyle w:val="normal1"/>
               <w:rPr>
                 <w:rFonts w:ascii="Arial" w:hAnsi="Arial" w:eastAsia="Arial" w:cs="Arial"/>
-                <w:sz w:val="20"/>
-                <w:szCs w:val="20"/>
-              </w:rPr>
-            </w:pPr>
-            <w:r>
-              <w:rPr>
-                <w:rFonts w:eastAsia="Arial" w:cs="Arial" w:ascii="Arial" w:hAnsi="Arial"/>
-                <w:sz w:val="20"/>
-                <w:szCs w:val="20"/>
+                <w:sz w:val="22"/>
+                <w:szCs w:val="22"/>
+              </w:rPr>
+            </w:pPr>
+            <w:r>
+              <w:rPr>
+                <w:rFonts w:eastAsia="Arial" w:cs="Arial" w:ascii="Arial" w:hAnsi="Arial"/>
+                <w:sz w:val="22"/>
+                <w:szCs w:val="22"/>
               </w:rPr>
             </w:r>
           </w:p>
@@ -3635,15 +3635,15 @@
               <w:jc w:val="left"/>
               <w:rPr>
                 <w:rFonts w:ascii="Arial" w:hAnsi="Arial" w:eastAsia="Arial" w:cs="Arial"/>
-                <w:sz w:val="20"/>
-                <w:szCs w:val="20"/>
-              </w:rPr>
-            </w:pPr>
-            <w:r>
-              <w:rPr>
-                <w:rFonts w:eastAsia="Arial" w:cs="Arial" w:ascii="Arial" w:hAnsi="Arial"/>
-                <w:sz w:val="20"/>
-                <w:szCs w:val="20"/>
+                <w:sz w:val="22"/>
+                <w:szCs w:val="22"/>
+              </w:rPr>
+            </w:pPr>
+            <w:r>
+              <w:rPr>
+                <w:rFonts w:eastAsia="Arial" w:cs="Arial" w:ascii="Arial" w:hAnsi="Arial"/>
+                <w:sz w:val="22"/>
+                <w:szCs w:val="22"/>
               </w:rPr>
             </w:r>
           </w:p>
@@ -3651,7 +3651,7 @@
       </w:tr>
       <w:tr>
         <w:trPr>
-          <w:trHeight w:val="284" w:hRule="atLeast"/>
+          <w:trHeight w:val="384" w:hRule="atLeast"/>
         </w:trPr>
         <w:tc>
           <w:tcPr>
@@ -3667,15 +3667,15 @@
               <w:pStyle w:val="normal1"/>
               <w:rPr>
                 <w:rFonts w:ascii="Arial" w:hAnsi="Arial"/>
-                <w:sz w:val="20"/>
-                <w:szCs w:val="20"/>
-              </w:rPr>
-            </w:pPr>
-            <w:r>
-              <w:rPr>
-                <w:rFonts w:ascii="Arial" w:hAnsi="Arial"/>
-                <w:sz w:val="20"/>
-                <w:szCs w:val="20"/>
+                <w:sz w:val="22"/>
+                <w:szCs w:val="22"/>
+              </w:rPr>
+            </w:pPr>
+            <w:r>
+              <w:rPr>
+                <w:rFonts w:ascii="Arial" w:hAnsi="Arial"/>
+                <w:sz w:val="22"/>
+                <w:szCs w:val="22"/>
               </w:rPr>
             </w:r>
           </w:p>
@@ -3702,311 +3702,21 @@
               <w:jc w:val="left"/>
               <w:rPr>
                 <w:rFonts w:ascii="Arial" w:hAnsi="Arial"/>
-                <w:sz w:val="20"/>
-                <w:szCs w:val="20"/>
-              </w:rPr>
-            </w:pPr>
-            <w:r>
-              <w:rPr>
-                <w:rFonts w:ascii="Arial" w:hAnsi="Arial"/>
-                <w:sz w:val="20"/>
-                <w:szCs w:val="20"/>
+                <w:sz w:val="22"/>
+                <w:szCs w:val="22"/>
+              </w:rPr>
+            </w:pPr>
+            <w:r>
+              <w:rPr>
+                <w:rFonts w:ascii="Arial" w:hAnsi="Arial"/>
+                <w:sz w:val="22"/>
+                <w:szCs w:val="22"/>
               </w:rPr>
             </w:r>
           </w:p>
         </w:tc>
       </w:tr>
     </w:tbl>
-    <w:p>
-      <w:pPr>
-        <w:pStyle w:val="normal1"/>
-        <w:keepNext w:val="false"/>
-        <w:keepLines w:val="false"/>
-        <w:pageBreakBefore w:val="false"/>
-        <w:widowControl/>
-        <w:shd w:val="clear" w:fill="auto"/>
-        <w:tabs>
-          <w:tab w:val="clear" w:pos="720"/>
-          <w:tab w:val="left" w:pos="7920" w:leader="none"/>
-        </w:tabs>
-        <w:spacing w:lineRule="auto" w:line="240" w:before="148" w:after="0"/>
-        <w:ind w:hanging="0" w:left="0" w:right="0"/>
-        <w:jc w:val="center"/>
-        <w:rPr>
-          <w:rFonts w:ascii="Arial" w:hAnsi="Arial" w:eastAsia="Arial" w:cs="Arial"/>
-          <w:b/>
-          <w:bCs/>
-          <w:i w:val="false"/>
-          <w:i w:val="false"/>
-          <w:iCs w:val="false"/>
-          <w:caps w:val="false"/>
-          <w:smallCaps w:val="false"/>
-          <w:strike w:val="false"/>
-          <w:dstrike w:val="false"/>
-          <w:color w:val="000000"/>
-          <w:position w:val="0"/>
-          <w:sz w:val="20"/>
-          <w:sz w:val="20"/>
-          <w:szCs w:val="20"/>
-          <w:u w:val="single"/>
-          <w:shd w:fill="auto" w:val="clear"/>
-          <w:vertAlign w:val="baseline"/>
-        </w:rPr>
-      </w:pPr>
-      <w:r>
-        <w:rPr>
-          <w:rFonts w:eastAsia="Arial" w:cs="Arial" w:ascii="Arial" w:hAnsi="Arial"/>
-          <w:b/>
-          <w:bCs/>
-          <w:i w:val="false"/>
-          <w:iCs w:val="false"/>
-          <w:caps w:val="false"/>
-          <w:smallCaps w:val="false"/>
-          <w:strike w:val="false"/>
-          <w:dstrike w:val="false"/>
-          <w:color w:val="000000"/>
-          <w:position w:val="0"/>
-          <w:sz w:val="20"/>
-          <w:sz w:val="20"/>
-          <w:szCs w:val="20"/>
-          <w:u w:val="single"/>
-          <w:shd w:fill="auto" w:val="clear"/>
-          <w:vertAlign w:val="baseline"/>
-        </w:rPr>
-      </w:r>
-    </w:p>
-    <w:p>
-      <w:pPr>
-        <w:pStyle w:val="normal1"/>
-        <w:keepNext w:val="false"/>
-        <w:keepLines w:val="false"/>
-        <w:pageBreakBefore w:val="false"/>
-        <w:widowControl/>
-        <w:shd w:val="clear" w:fill="auto"/>
-        <w:tabs>
-          <w:tab w:val="clear" w:pos="720"/>
-          <w:tab w:val="left" w:pos="7920" w:leader="none"/>
-        </w:tabs>
-        <w:spacing w:lineRule="auto" w:line="240" w:before="148" w:after="0"/>
-        <w:ind w:hanging="0" w:left="0" w:right="0"/>
-        <w:jc w:val="center"/>
-        <w:rPr>
-          <w:rFonts w:ascii="Arial" w:hAnsi="Arial" w:eastAsia="Arial" w:cs="Arial"/>
-          <w:b/>
-          <w:bCs/>
-          <w:i w:val="false"/>
-          <w:i w:val="false"/>
-          <w:iCs w:val="false"/>
-          <w:caps w:val="false"/>
-          <w:smallCaps w:val="false"/>
-          <w:strike w:val="false"/>
-          <w:dstrike w:val="false"/>
-          <w:color w:val="000000"/>
-          <w:position w:val="0"/>
-          <w:sz w:val="20"/>
-          <w:sz w:val="20"/>
-          <w:szCs w:val="20"/>
-          <w:u w:val="single"/>
-          <w:shd w:fill="auto" w:val="clear"/>
-          <w:vertAlign w:val="baseline"/>
-        </w:rPr>
-      </w:pPr>
-      <w:r>
-        <w:rPr>
-          <w:rFonts w:eastAsia="Arial" w:cs="Arial" w:ascii="Arial" w:hAnsi="Arial"/>
-          <w:b/>
-          <w:bCs/>
-          <w:i w:val="false"/>
-          <w:iCs w:val="false"/>
-          <w:caps w:val="false"/>
-          <w:smallCaps w:val="false"/>
-          <w:strike w:val="false"/>
-          <w:dstrike w:val="false"/>
-          <w:color w:val="000000"/>
-          <w:position w:val="0"/>
-          <w:sz w:val="20"/>
-          <w:sz w:val="20"/>
-          <w:szCs w:val="20"/>
-          <w:u w:val="single"/>
-          <w:shd w:fill="auto" w:val="clear"/>
-          <w:vertAlign w:val="baseline"/>
-        </w:rPr>
-      </w:r>
-    </w:p>
-    <w:p>
-      <w:pPr>
-        <w:pStyle w:val="normal1"/>
-        <w:keepNext w:val="false"/>
-        <w:keepLines w:val="false"/>
-        <w:pageBreakBefore w:val="false"/>
-        <w:widowControl/>
-        <w:shd w:val="clear" w:fill="auto"/>
-        <w:tabs>
-          <w:tab w:val="clear" w:pos="720"/>
-          <w:tab w:val="left" w:pos="7920" w:leader="none"/>
-        </w:tabs>
-        <w:spacing w:lineRule="auto" w:line="240" w:before="148" w:after="0"/>
-        <w:ind w:hanging="0" w:left="0" w:right="0"/>
-        <w:jc w:val="center"/>
-        <w:rPr>
-          <w:rFonts w:ascii="Arial" w:hAnsi="Arial" w:eastAsia="Arial" w:cs="Arial"/>
-          <w:b/>
-          <w:bCs/>
-          <w:i w:val="false"/>
-          <w:i w:val="false"/>
-          <w:iCs w:val="false"/>
-          <w:caps w:val="false"/>
-          <w:smallCaps w:val="false"/>
-          <w:strike w:val="false"/>
-          <w:dstrike w:val="false"/>
-          <w:color w:val="000000"/>
-          <w:position w:val="0"/>
-          <w:sz w:val="20"/>
-          <w:sz w:val="20"/>
-          <w:szCs w:val="20"/>
-          <w:u w:val="single"/>
-          <w:shd w:fill="auto" w:val="clear"/>
-          <w:vertAlign w:val="baseline"/>
-        </w:rPr>
-      </w:pPr>
-      <w:r>
-        <w:rPr>
-          <w:rFonts w:eastAsia="Arial" w:cs="Arial" w:ascii="Arial" w:hAnsi="Arial"/>
-          <w:b/>
-          <w:bCs/>
-          <w:i w:val="false"/>
-          <w:iCs w:val="false"/>
-          <w:caps w:val="false"/>
-          <w:smallCaps w:val="false"/>
-          <w:strike w:val="false"/>
-          <w:dstrike w:val="false"/>
-          <w:color w:val="000000"/>
-          <w:position w:val="0"/>
-          <w:sz w:val="20"/>
-          <w:sz w:val="20"/>
-          <w:szCs w:val="20"/>
-          <w:u w:val="single"/>
-          <w:shd w:fill="auto" w:val="clear"/>
-          <w:vertAlign w:val="baseline"/>
-        </w:rPr>
-      </w:r>
-    </w:p>
-    <w:p>
-      <w:pPr>
-        <w:pStyle w:val="normal1"/>
-        <w:keepNext w:val="false"/>
-        <w:keepLines w:val="false"/>
-        <w:pageBreakBefore w:val="false"/>
-        <w:widowControl/>
-        <w:shd w:val="clear" w:fill="auto"/>
-        <w:tabs>
-          <w:tab w:val="clear" w:pos="720"/>
-          <w:tab w:val="left" w:pos="7920" w:leader="none"/>
-        </w:tabs>
-        <w:spacing w:lineRule="auto" w:line="240" w:before="148" w:after="0"/>
-        <w:ind w:hanging="0" w:left="0" w:right="0"/>
-        <w:jc w:val="center"/>
-        <w:rPr>
-          <w:rFonts w:ascii="Arial" w:hAnsi="Arial" w:eastAsia="Arial" w:cs="Arial"/>
-          <w:b/>
-          <w:bCs/>
-          <w:i w:val="false"/>
-          <w:i w:val="false"/>
-          <w:iCs w:val="false"/>
-          <w:caps w:val="false"/>
-          <w:smallCaps w:val="false"/>
-          <w:strike w:val="false"/>
-          <w:dstrike w:val="false"/>
-          <w:color w:val="000000"/>
-          <w:position w:val="0"/>
-          <w:sz w:val="20"/>
-          <w:sz w:val="20"/>
-          <w:szCs w:val="20"/>
-          <w:u w:val="single"/>
-          <w:shd w:fill="auto" w:val="clear"/>
-          <w:vertAlign w:val="baseline"/>
-        </w:rPr>
-      </w:pPr>
-      <w:r>
-        <w:rPr>
-          <w:rFonts w:eastAsia="Arial" w:cs="Arial" w:ascii="Arial" w:hAnsi="Arial"/>
-          <w:b/>
-          <w:bCs/>
-          <w:i w:val="false"/>
-          <w:iCs w:val="false"/>
-          <w:caps w:val="false"/>
-          <w:smallCaps w:val="false"/>
-          <w:strike w:val="false"/>
-          <w:dstrike w:val="false"/>
-          <w:color w:val="000000"/>
-          <w:position w:val="0"/>
-          <w:sz w:val="20"/>
-          <w:sz w:val="20"/>
-          <w:szCs w:val="20"/>
-          <w:u w:val="single"/>
-          <w:shd w:fill="auto" w:val="clear"/>
-          <w:vertAlign w:val="baseline"/>
-        </w:rPr>
-      </w:r>
-    </w:p>
-    <w:p>
-      <w:pPr>
-        <w:pStyle w:val="normal1"/>
-        <w:keepNext w:val="false"/>
-        <w:keepLines w:val="false"/>
-        <w:pageBreakBefore w:val="false"/>
-        <w:widowControl/>
-        <w:shd w:val="clear" w:fill="auto"/>
-        <w:tabs>
-          <w:tab w:val="clear" w:pos="720"/>
-          <w:tab w:val="left" w:pos="7920" w:leader="none"/>
-        </w:tabs>
-        <w:spacing w:lineRule="auto" w:line="240" w:before="148" w:after="0"/>
-        <w:ind w:hanging="0" w:left="0" w:right="0"/>
-        <w:jc w:val="center"/>
-        <w:rPr>
-          <w:rFonts w:ascii="Arial" w:hAnsi="Arial" w:eastAsia="Arial" w:cs="Arial"/>
-          <w:b/>
-          <w:bCs/>
-          <w:i w:val="false"/>
-          <w:i w:val="false"/>
-          <w:iCs w:val="false"/>
-          <w:caps w:val="false"/>
-          <w:smallCaps w:val="false"/>
-          <w:strike w:val="false"/>
-          <w:dstrike w:val="false"/>
-          <w:color w:val="000000"/>
-          <w:position w:val="0"/>
-          <w:sz w:val="20"/>
-          <w:sz w:val="20"/>
-          <w:szCs w:val="20"/>
-          <w:u w:val="single"/>
-          <w:shd w:fill="auto" w:val="clear"/>
-          <w:vertAlign w:val="baseline"/>
-        </w:rPr>
-      </w:pPr>
-      <w:r>
-        <w:rPr>
-          <w:rFonts w:eastAsia="Arial" w:cs="Arial" w:ascii="Arial" w:hAnsi="Arial"/>
-          <w:b/>
-          <w:bCs/>
-          <w:i w:val="false"/>
-          <w:iCs w:val="false"/>
-          <w:caps w:val="false"/>
-          <w:smallCaps w:val="false"/>
-          <w:strike w:val="false"/>
-          <w:dstrike w:val="false"/>
-          <w:color w:val="000000"/>
-          <w:position w:val="0"/>
-          <w:sz w:val="20"/>
-          <w:sz w:val="20"/>
-          <w:szCs w:val="20"/>
-          <w:u w:val="single"/>
-          <w:shd w:fill="auto" w:val="clear"/>
-          <w:vertAlign w:val="baseline"/>
-        </w:rPr>
-      </w:r>
-    </w:p>
     <w:p>
       <w:pPr>
         <w:pStyle w:val="normal1"/>

--- a/templates/CHA PL.docx
+++ b/templates/CHA PL.docx
@@ -76,24 +76,8 @@
         <w:ind w:hanging="0" w:left="0" w:right="0"/>
         <w:jc w:val="left"/>
         <w:rPr>
-          <w:rFonts w:ascii="Algerian" w:hAnsi="Algerian" w:eastAsia="Algerian" w:cs="Algerian"/>
-          <w:b w:val="false"/>
-          <w:bCs w:val="false"/>
-          <w:i w:val="false"/>
-          <w:i w:val="false"/>
-          <w:iCs w:val="false"/>
-          <w:caps w:val="false"/>
-          <w:smallCaps w:val="false"/>
-          <w:strike w:val="false"/>
-          <w:dstrike w:val="false"/>
-          <w:color w:val="000000"/>
-          <w:position w:val="0"/>
-          <w:sz w:val="32"/>
-          <w:sz w:val="32"/>
-          <w:szCs w:val="32"/>
-          <w:u w:val="none"/>
-          <w:shd w:fill="auto" w:val="clear"/>
-          <w:vertAlign w:val="baseline"/>
+          <w:sz w:val="34"/>
+          <w:szCs w:val="34"/>
         </w:rPr>
       </w:pPr>
       <w:r>
@@ -109,9 +93,9 @@
           <w:dstrike w:val="false"/>
           <w:color w:val="000000"/>
           <w:position w:val="0"/>
-          <w:sz w:val="32"/>
-          <w:sz w:val="32"/>
-          <w:szCs w:val="32"/>
+          <w:sz w:val="34"/>
+          <w:sz w:val="34"/>
+          <w:szCs w:val="34"/>
           <w:u w:val="none"/>
           <w:shd w:fill="auto" w:val="clear"/>
           <w:vertAlign w:val="baseline"/>
@@ -135,15 +119,15 @@
         <w:tblLook w:val="0000"/>
       </w:tblPr>
       <w:tblGrid>
-        <w:gridCol w:w="1708"/>
+        <w:gridCol w:w="1706"/>
         <w:gridCol w:w="1079"/>
-        <w:gridCol w:w="101"/>
-        <w:gridCol w:w="350"/>
-        <w:gridCol w:w="16"/>
+        <w:gridCol w:w="270"/>
+        <w:gridCol w:w="183"/>
+        <w:gridCol w:w="14"/>
         <w:gridCol w:w="1602"/>
         <w:gridCol w:w="540"/>
         <w:gridCol w:w="658"/>
-        <w:gridCol w:w="695"/>
+        <w:gridCol w:w="697"/>
         <w:gridCol w:w="1007"/>
         <w:gridCol w:w="39"/>
         <w:gridCol w:w="857"/>
@@ -155,7 +139,7 @@
         </w:trPr>
         <w:tc>
           <w:tcPr>
-            <w:tcW w:w="3254" w:type="dxa"/>
+            <w:tcW w:w="3252" w:type="dxa"/>
             <w:gridSpan w:val="5"/>
             <w:vMerge w:val="restart"/>
             <w:tcBorders>
@@ -452,7 +436,7 @@
         </w:tc>
         <w:tc>
           <w:tcPr>
-            <w:tcW w:w="4117" w:type="dxa"/>
+            <w:tcW w:w="4119" w:type="dxa"/>
             <w:gridSpan w:val="5"/>
             <w:tcBorders>
               <w:top w:val="single" w:sz="4" w:space="0" w:color="000000"/>
@@ -625,7 +609,7 @@
         </w:trPr>
         <w:tc>
           <w:tcPr>
-            <w:tcW w:w="3254" w:type="dxa"/>
+            <w:tcW w:w="3252" w:type="dxa"/>
             <w:gridSpan w:val="5"/>
             <w:vMerge w:val="continue"/>
             <w:tcBorders>
@@ -690,7 +674,7 @@
         </w:tc>
         <w:tc>
           <w:tcPr>
-            <w:tcW w:w="4541" w:type="dxa"/>
+            <w:tcW w:w="4543" w:type="dxa"/>
             <w:gridSpan w:val="6"/>
             <w:tcBorders>
               <w:top w:val="single" w:sz="4" w:space="0" w:color="000000"/>
@@ -869,7 +853,7 @@
       </w:tr>
       <w:tr>
         <w:trPr>
-          <w:trHeight w:val="784" w:hRule="atLeast"/>
+          <w:trHeight w:val="951" w:hRule="atLeast"/>
         </w:trPr>
         <w:tc>
           <w:tcPr>
@@ -1003,11 +987,11 @@
       </w:tr>
       <w:tr>
         <w:trPr>
-          <w:trHeight w:val="849" w:hRule="atLeast"/>
+          <w:trHeight w:val="1414" w:hRule="atLeast"/>
         </w:trPr>
         <w:tc>
           <w:tcPr>
-            <w:tcW w:w="2787" w:type="dxa"/>
+            <w:tcW w:w="2785" w:type="dxa"/>
             <w:gridSpan w:val="2"/>
             <w:tcBorders>
               <w:top w:val="single" w:sz="4" w:space="0" w:color="000000"/>
@@ -1187,7 +1171,7 @@
         </w:tc>
         <w:tc>
           <w:tcPr>
-            <w:tcW w:w="1741" w:type="dxa"/>
+            <w:tcW w:w="1743" w:type="dxa"/>
             <w:gridSpan w:val="3"/>
             <w:tcBorders>
               <w:top w:val="single" w:sz="4" w:space="0" w:color="000000"/>
@@ -1372,7 +1356,7 @@
         </w:trPr>
         <w:tc>
           <w:tcPr>
-            <w:tcW w:w="2787" w:type="dxa"/>
+            <w:tcW w:w="2785" w:type="dxa"/>
             <w:gridSpan w:val="2"/>
             <w:tcBorders>
               <w:top w:val="single" w:sz="4" w:space="0" w:color="000000"/>
@@ -1472,7 +1456,7 @@
         </w:tc>
         <w:tc>
           <w:tcPr>
-            <w:tcW w:w="4775" w:type="dxa"/>
+            <w:tcW w:w="4777" w:type="dxa"/>
             <w:gridSpan w:val="6"/>
             <w:vMerge w:val="restart"/>
             <w:tcBorders>
@@ -1564,11 +1548,11 @@
       </w:tr>
       <w:tr>
         <w:trPr>
-          <w:trHeight w:val="254" w:hRule="atLeast"/>
+          <w:trHeight w:val="497" w:hRule="atLeast"/>
         </w:trPr>
         <w:tc>
           <w:tcPr>
-            <w:tcW w:w="2787" w:type="dxa"/>
+            <w:tcW w:w="2785" w:type="dxa"/>
             <w:gridSpan w:val="2"/>
             <w:tcBorders>
               <w:left w:val="single" w:sz="4" w:space="0" w:color="000000"/>
@@ -1682,7 +1666,7 @@
         </w:tc>
         <w:tc>
           <w:tcPr>
-            <w:tcW w:w="4775" w:type="dxa"/>
+            <w:tcW w:w="4777" w:type="dxa"/>
             <w:gridSpan w:val="6"/>
             <w:vMerge w:val="continue"/>
             <w:tcBorders>
@@ -1749,11 +1733,11 @@
       </w:tr>
       <w:tr>
         <w:trPr>
-          <w:trHeight w:val="271" w:hRule="atLeast"/>
+          <w:trHeight w:val="856" w:hRule="atLeast"/>
         </w:trPr>
         <w:tc>
           <w:tcPr>
-            <w:tcW w:w="2787" w:type="dxa"/>
+            <w:tcW w:w="2785" w:type="dxa"/>
             <w:gridSpan w:val="2"/>
             <w:tcBorders>
               <w:left w:val="single" w:sz="4" w:space="0" w:color="000000"/>
@@ -1899,7 +1883,7 @@
         </w:tc>
         <w:tc>
           <w:tcPr>
-            <w:tcW w:w="4775" w:type="dxa"/>
+            <w:tcW w:w="4777" w:type="dxa"/>
             <w:gridSpan w:val="6"/>
             <w:vMerge w:val="continue"/>
             <w:tcBorders>
@@ -1970,7 +1954,7 @@
         </w:trPr>
         <w:tc>
           <w:tcPr>
-            <w:tcW w:w="1708" w:type="dxa"/>
+            <w:tcW w:w="1706" w:type="dxa"/>
             <w:tcBorders>
               <w:top w:val="single" w:sz="4" w:space="0" w:color="000000"/>
               <w:left w:val="single" w:sz="4" w:space="0" w:color="000000"/>
@@ -2021,7 +2005,7 @@
         </w:tc>
         <w:tc>
           <w:tcPr>
-            <w:tcW w:w="1180" w:type="dxa"/>
+            <w:tcW w:w="1349" w:type="dxa"/>
             <w:gridSpan w:val="2"/>
             <w:tcBorders>
               <w:top w:val="single" w:sz="4" w:space="0" w:color="000000"/>
@@ -2073,7 +2057,7 @@
         </w:tc>
         <w:tc>
           <w:tcPr>
-            <w:tcW w:w="4868" w:type="dxa"/>
+            <w:tcW w:w="4701" w:type="dxa"/>
             <w:gridSpan w:val="7"/>
             <w:tcBorders>
               <w:top w:val="single" w:sz="4" w:space="0" w:color="000000"/>
@@ -2233,7 +2217,7 @@
         </w:trPr>
         <w:tc>
           <w:tcPr>
-            <w:tcW w:w="1708" w:type="dxa"/>
+            <w:tcW w:w="1706" w:type="dxa"/>
             <w:tcBorders>
               <w:top w:val="single" w:sz="4" w:space="0" w:color="000000"/>
               <w:left w:val="single" w:sz="4" w:space="0" w:color="000000"/>
@@ -2259,6 +2243,8 @@
                 <w:szCs w:val="22"/>
               </w:rPr>
               <w:t>{{ "%02d" % packages[0].sr_start }} TO {{ "%02d" % total_quantity }}</w:t>
+              <w:br/>
+              <w:t>UNITS</w:t>
             </w:r>
           </w:p>
           <w:p>
@@ -2344,7 +2330,7 @@
         </w:tc>
         <w:tc>
           <w:tcPr>
-            <w:tcW w:w="1180" w:type="dxa"/>
+            <w:tcW w:w="1349" w:type="dxa"/>
             <w:gridSpan w:val="2"/>
             <w:tcBorders>
               <w:top w:val="single" w:sz="4" w:space="0" w:color="000000"/>
@@ -2378,7 +2364,7 @@
         </w:tc>
         <w:tc>
           <w:tcPr>
-            <w:tcW w:w="4868" w:type="dxa"/>
+            <w:tcW w:w="4701" w:type="dxa"/>
             <w:gridSpan w:val="7"/>
             <w:tcBorders>
               <w:top w:val="single" w:sz="4" w:space="0" w:color="000000"/>
@@ -2539,81 +2525,6 @@
               <w:ind w:hanging="0" w:left="0" w:right="0"/>
               <w:jc w:val="left"/>
               <w:rPr>
-                <w:rFonts w:ascii="Arial" w:hAnsi="Arial" w:eastAsia="Arial" w:cs="Arial"/>
-                <w:b w:val="false"/>
-                <w:bCs w:val="false"/>
-                <w:i w:val="false"/>
-                <w:i w:val="false"/>
-                <w:iCs w:val="false"/>
-                <w:caps w:val="false"/>
-                <w:smallCaps w:val="false"/>
-                <w:strike w:val="false"/>
-                <w:dstrike w:val="false"/>
-                <w:color w:val="000000"/>
-                <w:position w:val="0"/>
-                <w:sz w:val="22"/>
-                <w:sz w:val="22"/>
-                <w:szCs w:val="22"/>
-                <w:u w:val="none"/>
-                <w:shd w:fill="auto" w:val="clear"/>
-                <w:vertAlign w:val="baseline"/>
-              </w:rPr>
-            </w:pPr>
-            <w:r>
-              <w:rPr>
-                <w:rFonts w:eastAsia="Arial" w:cs="Arial" w:ascii="Arial" w:hAnsi="Arial"/>
-                <w:b w:val="false"/>
-                <w:bCs w:val="false"/>
-                <w:i w:val="false"/>
-                <w:iCs w:val="false"/>
-                <w:caps w:val="false"/>
-                <w:smallCaps w:val="false"/>
-                <w:strike w:val="false"/>
-                <w:dstrike w:val="false"/>
-                <w:color w:val="000000"/>
-                <w:position w:val="0"/>
-                <w:sz w:val="22"/>
-                <w:sz w:val="22"/>
-                <w:szCs w:val="22"/>
-                <w:u w:val="none"/>
-                <w:shd w:fill="auto" w:val="clear"/>
-                <w:vertAlign w:val="baseline"/>
-              </w:rPr>
-            </w:r>
-          </w:p>
-        </w:tc>
-      </w:tr>
-      <w:tr>
-        <w:trPr>
-          <w:trHeight w:val="270" w:hRule="atLeast"/>
-        </w:trPr>
-        <w:tc>
-          <w:tcPr>
-            <w:tcW w:w="10171" w:type="dxa"/>
-            <w:gridSpan w:val="13"/>
-            <w:tcBorders>
-              <w:top w:val="single" w:sz="4" w:space="0" w:color="000000"/>
-              <w:left w:val="single" w:sz="4" w:space="0" w:color="000000"/>
-              <w:bottom w:val="single" w:sz="4" w:space="0" w:color="000000"/>
-              <w:right w:val="single" w:sz="4" w:space="0" w:color="000000"/>
-            </w:tcBorders>
-            <w:vAlign w:val="center"/>
-          </w:tcPr>
-          <w:p>
-            <w:pPr>
-              <w:pStyle w:val="normal1"/>
-              <w:keepNext w:val="false"/>
-              <w:keepLines w:val="false"/>
-              <w:widowControl/>
-              <w:shd w:val="clear" w:fill="auto"/>
-              <w:tabs>
-                <w:tab w:val="clear" w:pos="720"/>
-                <w:tab w:val="left" w:pos="149" w:leader="none"/>
-              </w:tabs>
-              <w:spacing w:lineRule="auto" w:line="240" w:before="0" w:after="0"/>
-              <w:ind w:hanging="0" w:left="0" w:right="0"/>
-              <w:jc w:val="left"/>
-              <w:rPr>
                 <w:rFonts w:ascii="Arial" w:hAnsi="Arial"/>
                 <w:sz w:val="22"/>
                 <w:szCs w:val="22"/>
@@ -2736,7 +2647,7 @@
         </w:tc>
         <w:tc>
           <w:tcPr>
-            <w:tcW w:w="1618" w:type="dxa"/>
+            <w:tcW w:w="1616" w:type="dxa"/>
             <w:gridSpan w:val="2"/>
             <w:tcBorders>
               <w:left w:val="single" w:sz="4" w:space="0" w:color="000000"/>
@@ -2786,7 +2697,7 @@
         </w:tc>
         <w:tc>
           <w:tcPr>
-            <w:tcW w:w="1893" w:type="dxa"/>
+            <w:tcW w:w="1895" w:type="dxa"/>
             <w:gridSpan w:val="3"/>
             <w:vMerge w:val="restart"/>
             <w:tcBorders>
@@ -3133,7 +3044,7 @@
         </w:tc>
         <w:tc>
           <w:tcPr>
-            <w:tcW w:w="1618" w:type="dxa"/>
+            <w:tcW w:w="1616" w:type="dxa"/>
             <w:gridSpan w:val="2"/>
             <w:tcBorders>
               <w:top w:val="single" w:sz="4" w:space="0" w:color="000000"/>
@@ -3184,7 +3095,7 @@
         </w:tc>
         <w:tc>
           <w:tcPr>
-            <w:tcW w:w="1893" w:type="dxa"/>
+            <w:tcW w:w="1895" w:type="dxa"/>
             <w:gridSpan w:val="3"/>
             <w:vMerge w:val="continue"/>
             <w:tcBorders>
@@ -3367,7 +3278,7 @@
         </w:tc>
         <w:tc>
           <w:tcPr>
-            <w:tcW w:w="1618" w:type="dxa"/>
+            <w:tcW w:w="1616" w:type="dxa"/>
             <w:gridSpan w:val="2"/>
             <w:tcBorders>
               <w:top w:val="single" w:sz="4" w:space="0" w:color="000000"/>
@@ -3418,7 +3329,7 @@
         </w:tc>
         <w:tc>
           <w:tcPr>
-            <w:tcW w:w="1893" w:type="dxa"/>
+            <w:tcW w:w="1895" w:type="dxa"/>
             <w:gridSpan w:val="3"/>
             <w:tcBorders>
               <w:left w:val="single" w:sz="4" w:space="0" w:color="000000"/>
@@ -3536,7 +3447,7 @@
         </w:tc>
         <w:tc>
           <w:tcPr>
-            <w:tcW w:w="1618" w:type="dxa"/>
+            <w:tcW w:w="1616" w:type="dxa"/>
             <w:gridSpan w:val="2"/>
             <w:tcBorders>
               <w:top w:val="single" w:sz="4" w:space="0" w:color="000000"/>
@@ -3588,7 +3499,7 @@
         </w:tc>
         <w:tc>
           <w:tcPr>
-            <w:tcW w:w="1893" w:type="dxa"/>
+            <w:tcW w:w="1895" w:type="dxa"/>
             <w:gridSpan w:val="3"/>
             <w:tcBorders>
               <w:left w:val="single" w:sz="4" w:space="0" w:color="000000"/>

--- a/templates/CHA PL.docx
+++ b/templates/CHA PL.docx
@@ -119,15 +119,15 @@
         <w:tblLook w:val="0000"/>
       </w:tblPr>
       <w:tblGrid>
-        <w:gridCol w:w="1706"/>
+        <w:gridCol w:w="1705"/>
         <w:gridCol w:w="1079"/>
-        <w:gridCol w:w="270"/>
+        <w:gridCol w:w="271"/>
         <w:gridCol w:w="183"/>
-        <w:gridCol w:w="14"/>
+        <w:gridCol w:w="13"/>
         <w:gridCol w:w="1602"/>
         <w:gridCol w:w="540"/>
-        <w:gridCol w:w="658"/>
-        <w:gridCol w:w="697"/>
+        <w:gridCol w:w="900"/>
+        <w:gridCol w:w="456"/>
         <w:gridCol w:w="1007"/>
         <w:gridCol w:w="39"/>
         <w:gridCol w:w="857"/>
@@ -139,7 +139,7 @@
         </w:trPr>
         <w:tc>
           <w:tcPr>
-            <w:tcW w:w="3252" w:type="dxa"/>
+            <w:tcW w:w="3251" w:type="dxa"/>
             <w:gridSpan w:val="5"/>
             <w:vMerge w:val="restart"/>
             <w:tcBorders>
@@ -307,7 +307,7 @@
         </w:tc>
         <w:tc>
           <w:tcPr>
-            <w:tcW w:w="2800" w:type="dxa"/>
+            <w:tcW w:w="3042" w:type="dxa"/>
             <w:gridSpan w:val="3"/>
             <w:tcBorders>
               <w:top w:val="single" w:sz="4" w:space="0" w:color="000000"/>
@@ -436,7 +436,7 @@
         </w:tc>
         <w:tc>
           <w:tcPr>
-            <w:tcW w:w="4119" w:type="dxa"/>
+            <w:tcW w:w="3878" w:type="dxa"/>
             <w:gridSpan w:val="5"/>
             <w:tcBorders>
               <w:top w:val="single" w:sz="4" w:space="0" w:color="000000"/>
@@ -609,7 +609,7 @@
         </w:trPr>
         <w:tc>
           <w:tcPr>
-            <w:tcW w:w="3252" w:type="dxa"/>
+            <w:tcW w:w="3251" w:type="dxa"/>
             <w:gridSpan w:val="5"/>
             <w:vMerge w:val="continue"/>
             <w:tcBorders>
@@ -674,7 +674,7 @@
         </w:tc>
         <w:tc>
           <w:tcPr>
-            <w:tcW w:w="4543" w:type="dxa"/>
+            <w:tcW w:w="4544" w:type="dxa"/>
             <w:gridSpan w:val="6"/>
             <w:tcBorders>
               <w:top w:val="single" w:sz="4" w:space="0" w:color="000000"/>
@@ -991,7 +991,7 @@
         </w:trPr>
         <w:tc>
           <w:tcPr>
-            <w:tcW w:w="2785" w:type="dxa"/>
+            <w:tcW w:w="2784" w:type="dxa"/>
             <w:gridSpan w:val="2"/>
             <w:tcBorders>
               <w:top w:val="single" w:sz="4" w:space="0" w:color="000000"/>
@@ -1081,7 +1081,7 @@
         </w:tc>
         <w:tc>
           <w:tcPr>
-            <w:tcW w:w="3267" w:type="dxa"/>
+            <w:tcW w:w="3509" w:type="dxa"/>
             <w:gridSpan w:val="6"/>
             <w:tcBorders>
               <w:top w:val="single" w:sz="4" w:space="0" w:color="000000"/>
@@ -1171,7 +1171,7 @@
         </w:tc>
         <w:tc>
           <w:tcPr>
-            <w:tcW w:w="1743" w:type="dxa"/>
+            <w:tcW w:w="1502" w:type="dxa"/>
             <w:gridSpan w:val="3"/>
             <w:tcBorders>
               <w:top w:val="single" w:sz="4" w:space="0" w:color="000000"/>
@@ -1356,7 +1356,7 @@
         </w:trPr>
         <w:tc>
           <w:tcPr>
-            <w:tcW w:w="2785" w:type="dxa"/>
+            <w:tcW w:w="2784" w:type="dxa"/>
             <w:gridSpan w:val="2"/>
             <w:tcBorders>
               <w:top w:val="single" w:sz="4" w:space="0" w:color="000000"/>
@@ -1456,7 +1456,7 @@
         </w:tc>
         <w:tc>
           <w:tcPr>
-            <w:tcW w:w="4777" w:type="dxa"/>
+            <w:tcW w:w="4778" w:type="dxa"/>
             <w:gridSpan w:val="6"/>
             <w:vMerge w:val="restart"/>
             <w:tcBorders>
@@ -1552,7 +1552,7 @@
         </w:trPr>
         <w:tc>
           <w:tcPr>
-            <w:tcW w:w="2785" w:type="dxa"/>
+            <w:tcW w:w="2784" w:type="dxa"/>
             <w:gridSpan w:val="2"/>
             <w:tcBorders>
               <w:left w:val="single" w:sz="4" w:space="0" w:color="000000"/>
@@ -1666,7 +1666,7 @@
         </w:tc>
         <w:tc>
           <w:tcPr>
-            <w:tcW w:w="4777" w:type="dxa"/>
+            <w:tcW w:w="4778" w:type="dxa"/>
             <w:gridSpan w:val="6"/>
             <w:vMerge w:val="continue"/>
             <w:tcBorders>
@@ -1737,7 +1737,7 @@
         </w:trPr>
         <w:tc>
           <w:tcPr>
-            <w:tcW w:w="2785" w:type="dxa"/>
+            <w:tcW w:w="2784" w:type="dxa"/>
             <w:gridSpan w:val="2"/>
             <w:tcBorders>
               <w:left w:val="single" w:sz="4" w:space="0" w:color="000000"/>
@@ -1883,7 +1883,7 @@
         </w:tc>
         <w:tc>
           <w:tcPr>
-            <w:tcW w:w="4777" w:type="dxa"/>
+            <w:tcW w:w="4778" w:type="dxa"/>
             <w:gridSpan w:val="6"/>
             <w:vMerge w:val="continue"/>
             <w:tcBorders>
@@ -1954,7 +1954,7 @@
         </w:trPr>
         <w:tc>
           <w:tcPr>
-            <w:tcW w:w="1706" w:type="dxa"/>
+            <w:tcW w:w="1705" w:type="dxa"/>
             <w:tcBorders>
               <w:top w:val="single" w:sz="4" w:space="0" w:color="000000"/>
               <w:left w:val="single" w:sz="4" w:space="0" w:color="000000"/>
@@ -2005,7 +2005,7 @@
         </w:tc>
         <w:tc>
           <w:tcPr>
-            <w:tcW w:w="1349" w:type="dxa"/>
+            <w:tcW w:w="1350" w:type="dxa"/>
             <w:gridSpan w:val="2"/>
             <w:tcBorders>
               <w:top w:val="single" w:sz="4" w:space="0" w:color="000000"/>
@@ -2217,7 +2217,7 @@
         </w:trPr>
         <w:tc>
           <w:tcPr>
-            <w:tcW w:w="1706" w:type="dxa"/>
+            <w:tcW w:w="1705" w:type="dxa"/>
             <w:tcBorders>
               <w:top w:val="single" w:sz="4" w:space="0" w:color="000000"/>
               <w:left w:val="single" w:sz="4" w:space="0" w:color="000000"/>
@@ -2330,7 +2330,7 @@
         </w:tc>
         <w:tc>
           <w:tcPr>
-            <w:tcW w:w="1349" w:type="dxa"/>
+            <w:tcW w:w="1350" w:type="dxa"/>
             <w:gridSpan w:val="2"/>
             <w:tcBorders>
               <w:top w:val="single" w:sz="4" w:space="0" w:color="000000"/>
@@ -2647,7 +2647,7 @@
         </w:tc>
         <w:tc>
           <w:tcPr>
-            <w:tcW w:w="1616" w:type="dxa"/>
+            <w:tcW w:w="1615" w:type="dxa"/>
             <w:gridSpan w:val="2"/>
             <w:tcBorders>
               <w:left w:val="single" w:sz="4" w:space="0" w:color="000000"/>
@@ -2697,7 +2697,7 @@
         </w:tc>
         <w:tc>
           <w:tcPr>
-            <w:tcW w:w="1895" w:type="dxa"/>
+            <w:tcW w:w="1896" w:type="dxa"/>
             <w:gridSpan w:val="3"/>
             <w:vMerge w:val="restart"/>
             <w:tcBorders>
@@ -3044,7 +3044,7 @@
         </w:tc>
         <w:tc>
           <w:tcPr>
-            <w:tcW w:w="1616" w:type="dxa"/>
+            <w:tcW w:w="1615" w:type="dxa"/>
             <w:gridSpan w:val="2"/>
             <w:tcBorders>
               <w:top w:val="single" w:sz="4" w:space="0" w:color="000000"/>
@@ -3095,7 +3095,7 @@
         </w:tc>
         <w:tc>
           <w:tcPr>
-            <w:tcW w:w="1895" w:type="dxa"/>
+            <w:tcW w:w="1896" w:type="dxa"/>
             <w:gridSpan w:val="3"/>
             <w:vMerge w:val="continue"/>
             <w:tcBorders>
@@ -3278,7 +3278,7 @@
         </w:tc>
         <w:tc>
           <w:tcPr>
-            <w:tcW w:w="1616" w:type="dxa"/>
+            <w:tcW w:w="1615" w:type="dxa"/>
             <w:gridSpan w:val="2"/>
             <w:tcBorders>
               <w:top w:val="single" w:sz="4" w:space="0" w:color="000000"/>
@@ -3329,7 +3329,7 @@
         </w:tc>
         <w:tc>
           <w:tcPr>
-            <w:tcW w:w="1895" w:type="dxa"/>
+            <w:tcW w:w="1896" w:type="dxa"/>
             <w:gridSpan w:val="3"/>
             <w:tcBorders>
               <w:left w:val="single" w:sz="4" w:space="0" w:color="000000"/>
@@ -3447,7 +3447,7 @@
         </w:tc>
         <w:tc>
           <w:tcPr>
-            <w:tcW w:w="1616" w:type="dxa"/>
+            <w:tcW w:w="1615" w:type="dxa"/>
             <w:gridSpan w:val="2"/>
             <w:tcBorders>
               <w:top w:val="single" w:sz="4" w:space="0" w:color="000000"/>
@@ -3499,7 +3499,7 @@
         </w:tc>
         <w:tc>
           <w:tcPr>
-            <w:tcW w:w="1895" w:type="dxa"/>
+            <w:tcW w:w="1896" w:type="dxa"/>
             <w:gridSpan w:val="3"/>
             <w:tcBorders>
               <w:left w:val="single" w:sz="4" w:space="0" w:color="000000"/>
